--- a/doc/Linux-ubuntu24操作(上).docx
+++ b/doc/Linux-ubuntu24操作(上).docx
@@ -4760,11 +4760,6 @@
       <w:bookmarkEnd w:id="23"/>
     </w:p>
     <w:p>
-      <w:pPr>
-        <w:rPr>
-          <w:rFonts w:hint="eastAsia"/>
-        </w:rPr>
-      </w:pPr>
       <w:r>
         <w:rPr>
           <w:rFonts w:hint="eastAsia"/>
@@ -10913,6 +10908,9 @@
         <w:pStyle w:val="tony-7"/>
       </w:pPr>
       <w:r>
+        <w:rPr>
+          <w:noProof/>
+        </w:rPr>
         <w:lastRenderedPageBreak/>
         <w:drawing>
           <wp:inline distT="0" distB="0" distL="0" distR="0" wp14:anchorId="425C7A5A" wp14:editId="70CEB2B9">
@@ -12439,13 +12437,7 @@
         <w:rPr>
           <w:rFonts w:hint="eastAsia"/>
         </w:rPr>
-        <w:t>/var/</w:t>
-      </w:r>
-      <w:r>
-        <w:rPr>
-          <w:rFonts w:hint="eastAsia"/>
-        </w:rPr>
-        <w:t>spool</w:t>
+        <w:t>/var/spool</w:t>
       </w:r>
     </w:p>
     <w:p>
@@ -12636,9 +12628,6 @@
     <w:p>
       <w:pPr>
         <w:pStyle w:val="tony-f1"/>
-        <w:rPr>
-          <w:rFonts w:hint="eastAsia"/>
-        </w:rPr>
       </w:pPr>
       <w:r>
         <w:t>[root@</w:t>
@@ -18509,7 +18498,14 @@
     <w:p>
       <w:pPr>
         <w:pStyle w:val="tony-f1"/>
-      </w:pPr>
+        <w:numPr>
+          <w:ilvl w:val="0"/>
+          <w:numId w:val="51"/>
+        </w:numPr>
+      </w:pPr>
+      <w:r>
+        <w:t>abc  passwd</w:t>
+      </w:r>
     </w:p>
     <w:p>
       <w:pPr>
@@ -18944,6 +18940,21 @@
       </w:r>
       <w:r>
         <w:t>myfile</w:t>
+      </w:r>
+    </w:p>
+    <w:p>
+      <w:pPr>
+        <w:pStyle w:val="tony-f1"/>
+        <w:numPr>
+          <w:ilvl w:val="0"/>
+          <w:numId w:val="51"/>
+        </w:numPr>
+        <w:rPr>
+          <w:rFonts w:hint="eastAsia"/>
+        </w:rPr>
+      </w:pPr>
+      <w:r>
+        <w:t>cp: overwrite 'myfile'?</w:t>
       </w:r>
     </w:p>
     <w:p/>
@@ -19078,6 +19089,7 @@
               <w:rPr>
                 <w:rFonts w:hint="eastAsia"/>
               </w:rPr>
+              <w:lastRenderedPageBreak/>
               <w:t>選項</w:t>
             </w:r>
           </w:p>
@@ -19117,7 +19129,6 @@
               <w:rPr>
                 <w:rFonts w:hint="eastAsia"/>
               </w:rPr>
-              <w:lastRenderedPageBreak/>
               <w:t>-i</w:t>
             </w:r>
           </w:p>
@@ -19256,6 +19267,9 @@
     <w:p>
       <w:pPr>
         <w:pStyle w:val="tony-f1"/>
+        <w:rPr>
+          <w:rFonts w:hint="eastAsia"/>
+        </w:rPr>
       </w:pPr>
       <w:r>
         <w:t>[</w:t>
@@ -19309,6 +19323,13 @@
         <w:t xml:space="preserve"> </w:t>
       </w:r>
       <w:r>
+        <w:rPr>
+          <w:rFonts w:hint="eastAsia"/>
+          <w:color w:val="EE0000"/>
+        </w:rPr>
+        <w:t>-p</w:t>
+      </w:r>
+      <w:r>
         <w:t xml:space="preserve"> </w:t>
       </w:r>
       <w:r>
@@ -19348,8 +19369,77 @@
         <w:rPr>
           <w:rFonts w:hint="eastAsia"/>
         </w:rPr>
+        <w:t>位置在</w:t>
+      </w:r>
+      <w:r>
+        <w:rPr>
+          <w:rFonts w:hint="eastAsia"/>
+        </w:rPr>
+        <w:t>home/user</w:t>
+      </w:r>
+      <w:r>
+        <w:rPr>
+          <w:rFonts w:hint="eastAsia"/>
+        </w:rPr>
         <w:t>)</w:t>
       </w:r>
+      <w:r>
+        <w:rPr>
+          <w:rFonts w:hint="eastAsia"/>
+        </w:rPr>
+        <w:t>，沒加</w:t>
+      </w:r>
+      <w:r>
+        <w:rPr>
+          <w:rFonts w:hint="eastAsia"/>
+        </w:rPr>
+        <w:t>.</w:t>
+      </w:r>
+      <w:r>
+        <w:rPr>
+          <w:rFonts w:hint="eastAsia"/>
+        </w:rPr>
+        <w:t>是到</w:t>
+      </w:r>
+      <w:r>
+        <w:rPr>
+          <w:rFonts w:hint="eastAsia"/>
+        </w:rPr>
+        <w:t>根目錄下的</w:t>
+      </w:r>
+      <w:r>
+        <w:t>/tmp/testdir</w:t>
+      </w:r>
+      <w:r>
+        <w:rPr>
+          <w:rFonts w:hint="eastAsia"/>
+        </w:rPr>
+        <w:t>(</w:t>
+      </w:r>
+      <w:r>
+        <w:rPr>
+          <w:rFonts w:hint="eastAsia"/>
+        </w:rPr>
+        <w:t>可</w:t>
+      </w:r>
+      <w:r>
+        <w:rPr>
+          <w:rFonts w:hint="eastAsia"/>
+        </w:rPr>
+        <w:t>demo</w:t>
+      </w:r>
+      <w:r>
+        <w:rPr>
+          <w:rFonts w:hint="eastAsia"/>
+        </w:rPr>
+        <w:t>這兩個的不同</w:t>
+      </w:r>
+      <w:r>
+        <w:rPr>
+          <w:rFonts w:hint="eastAsia"/>
+        </w:rPr>
+        <w:t>)</w:t>
+      </w:r>
     </w:p>
     <w:p>
       <w:pPr>
@@ -19587,10 +19677,34 @@
       <w:r>
         <w:t>barrydir</w:t>
       </w:r>
+      <w:r>
+        <w:rPr>
+          <w:rFonts w:hint="eastAsia"/>
+        </w:rPr>
+        <w:t xml:space="preserve"> </w:t>
+      </w:r>
     </w:p>
     <w:p>
       <w:pPr>
         <w:pStyle w:val="tony-f1"/>
+        <w:numPr>
+          <w:ilvl w:val="0"/>
+          <w:numId w:val="51"/>
+        </w:numPr>
+        <w:rPr>
+          <w:rFonts w:hint="eastAsia"/>
+        </w:rPr>
+      </w:pPr>
+      <w:r>
+        <w:rPr>
+          <w:rFonts w:hint="eastAsia"/>
+        </w:rPr>
+        <w:t>file</w:t>
+      </w:r>
+    </w:p>
+    <w:p>
+      <w:pPr>
+        <w:pStyle w:val="tony-f1"/>
       </w:pPr>
       <w:r>
         <w:t>[</w:t>
@@ -19805,6 +19919,89 @@
           <w:rFonts w:hint="eastAsia"/>
         </w:rPr>
         <w:t xml:space="preserve"> </w:t>
+      </w:r>
+    </w:p>
+    <w:p>
+      <w:pPr>
+        <w:pStyle w:val="tony-f1"/>
+        <w:rPr>
+          <w:rFonts w:hint="eastAsia"/>
+        </w:rPr>
+      </w:pPr>
+      <w:r>
+        <w:t>[</w:t>
+      </w:r>
+      <w:r>
+        <w:rPr>
+          <w:rFonts w:hint="eastAsia"/>
+        </w:rPr>
+        <w:t>root</w:t>
+      </w:r>
+      <w:r>
+        <w:t>@</w:t>
+      </w:r>
+      <w:r>
+        <w:rPr>
+          <w:rFonts w:hint="eastAsia"/>
+        </w:rPr>
+        <w:t xml:space="preserve"> </w:t>
+      </w:r>
+      <w:r>
+        <w:rPr>
+          <w:rFonts w:hint="eastAsia"/>
+        </w:rPr>
+        <w:t>localhost</w:t>
+      </w:r>
+      <w:r>
+        <w:t xml:space="preserve"> </w:t>
+      </w:r>
+      <w:r>
+        <w:rPr>
+          <w:rFonts w:hint="eastAsia"/>
+        </w:rPr>
+        <w:t xml:space="preserve"> </w:t>
+      </w:r>
+      <w:r>
+        <w:t>~]#</w:t>
+      </w:r>
+      <w:r>
+        <w:rPr>
+          <w:rFonts w:hint="eastAsia"/>
+        </w:rPr>
+        <w:t xml:space="preserve"> </w:t>
+      </w:r>
+      <w:r>
+        <w:t>touch file</w:t>
+      </w:r>
+      <w:r>
+        <w:rPr>
+          <w:rFonts w:hint="eastAsia"/>
+        </w:rPr>
+        <w:t xml:space="preserve"> (</w:t>
+      </w:r>
+      <w:r>
+        <w:rPr>
+          <w:rFonts w:hint="eastAsia"/>
+        </w:rPr>
+        <w:t>要再建立一個，上面指令已將</w:t>
+      </w:r>
+      <w:r>
+        <w:rPr>
+          <w:rFonts w:hint="eastAsia"/>
+        </w:rPr>
+        <w:t>file</w:t>
+      </w:r>
+      <w:r>
+        <w:rPr>
+          <w:rFonts w:hint="eastAsia"/>
+        </w:rPr>
+        <w:t>移走了</w:t>
+      </w:r>
+      <w:r>
+        <w:rPr>
+          <w:rFonts w:hint="eastAsia"/>
+        </w:rPr>
+        <w:t>)</w:t>
       </w:r>
     </w:p>
     <w:p>
@@ -20204,272 +20401,6 @@
         <w:pStyle w:val="tony-f1"/>
       </w:pPr>
       <w:r>
-        <w:t>[</w:t>
-      </w:r>
-      <w:r>
-        <w:rPr>
-          <w:rFonts w:hint="eastAsia"/>
-        </w:rPr>
-        <w:t>root</w:t>
-      </w:r>
-      <w:r>
-        <w:t>@</w:t>
-      </w:r>
-      <w:r>
-        <w:rPr>
-          <w:rFonts w:hint="eastAsia"/>
-        </w:rPr>
-        <w:t xml:space="preserve"> </w:t>
-      </w:r>
-      <w:r>
-        <w:rPr>
-          <w:rFonts w:hint="eastAsia"/>
-        </w:rPr>
-        <w:t>localhost</w:t>
-      </w:r>
-      <w:r>
-        <w:t xml:space="preserve"> </w:t>
-      </w:r>
-      <w:r>
-        <w:rPr>
-          <w:rFonts w:hint="eastAsia"/>
-        </w:rPr>
-        <w:t xml:space="preserve"> </w:t>
-      </w:r>
-      <w:r>
-        <w:t>~]#</w:t>
-      </w:r>
-      <w:r>
-        <w:rPr>
-          <w:rFonts w:hint="eastAsia"/>
-        </w:rPr>
-        <w:t xml:space="preserve"> echo  good                boy</w:t>
-      </w:r>
-      <w:r>
-        <w:rPr>
-          <w:rFonts w:hint="eastAsia"/>
-        </w:rPr>
-        <w:t xml:space="preserve">  (</w:t>
-      </w:r>
-      <w:r>
-        <w:rPr>
-          <w:rFonts w:hint="eastAsia"/>
-        </w:rPr>
-        <w:t>和上一指令相同結果</w:t>
-      </w:r>
-      <w:r>
-        <w:rPr>
-          <w:rFonts w:hint="eastAsia"/>
-        </w:rPr>
-        <w:t>)</w:t>
-      </w:r>
-    </w:p>
-    <w:p>
-      <w:pPr>
-        <w:pStyle w:val="tony-f1"/>
-      </w:pPr>
-      <w:r>
-        <w:t>[</w:t>
-      </w:r>
-      <w:r>
-        <w:rPr>
-          <w:rFonts w:hint="eastAsia"/>
-        </w:rPr>
-        <w:t>root</w:t>
-      </w:r>
-      <w:r>
-        <w:t>@</w:t>
-      </w:r>
-      <w:r>
-        <w:rPr>
-          <w:rFonts w:hint="eastAsia"/>
-        </w:rPr>
-        <w:t xml:space="preserve"> </w:t>
-      </w:r>
-      <w:r>
-        <w:rPr>
-          <w:rFonts w:hint="eastAsia"/>
-        </w:rPr>
-        <w:t>localhost</w:t>
-      </w:r>
-      <w:r>
-        <w:t xml:space="preserve"> </w:t>
-      </w:r>
-      <w:r>
-        <w:rPr>
-          <w:rFonts w:hint="eastAsia"/>
-        </w:rPr>
-        <w:t xml:space="preserve"> </w:t>
-      </w:r>
-      <w:r>
-        <w:t>~]#</w:t>
-      </w:r>
-      <w:r>
-        <w:rPr>
-          <w:rFonts w:hint="eastAsia"/>
-        </w:rPr>
-        <w:t xml:space="preserve"> </w:t>
-      </w:r>
-      <w:r>
-        <w:rPr>
-          <w:rFonts w:hint="eastAsia"/>
-        </w:rPr>
-        <w:t xml:space="preserve">echo  </w:t>
-      </w:r>
-      <w:r>
-        <w:rPr>
-          <w:rFonts w:hint="eastAsia"/>
-        </w:rPr>
-        <w:t>`</w:t>
-      </w:r>
-      <w:r>
-        <w:rPr>
-          <w:rFonts w:hint="eastAsia"/>
-        </w:rPr>
-        <w:t>pwd</w:t>
-      </w:r>
-      <w:r>
-        <w:rPr>
-          <w:rFonts w:hint="eastAsia"/>
-        </w:rPr>
-        <w:t>`</w:t>
-      </w:r>
-      <w:r>
-        <w:rPr>
-          <w:rFonts w:hint="eastAsia"/>
-        </w:rPr>
-        <w:t xml:space="preserve">     (</w:t>
-      </w:r>
-      <w:r>
-        <w:t>/home/jack</w:t>
-      </w:r>
-      <w:r>
-        <w:rPr>
-          <w:rFonts w:hint="eastAsia"/>
-        </w:rPr>
-        <w:t>)</w:t>
-      </w:r>
-    </w:p>
-    <w:p>
-      <w:pPr>
-        <w:pStyle w:val="tony-f1"/>
-      </w:pPr>
-      <w:r>
-        <w:t>[</w:t>
-      </w:r>
-      <w:r>
-        <w:rPr>
-          <w:rFonts w:hint="eastAsia"/>
-        </w:rPr>
-        <w:t>root</w:t>
-      </w:r>
-      <w:r>
-        <w:t>@</w:t>
-      </w:r>
-      <w:r>
-        <w:rPr>
-          <w:rFonts w:hint="eastAsia"/>
-        </w:rPr>
-        <w:t xml:space="preserve"> </w:t>
-      </w:r>
-      <w:r>
-        <w:rPr>
-          <w:rFonts w:hint="eastAsia"/>
-        </w:rPr>
-        <w:t>localhost</w:t>
-      </w:r>
-      <w:r>
-        <w:t xml:space="preserve"> </w:t>
-      </w:r>
-      <w:r>
-        <w:rPr>
-          <w:rFonts w:hint="eastAsia"/>
-        </w:rPr>
-        <w:t xml:space="preserve"> </w:t>
-      </w:r>
-      <w:r>
-        <w:t>~]#</w:t>
-      </w:r>
-      <w:r>
-        <w:rPr>
-          <w:rFonts w:hint="eastAsia"/>
-        </w:rPr>
-        <w:t xml:space="preserve"> echo  $(pwd)</w:t>
-      </w:r>
-      <w:r>
-        <w:rPr>
-          <w:rFonts w:hint="eastAsia"/>
-        </w:rPr>
-        <w:t xml:space="preserve">    (</w:t>
-      </w:r>
-      <w:r>
-        <w:t>/home/jack</w:t>
-      </w:r>
-      <w:r>
-        <w:rPr>
-          <w:rFonts w:hint="eastAsia"/>
-        </w:rPr>
-        <w:t>)</w:t>
-      </w:r>
-    </w:p>
-    <w:p>
-      <w:pPr>
-        <w:pStyle w:val="tony-f1"/>
-      </w:pPr>
-      <w:r>
-        <w:t>[</w:t>
-      </w:r>
-      <w:r>
-        <w:rPr>
-          <w:rFonts w:hint="eastAsia"/>
-        </w:rPr>
-        <w:t>root</w:t>
-      </w:r>
-      <w:r>
-        <w:t>@</w:t>
-      </w:r>
-      <w:r>
-        <w:rPr>
-          <w:rFonts w:hint="eastAsia"/>
-        </w:rPr>
-        <w:t xml:space="preserve"> </w:t>
-      </w:r>
-      <w:r>
-        <w:rPr>
-          <w:rFonts w:hint="eastAsia"/>
-        </w:rPr>
-        <w:t>localhost</w:t>
-      </w:r>
-      <w:r>
-        <w:t xml:space="preserve"> </w:t>
-      </w:r>
-      <w:r>
-        <w:rPr>
-          <w:rFonts w:hint="eastAsia"/>
-        </w:rPr>
-        <w:t xml:space="preserve"> </w:t>
-      </w:r>
-      <w:r>
-        <w:t>~]#</w:t>
-      </w:r>
-      <w:r>
-        <w:rPr>
-          <w:rFonts w:hint="eastAsia"/>
-        </w:rPr>
-        <w:t xml:space="preserve"> echo  </w:t>
-      </w:r>
-      <w:r>
-        <w:rPr>
-          <w:rFonts w:hint="eastAsia"/>
-        </w:rPr>
-        <w:t>`date`</w:t>
-      </w:r>
-    </w:p>
-    <w:p>
-      <w:pPr>
-        <w:pStyle w:val="tony-f1"/>
-      </w:pPr>
-      <w:r>
         <w:lastRenderedPageBreak/>
         <w:t>[</w:t>
       </w:r>
@@ -20510,6 +20441,272 @@
         <w:rPr>
           <w:rFonts w:hint="eastAsia"/>
         </w:rPr>
+        <w:t xml:space="preserve"> echo  good                boy</w:t>
+      </w:r>
+      <w:r>
+        <w:rPr>
+          <w:rFonts w:hint="eastAsia"/>
+        </w:rPr>
+        <w:t xml:space="preserve">  (</w:t>
+      </w:r>
+      <w:r>
+        <w:rPr>
+          <w:rFonts w:hint="eastAsia"/>
+        </w:rPr>
+        <w:t>和上一指令相同結果</w:t>
+      </w:r>
+      <w:r>
+        <w:rPr>
+          <w:rFonts w:hint="eastAsia"/>
+        </w:rPr>
+        <w:t>)</w:t>
+      </w:r>
+    </w:p>
+    <w:p>
+      <w:pPr>
+        <w:pStyle w:val="tony-f1"/>
+      </w:pPr>
+      <w:r>
+        <w:t>[</w:t>
+      </w:r>
+      <w:r>
+        <w:rPr>
+          <w:rFonts w:hint="eastAsia"/>
+        </w:rPr>
+        <w:t>root</w:t>
+      </w:r>
+      <w:r>
+        <w:t>@</w:t>
+      </w:r>
+      <w:r>
+        <w:rPr>
+          <w:rFonts w:hint="eastAsia"/>
+        </w:rPr>
+        <w:t xml:space="preserve"> </w:t>
+      </w:r>
+      <w:r>
+        <w:rPr>
+          <w:rFonts w:hint="eastAsia"/>
+        </w:rPr>
+        <w:t>localhost</w:t>
+      </w:r>
+      <w:r>
+        <w:t xml:space="preserve"> </w:t>
+      </w:r>
+      <w:r>
+        <w:rPr>
+          <w:rFonts w:hint="eastAsia"/>
+        </w:rPr>
+        <w:t xml:space="preserve"> </w:t>
+      </w:r>
+      <w:r>
+        <w:t>~]#</w:t>
+      </w:r>
+      <w:r>
+        <w:rPr>
+          <w:rFonts w:hint="eastAsia"/>
+        </w:rPr>
+        <w:t xml:space="preserve"> </w:t>
+      </w:r>
+      <w:r>
+        <w:rPr>
+          <w:rFonts w:hint="eastAsia"/>
+        </w:rPr>
+        <w:t xml:space="preserve">echo  </w:t>
+      </w:r>
+      <w:r>
+        <w:rPr>
+          <w:rFonts w:hint="eastAsia"/>
+        </w:rPr>
+        <w:t>`</w:t>
+      </w:r>
+      <w:r>
+        <w:rPr>
+          <w:rFonts w:hint="eastAsia"/>
+        </w:rPr>
+        <w:t>pwd</w:t>
+      </w:r>
+      <w:r>
+        <w:rPr>
+          <w:rFonts w:hint="eastAsia"/>
+        </w:rPr>
+        <w:t>`</w:t>
+      </w:r>
+      <w:r>
+        <w:rPr>
+          <w:rFonts w:hint="eastAsia"/>
+        </w:rPr>
+        <w:t xml:space="preserve">     (</w:t>
+      </w:r>
+      <w:r>
+        <w:t>/home/jack</w:t>
+      </w:r>
+      <w:r>
+        <w:rPr>
+          <w:rFonts w:hint="eastAsia"/>
+        </w:rPr>
+        <w:t>)</w:t>
+      </w:r>
+    </w:p>
+    <w:p>
+      <w:pPr>
+        <w:pStyle w:val="tony-f1"/>
+      </w:pPr>
+      <w:r>
+        <w:t>[</w:t>
+      </w:r>
+      <w:r>
+        <w:rPr>
+          <w:rFonts w:hint="eastAsia"/>
+        </w:rPr>
+        <w:t>root</w:t>
+      </w:r>
+      <w:r>
+        <w:t>@</w:t>
+      </w:r>
+      <w:r>
+        <w:rPr>
+          <w:rFonts w:hint="eastAsia"/>
+        </w:rPr>
+        <w:t xml:space="preserve"> </w:t>
+      </w:r>
+      <w:r>
+        <w:rPr>
+          <w:rFonts w:hint="eastAsia"/>
+        </w:rPr>
+        <w:t>localhost</w:t>
+      </w:r>
+      <w:r>
+        <w:t xml:space="preserve"> </w:t>
+      </w:r>
+      <w:r>
+        <w:rPr>
+          <w:rFonts w:hint="eastAsia"/>
+        </w:rPr>
+        <w:t xml:space="preserve"> </w:t>
+      </w:r>
+      <w:r>
+        <w:t>~]#</w:t>
+      </w:r>
+      <w:r>
+        <w:rPr>
+          <w:rFonts w:hint="eastAsia"/>
+        </w:rPr>
+        <w:t xml:space="preserve"> echo  $(pwd)</w:t>
+      </w:r>
+      <w:r>
+        <w:rPr>
+          <w:rFonts w:hint="eastAsia"/>
+        </w:rPr>
+        <w:t xml:space="preserve">    (</w:t>
+      </w:r>
+      <w:r>
+        <w:t>/home/jack</w:t>
+      </w:r>
+      <w:r>
+        <w:rPr>
+          <w:rFonts w:hint="eastAsia"/>
+        </w:rPr>
+        <w:t>)</w:t>
+      </w:r>
+    </w:p>
+    <w:p>
+      <w:pPr>
+        <w:pStyle w:val="tony-f1"/>
+      </w:pPr>
+      <w:r>
+        <w:t>[</w:t>
+      </w:r>
+      <w:r>
+        <w:rPr>
+          <w:rFonts w:hint="eastAsia"/>
+        </w:rPr>
+        <w:t>root</w:t>
+      </w:r>
+      <w:r>
+        <w:t>@</w:t>
+      </w:r>
+      <w:r>
+        <w:rPr>
+          <w:rFonts w:hint="eastAsia"/>
+        </w:rPr>
+        <w:t xml:space="preserve"> </w:t>
+      </w:r>
+      <w:r>
+        <w:rPr>
+          <w:rFonts w:hint="eastAsia"/>
+        </w:rPr>
+        <w:t>localhost</w:t>
+      </w:r>
+      <w:r>
+        <w:t xml:space="preserve"> </w:t>
+      </w:r>
+      <w:r>
+        <w:rPr>
+          <w:rFonts w:hint="eastAsia"/>
+        </w:rPr>
+        <w:t xml:space="preserve"> </w:t>
+      </w:r>
+      <w:r>
+        <w:t>~]#</w:t>
+      </w:r>
+      <w:r>
+        <w:rPr>
+          <w:rFonts w:hint="eastAsia"/>
+        </w:rPr>
+        <w:t xml:space="preserve"> echo  </w:t>
+      </w:r>
+      <w:r>
+        <w:rPr>
+          <w:rFonts w:hint="eastAsia"/>
+        </w:rPr>
+        <w:t>`date`</w:t>
+      </w:r>
+    </w:p>
+    <w:p>
+      <w:pPr>
+        <w:pStyle w:val="tony-f1"/>
+      </w:pPr>
+      <w:r>
+        <w:t>[</w:t>
+      </w:r>
+      <w:r>
+        <w:rPr>
+          <w:rFonts w:hint="eastAsia"/>
+        </w:rPr>
+        <w:t>root</w:t>
+      </w:r>
+      <w:r>
+        <w:t>@</w:t>
+      </w:r>
+      <w:r>
+        <w:rPr>
+          <w:rFonts w:hint="eastAsia"/>
+        </w:rPr>
+        <w:t xml:space="preserve"> </w:t>
+      </w:r>
+      <w:r>
+        <w:rPr>
+          <w:rFonts w:hint="eastAsia"/>
+        </w:rPr>
+        <w:t>localhost</w:t>
+      </w:r>
+      <w:r>
+        <w:t xml:space="preserve"> </w:t>
+      </w:r>
+      <w:r>
+        <w:rPr>
+          <w:rFonts w:hint="eastAsia"/>
+        </w:rPr>
+        <w:t xml:space="preserve"> </w:t>
+      </w:r>
+      <w:r>
+        <w:t>~]#</w:t>
+      </w:r>
+      <w:r>
+        <w:rPr>
+          <w:rFonts w:hint="eastAsia"/>
+        </w:rPr>
         <w:t xml:space="preserve"> echo  $(</w:t>
       </w:r>
       <w:r>
@@ -20674,7 +20871,20 @@
         <w:rPr>
           <w:rFonts w:hint="eastAsia"/>
         </w:rPr>
-        <w:t>所處理，並將其執行的結果當成外部資料來做輸入。此做法一般稱之為指令替代。</w:t>
+        <w:t>所處理，並將其執行的結果當成外部資料來做輸入。此做法一般稱之為</w:t>
+      </w:r>
+      <w:r>
+        <w:rPr>
+          <w:rFonts w:hint="eastAsia"/>
+          <w:color w:val="EE0000"/>
+        </w:rPr>
+        <w:t>指令替代</w:t>
+      </w:r>
+      <w:r>
+        <w:rPr>
+          <w:rFonts w:hint="eastAsia"/>
+        </w:rPr>
+        <w:t>。</w:t>
       </w:r>
     </w:p>
     <w:p/>
@@ -20963,6 +21173,7 @@
         <w:rPr>
           <w:noProof/>
         </w:rPr>
+        <w:lastRenderedPageBreak/>
         <w:drawing>
           <wp:inline distT="0" distB="0" distL="0" distR="0" wp14:anchorId="3025AA98" wp14:editId="5A76D122">
             <wp:extent cx="5274310" cy="1624414"/>
@@ -22104,6 +22315,7 @@
         <w:pStyle w:val="tony-f1"/>
       </w:pPr>
       <w:r>
+        <w:lastRenderedPageBreak/>
         <w:t>[</w:t>
       </w:r>
       <w:r>
@@ -22676,14 +22888,893 @@
         <w:rPr>
           <w:rFonts w:hint="eastAsia"/>
         </w:rPr>
+        <w:t>(</w:t>
+      </w:r>
+      <w:r>
+        <w:rPr>
+          <w:rFonts w:hint="eastAsia"/>
+        </w:rPr>
+        <w:t>當目的檔不存在，會先建立起來；已存在，則先清除目的檔內容後再放入資料</w:t>
+      </w:r>
+      <w:r>
+        <w:rPr>
+          <w:rFonts w:hint="eastAsia"/>
+        </w:rPr>
+        <w:t>)</w:t>
+      </w:r>
+    </w:p>
+    <w:p>
+      <w:pPr>
+        <w:pStyle w:val="tony-f9"/>
+        <w:rPr>
+          <w:color w:val="EE0000"/>
+        </w:rPr>
+      </w:pPr>
+      <w:r>
+        <w:rPr>
+          <w:rFonts w:hint="eastAsia"/>
+        </w:rPr>
+        <w:t>(</w:t>
+      </w:r>
+      <w:r>
+        <w:rPr>
+          <w:rFonts w:hint="eastAsia"/>
+        </w:rPr>
+        <w:t>為避免覆寫，可執行</w:t>
+      </w:r>
+      <w:r>
+        <w:t xml:space="preserve"> ”se</w:t>
+      </w:r>
+      <w:r>
+        <w:t>t -</w:t>
+      </w:r>
+      <w:r>
+        <w:t>o noclobber”</w:t>
+      </w:r>
+      <w:r>
+        <w:rPr>
+          <w:rFonts w:hint="eastAsia"/>
+        </w:rPr>
+        <w:t>，取消則執行</w:t>
+      </w:r>
+      <w:r>
+        <w:t xml:space="preserve"> ”set +o noclobber”</w:t>
+      </w:r>
+      <w:r>
+        <w:rPr>
+          <w:rFonts w:hint="eastAsia"/>
+        </w:rPr>
+        <w:t>，</w:t>
+      </w:r>
+      <w:r>
+        <w:t>檢查</w:t>
+      </w:r>
+      <w:r>
+        <w:t>”</w:t>
+      </w:r>
+      <w:r>
+        <w:t xml:space="preserve"> </w:t>
+      </w:r>
+      <w:r>
+        <w:t>se</w:t>
+      </w:r>
+      <w:r>
+        <w:t>t -</w:t>
+      </w:r>
+      <w:r>
+        <w:t>o</w:t>
+      </w:r>
+      <w:r>
+        <w:t>”</w:t>
+      </w:r>
+      <w:r>
+        <w:rPr>
+          <w:rFonts w:hint="eastAsia"/>
+        </w:rPr>
+        <w:t>)</w:t>
+      </w:r>
+      <w:r>
+        <w:rPr>
+          <w:rFonts w:hint="eastAsia"/>
+        </w:rPr>
+        <w:t>(show</w:t>
+      </w:r>
+      <w:r>
+        <w:rPr>
+          <w:rFonts w:hint="eastAsia"/>
+        </w:rPr>
+        <w:t>所有設定值</w:t>
+      </w:r>
+      <w:r>
+        <w:rPr>
+          <w:rFonts w:hint="eastAsia"/>
+        </w:rPr>
+        <w:t>)</w:t>
+      </w:r>
+      <w:r>
+        <w:rPr>
+          <w:rFonts w:hint="eastAsia"/>
+          <w:color w:val="EE0000"/>
+        </w:rPr>
+        <w:t>????</w:t>
+      </w:r>
+      <w:r>
+        <w:rPr>
+          <w:rFonts w:hint="eastAsia"/>
+          <w:color w:val="EE0000"/>
+        </w:rPr>
+        <w:t>沒作用，還是有覆寫</w:t>
+      </w:r>
+    </w:p>
+    <w:p>
+      <w:pPr>
+        <w:pStyle w:val="tony-f1"/>
+      </w:pPr>
+      <w:r>
+        <w:t>[</w:t>
+      </w:r>
+      <w:r>
+        <w:rPr>
+          <w:rFonts w:hint="eastAsia"/>
+        </w:rPr>
+        <w:t>root</w:t>
+      </w:r>
+      <w:r>
+        <w:t>@</w:t>
+      </w:r>
+      <w:r>
+        <w:rPr>
+          <w:rFonts w:hint="eastAsia"/>
+        </w:rPr>
+        <w:t xml:space="preserve"> </w:t>
+      </w:r>
+      <w:r>
+        <w:rPr>
+          <w:rFonts w:hint="eastAsia"/>
+        </w:rPr>
+        <w:t>localhost</w:t>
+      </w:r>
+      <w:r>
+        <w:t xml:space="preserve"> </w:t>
+      </w:r>
+      <w:r>
+        <w:rPr>
+          <w:rFonts w:hint="eastAsia"/>
+        </w:rPr>
+        <w:t xml:space="preserve"> </w:t>
+      </w:r>
+      <w:r>
+        <w:t>~]#</w:t>
+      </w:r>
+      <w:r>
+        <w:rPr>
+          <w:rFonts w:hint="eastAsia"/>
+        </w:rPr>
+        <w:t xml:space="preserve"> </w:t>
+      </w:r>
+      <w:r>
+        <w:rPr>
+          <w:rFonts w:hint="eastAsia"/>
+        </w:rPr>
+        <w:t>cat</w:t>
+      </w:r>
+      <w:r>
+        <w:rPr>
+          <w:rFonts w:hint="eastAsia"/>
+        </w:rPr>
+        <w:t xml:space="preserve"> (</w:t>
+      </w:r>
+      <w:r>
+        <w:rPr>
+          <w:rFonts w:hint="eastAsia"/>
+        </w:rPr>
+        <w:t>要先按</w:t>
+      </w:r>
+      <w:r>
+        <w:rPr>
+          <w:rFonts w:hint="eastAsia"/>
+        </w:rPr>
+        <w:t>enter</w:t>
+      </w:r>
+      <w:r>
+        <w:rPr>
+          <w:rFonts w:hint="eastAsia"/>
+        </w:rPr>
+        <w:t>輸入指令後等待</w:t>
+      </w:r>
+      <w:r>
+        <w:rPr>
+          <w:rFonts w:hint="eastAsia"/>
+        </w:rPr>
+        <w:t>keyboard</w:t>
+      </w:r>
+      <w:r>
+        <w:rPr>
+          <w:rFonts w:hint="eastAsia"/>
+        </w:rPr>
+        <w:t>輸入下一行</w:t>
+      </w:r>
+      <w:r>
+        <w:rPr>
+          <w:rFonts w:hint="eastAsia"/>
+        </w:rPr>
+        <w:t>)</w:t>
+      </w:r>
+    </w:p>
+    <w:p>
+      <w:pPr>
+        <w:pStyle w:val="tony-f1"/>
+      </w:pPr>
+      <w:r>
+        <w:rPr>
+          <w:rFonts w:hint="eastAsia"/>
+        </w:rPr>
+        <w:t>I  am  tony. (</w:t>
+      </w:r>
+      <w:r>
+        <w:rPr>
+          <w:rFonts w:hint="eastAsia"/>
+        </w:rPr>
+        <w:t>鍵盤輸入</w:t>
+      </w:r>
+      <w:r>
+        <w:rPr>
+          <w:rFonts w:hint="eastAsia"/>
+        </w:rPr>
+        <w:t>)</w:t>
+      </w:r>
+    </w:p>
+    <w:p>
+      <w:pPr>
+        <w:pStyle w:val="tony-f1"/>
+      </w:pPr>
+      <w:r>
+        <w:rPr>
+          <w:rFonts w:hint="eastAsia"/>
+        </w:rPr>
+        <w:t>I  am  tony. (</w:t>
+      </w:r>
+      <w:r>
+        <w:rPr>
+          <w:rFonts w:hint="eastAsia"/>
+        </w:rPr>
+        <w:t>輸出至螢幕</w:t>
+      </w:r>
+      <w:r>
+        <w:rPr>
+          <w:rFonts w:hint="eastAsia"/>
+        </w:rPr>
+        <w:t>)</w:t>
+      </w:r>
+    </w:p>
+    <w:p>
+      <w:pPr>
+        <w:pStyle w:val="tony-f9"/>
+      </w:pPr>
+      <w:r>
+        <w:rPr>
+          <w:rFonts w:hint="eastAsia"/>
+        </w:rPr>
+        <w:t>（</w:t>
+      </w:r>
+      <w:r>
+        <w:rPr>
+          <w:rFonts w:hint="eastAsia"/>
+        </w:rPr>
+        <w:t>注意</w:t>
+      </w:r>
+      <w:r>
+        <w:rPr>
+          <w:rFonts w:hint="eastAsia"/>
+        </w:rPr>
+        <w:t>：</w:t>
+      </w:r>
+      <w:r>
+        <w:t xml:space="preserve">cat </w:t>
+      </w:r>
+      <w:r>
+        <w:rPr>
+          <w:rFonts w:hint="eastAsia"/>
+        </w:rPr>
+        <w:t>讀入後，即把結果輸出至螢幕。</w:t>
+      </w:r>
+      <w:r>
+        <w:rPr>
+          <w:rFonts w:hint="eastAsia"/>
+          <w:color w:val="EE0000"/>
+        </w:rPr>
+        <w:t>使用</w:t>
+      </w:r>
+      <w:r>
+        <w:rPr>
+          <w:color w:val="EE0000"/>
+        </w:rPr>
+        <w:t xml:space="preserve"> Ctrl-D </w:t>
+      </w:r>
+      <w:r>
+        <w:rPr>
+          <w:rFonts w:hint="eastAsia"/>
+          <w:color w:val="EE0000"/>
+        </w:rPr>
+        <w:t>可中斷輸入</w:t>
+      </w:r>
+      <w:r>
+        <w:rPr>
+          <w:rFonts w:hint="eastAsia"/>
+        </w:rPr>
+        <w:t>。</w:t>
+      </w:r>
+      <w:r>
+        <w:rPr>
+          <w:rFonts w:hint="eastAsia"/>
+        </w:rPr>
+        <w:t>）</w:t>
+      </w:r>
+    </w:p>
+    <w:p>
+      <w:pPr>
+        <w:pStyle w:val="tony-f1"/>
+      </w:pPr>
+      <w:r>
+        <w:t>[</w:t>
+      </w:r>
+      <w:r>
+        <w:rPr>
+          <w:rFonts w:hint="eastAsia"/>
+        </w:rPr>
+        <w:t>root</w:t>
+      </w:r>
+      <w:r>
+        <w:t>@</w:t>
+      </w:r>
+      <w:r>
+        <w:rPr>
+          <w:rFonts w:hint="eastAsia"/>
+        </w:rPr>
+        <w:t xml:space="preserve"> </w:t>
+      </w:r>
+      <w:r>
+        <w:rPr>
+          <w:rFonts w:hint="eastAsia"/>
+        </w:rPr>
+        <w:t>localhost</w:t>
+      </w:r>
+      <w:r>
+        <w:t xml:space="preserve"> </w:t>
+      </w:r>
+      <w:r>
+        <w:rPr>
+          <w:rFonts w:hint="eastAsia"/>
+        </w:rPr>
+        <w:t xml:space="preserve"> </w:t>
+      </w:r>
+      <w:r>
+        <w:t>~]#</w:t>
+      </w:r>
+      <w:r>
+        <w:rPr>
+          <w:rFonts w:hint="eastAsia"/>
+        </w:rPr>
+        <w:t xml:space="preserve"> </w:t>
+      </w:r>
+      <w:r>
+        <w:rPr>
+          <w:rFonts w:hint="eastAsia"/>
+        </w:rPr>
+        <w:t>cat  &gt;  myfile</w:t>
+      </w:r>
+    </w:p>
+    <w:p>
+      <w:pPr>
+        <w:pStyle w:val="tony-f9"/>
+      </w:pPr>
+      <w:r>
+        <w:rPr>
+          <w:rFonts w:hint="eastAsia"/>
+        </w:rPr>
+        <w:t>(</w:t>
+      </w:r>
+      <w:r>
+        <w:rPr>
+          <w:rFonts w:hint="eastAsia"/>
+        </w:rPr>
+        <w:t>注意</w:t>
+      </w:r>
+      <w:r>
+        <w:rPr>
+          <w:rFonts w:hint="eastAsia"/>
+        </w:rPr>
+        <w:t>：在畫面上輸入文字，之後再＃</w:t>
+      </w:r>
+      <w:r>
+        <w:rPr>
+          <w:rFonts w:hint="eastAsia"/>
+        </w:rPr>
+        <w:t>cat myfile</w:t>
+      </w:r>
+      <w:r>
+        <w:rPr>
+          <w:rFonts w:hint="eastAsia"/>
+        </w:rPr>
+        <w:t>查看</w:t>
+      </w:r>
+      <w:r>
+        <w:rPr>
+          <w:rFonts w:hint="eastAsia"/>
+        </w:rPr>
+        <w:t>)</w:t>
+      </w:r>
+    </w:p>
+    <w:p>
+      <w:pPr>
+        <w:pStyle w:val="tony-f1"/>
+      </w:pPr>
+      <w:r>
+        <w:t>[</w:t>
+      </w:r>
+      <w:r>
+        <w:rPr>
+          <w:rFonts w:hint="eastAsia"/>
+        </w:rPr>
+        <w:t>root</w:t>
+      </w:r>
+      <w:r>
+        <w:t>@</w:t>
+      </w:r>
+      <w:r>
+        <w:rPr>
+          <w:rFonts w:hint="eastAsia"/>
+        </w:rPr>
+        <w:t xml:space="preserve"> </w:t>
+      </w:r>
+      <w:r>
+        <w:rPr>
+          <w:rFonts w:hint="eastAsia"/>
+        </w:rPr>
+        <w:t>localhost</w:t>
+      </w:r>
+      <w:r>
+        <w:t xml:space="preserve"> </w:t>
+      </w:r>
+      <w:r>
+        <w:rPr>
+          <w:rFonts w:hint="eastAsia"/>
+        </w:rPr>
+        <w:t xml:space="preserve"> </w:t>
+      </w:r>
+      <w:r>
+        <w:t>~]#</w:t>
+      </w:r>
+      <w:r>
+        <w:rPr>
+          <w:rFonts w:hint="eastAsia"/>
+        </w:rPr>
+        <w:t xml:space="preserve"> </w:t>
+      </w:r>
+      <w:r>
+        <w:rPr>
+          <w:rFonts w:hint="eastAsia"/>
+        </w:rPr>
+        <w:t>cat  /etc/fstab  nofile  1&gt;file1  2&gt;file2</w:t>
+      </w:r>
+    </w:p>
+    <w:p>
+      <w:pPr>
+        <w:pStyle w:val="tony-f9"/>
+      </w:pPr>
+      <w:r>
+        <w:rPr>
+          <w:rFonts w:hint="eastAsia"/>
+        </w:rPr>
+        <w:t>(</w:t>
+      </w:r>
+      <w:r>
+        <w:rPr>
+          <w:rFonts w:hint="eastAsia"/>
+        </w:rPr>
+        <w:t>注意</w:t>
+      </w:r>
+      <w:r>
+        <w:rPr>
+          <w:rFonts w:hint="eastAsia"/>
+        </w:rPr>
+        <w:t>：</w:t>
+      </w:r>
+      <w:r>
+        <w:rPr>
+          <w:rFonts w:hint="eastAsia"/>
+        </w:rPr>
+        <w:t>2&gt;</w:t>
+      </w:r>
+      <w:r>
+        <w:rPr>
+          <w:rFonts w:hint="eastAsia"/>
+        </w:rPr>
+        <w:t>是錯誤訊息</w:t>
+      </w:r>
+      <w:r>
+        <w:rPr>
+          <w:rFonts w:hint="eastAsia"/>
+        </w:rPr>
+        <w:t>)</w:t>
+      </w:r>
+    </w:p>
+    <w:p>
+      <w:pPr>
+        <w:pStyle w:val="tony-f1"/>
+      </w:pPr>
+      <w:r>
+        <w:t>[</w:t>
+      </w:r>
+      <w:r>
+        <w:rPr>
+          <w:rFonts w:hint="eastAsia"/>
+        </w:rPr>
+        <w:t>root</w:t>
+      </w:r>
+      <w:r>
+        <w:t>@</w:t>
+      </w:r>
+      <w:r>
+        <w:rPr>
+          <w:rFonts w:hint="eastAsia"/>
+        </w:rPr>
+        <w:t xml:space="preserve"> </w:t>
+      </w:r>
+      <w:r>
+        <w:rPr>
+          <w:rFonts w:hint="eastAsia"/>
+        </w:rPr>
+        <w:t>localhost</w:t>
+      </w:r>
+      <w:r>
+        <w:t xml:space="preserve"> </w:t>
+      </w:r>
+      <w:r>
+        <w:rPr>
+          <w:rFonts w:hint="eastAsia"/>
+        </w:rPr>
+        <w:t xml:space="preserve"> </w:t>
+      </w:r>
+      <w:r>
+        <w:t>~]#</w:t>
+      </w:r>
+      <w:r>
+        <w:rPr>
+          <w:rFonts w:hint="eastAsia"/>
+        </w:rPr>
+        <w:t xml:space="preserve"> </w:t>
+      </w:r>
+      <w:r>
+        <w:t xml:space="preserve">cat </w:t>
+      </w:r>
+      <w:r>
+        <w:rPr>
+          <w:rFonts w:hint="eastAsia"/>
+        </w:rPr>
+        <w:t xml:space="preserve"> </w:t>
+      </w:r>
+      <w:r>
+        <w:t>/etc/fstab</w:t>
+      </w:r>
+      <w:r>
+        <w:rPr>
+          <w:rFonts w:hint="eastAsia"/>
+        </w:rPr>
+        <w:t xml:space="preserve"> </w:t>
+      </w:r>
+      <w:r>
+        <w:t xml:space="preserve"> nofile </w:t>
+      </w:r>
+      <w:r>
+        <w:rPr>
+          <w:rFonts w:hint="eastAsia"/>
+        </w:rPr>
+        <w:t xml:space="preserve"> </w:t>
+      </w:r>
+      <w:r>
+        <w:t xml:space="preserve">&gt;file1 </w:t>
+      </w:r>
+      <w:r>
+        <w:rPr>
+          <w:rFonts w:hint="eastAsia"/>
+        </w:rPr>
+        <w:t xml:space="preserve"> </w:t>
+      </w:r>
+      <w:r>
+        <w:t>2&gt;file2</w:t>
+      </w:r>
+    </w:p>
+    <w:p>
+      <w:pPr>
+        <w:pStyle w:val="tony-f1"/>
+      </w:pPr>
+      <w:r>
+        <w:t>[</w:t>
+      </w:r>
+      <w:r>
+        <w:rPr>
+          <w:rFonts w:hint="eastAsia"/>
+        </w:rPr>
+        <w:t>root</w:t>
+      </w:r>
+      <w:r>
+        <w:t>@</w:t>
+      </w:r>
+      <w:r>
+        <w:rPr>
+          <w:rFonts w:hint="eastAsia"/>
+        </w:rPr>
+        <w:t xml:space="preserve"> </w:t>
+      </w:r>
+      <w:r>
+        <w:rPr>
+          <w:rFonts w:hint="eastAsia"/>
+        </w:rPr>
+        <w:t>localhost</w:t>
+      </w:r>
+      <w:r>
+        <w:t xml:space="preserve"> </w:t>
+      </w:r>
+      <w:r>
+        <w:rPr>
+          <w:rFonts w:hint="eastAsia"/>
+        </w:rPr>
+        <w:t xml:space="preserve"> </w:t>
+      </w:r>
+      <w:r>
+        <w:t>~]#</w:t>
+      </w:r>
+      <w:r>
+        <w:rPr>
+          <w:rFonts w:hint="eastAsia"/>
+        </w:rPr>
+        <w:t xml:space="preserve"> </w:t>
+      </w:r>
+      <w:r>
+        <w:t>cat  /etc/fstab  nofile  &gt;file1  2&gt;/dev/null</w:t>
+      </w:r>
+    </w:p>
+    <w:p>
+      <w:pPr>
+        <w:pStyle w:val="tony-b"/>
+      </w:pPr>
+      <w:r>
+        <w:sym w:font="Wingdings" w:char="F076"/>
+      </w:r>
+      <w:r>
+        <w:rPr>
+          <w:rFonts w:hint="eastAsia"/>
+        </w:rPr>
+        <w:t>補充</w:t>
+      </w:r>
+    </w:p>
+    <w:p>
+      <w:pPr>
+        <w:pStyle w:val="tony-d"/>
+      </w:pPr>
+      <w:r>
+        <w:rPr>
+          <w:rFonts w:hint="eastAsia"/>
+        </w:rPr>
+        <w:t>「</w:t>
+      </w:r>
+      <w:r>
+        <w:t>/dev/null</w:t>
+      </w:r>
+      <w:r>
+        <w:rPr>
+          <w:rFonts w:hint="eastAsia"/>
+        </w:rPr>
+        <w:t>」是一個輸出裝置，如同黑洞一般，只要重導至這個地方的資料都會消失不見。</w:t>
+      </w:r>
+    </w:p>
+    <w:p/>
+    <w:p>
+      <w:pPr>
+        <w:pStyle w:val="tony-f6"/>
+      </w:pPr>
+      <w:r>
+        <w:rPr>
+          <w:rFonts w:hint="eastAsia"/>
+        </w:rPr>
         <w:lastRenderedPageBreak/>
+        <w:t>指令下達</w:t>
+      </w:r>
+      <w:r>
+        <w:rPr>
+          <w:rFonts w:hint="eastAsia"/>
+        </w:rPr>
+        <w:t>範例</w:t>
+      </w:r>
+      <w:r>
+        <w:rPr>
+          <w:rFonts w:hint="eastAsia"/>
+        </w:rPr>
+        <w:t>2(cmd  &gt;&gt;  file)</w:t>
+      </w:r>
+      <w:r>
+        <w:rPr>
+          <w:rFonts w:hint="eastAsia"/>
+        </w:rPr>
+        <w:t>：</w:t>
+      </w:r>
+    </w:p>
+    <w:p>
+      <w:pPr>
+        <w:pStyle w:val="tony-f1"/>
+      </w:pPr>
+      <w:r>
+        <w:t>[</w:t>
+      </w:r>
+      <w:r>
+        <w:rPr>
+          <w:rFonts w:hint="eastAsia"/>
+        </w:rPr>
+        <w:t>root</w:t>
+      </w:r>
+      <w:r>
+        <w:t>@</w:t>
+      </w:r>
+      <w:r>
+        <w:rPr>
+          <w:rFonts w:hint="eastAsia"/>
+        </w:rPr>
+        <w:t xml:space="preserve"> </w:t>
+      </w:r>
+      <w:r>
+        <w:rPr>
+          <w:rFonts w:hint="eastAsia"/>
+        </w:rPr>
+        <w:t>localhost</w:t>
+      </w:r>
+      <w:r>
+        <w:t xml:space="preserve"> </w:t>
+      </w:r>
+      <w:r>
+        <w:rPr>
+          <w:rFonts w:hint="eastAsia"/>
+        </w:rPr>
+        <w:t xml:space="preserve"> </w:t>
+      </w:r>
+      <w:r>
+        <w:t>~]#</w:t>
+      </w:r>
+      <w:r>
+        <w:t xml:space="preserve"> echo</w:t>
+      </w:r>
+      <w:r>
+        <w:rPr>
+          <w:rFonts w:hint="eastAsia"/>
+        </w:rPr>
+        <w:t xml:space="preserve"> </w:t>
+      </w:r>
+      <w:r>
+        <w:t xml:space="preserve"> "hello,tina."</w:t>
+      </w:r>
+      <w:r>
+        <w:rPr>
+          <w:rFonts w:hint="eastAsia"/>
+        </w:rPr>
+        <w:t xml:space="preserve"> </w:t>
+      </w:r>
+      <w:r>
+        <w:t xml:space="preserve"> &gt; </w:t>
+      </w:r>
+      <w:r>
+        <w:rPr>
+          <w:rFonts w:hint="eastAsia"/>
+        </w:rPr>
+        <w:t xml:space="preserve"> </w:t>
+      </w:r>
+      <w:r>
+        <w:t>test1</w:t>
+      </w:r>
+    </w:p>
+    <w:p>
+      <w:pPr>
+        <w:pStyle w:val="tony-f1"/>
+      </w:pPr>
+      <w:r>
+        <w:t>[</w:t>
+      </w:r>
+      <w:r>
+        <w:rPr>
+          <w:rFonts w:hint="eastAsia"/>
+        </w:rPr>
+        <w:t>root</w:t>
+      </w:r>
+      <w:r>
+        <w:t>@</w:t>
+      </w:r>
+      <w:r>
+        <w:rPr>
+          <w:rFonts w:hint="eastAsia"/>
+        </w:rPr>
+        <w:t xml:space="preserve"> </w:t>
+      </w:r>
+      <w:r>
+        <w:rPr>
+          <w:rFonts w:hint="eastAsia"/>
+        </w:rPr>
+        <w:t>localhost</w:t>
+      </w:r>
+      <w:r>
+        <w:t xml:space="preserve"> </w:t>
+      </w:r>
+      <w:r>
+        <w:rPr>
+          <w:rFonts w:hint="eastAsia"/>
+        </w:rPr>
+        <w:t xml:space="preserve"> </w:t>
+      </w:r>
+      <w:r>
+        <w:t>~]#</w:t>
+      </w:r>
+      <w:r>
+        <w:rPr>
+          <w:rFonts w:hint="eastAsia"/>
+        </w:rPr>
+        <w:t xml:space="preserve"> </w:t>
+      </w:r>
+      <w:r>
+        <w:t>echo</w:t>
+      </w:r>
+      <w:r>
+        <w:rPr>
+          <w:rFonts w:hint="eastAsia"/>
+        </w:rPr>
+        <w:t xml:space="preserve"> </w:t>
+      </w:r>
+      <w:r>
+        <w:t xml:space="preserve"> "i am barry."</w:t>
+      </w:r>
+      <w:r>
+        <w:rPr>
+          <w:rFonts w:hint="eastAsia"/>
+        </w:rPr>
+        <w:t xml:space="preserve"> </w:t>
+      </w:r>
+      <w:r>
+        <w:t xml:space="preserve"> &gt;&gt; </w:t>
+      </w:r>
+      <w:r>
+        <w:rPr>
+          <w:rFonts w:hint="eastAsia"/>
+        </w:rPr>
+        <w:t xml:space="preserve"> </w:t>
+      </w:r>
+      <w:r>
+        <w:t>test1</w:t>
+      </w:r>
+    </w:p>
+    <w:p>
+      <w:pPr>
+        <w:pStyle w:val="tony-f9"/>
+      </w:pPr>
+      <w:r>
+        <w:rPr>
+          <w:rFonts w:hint="eastAsia"/>
+        </w:rPr>
         <w:t>(</w:t>
       </w:r>
       <w:r>
         <w:rPr>
           <w:rFonts w:hint="eastAsia"/>
         </w:rPr>
-        <w:t>當目的檔不存在，會先建立起來；已存在，則先清除目的檔內容後再放入資料</w:t>
+        <w:t>註解：接續</w:t>
+      </w:r>
+      <w:r>
+        <w:rPr>
+          <w:rFonts w:hint="eastAsia"/>
+        </w:rPr>
+        <w:t>加</w:t>
+      </w:r>
+      <w:r>
+        <w:rPr>
+          <w:rFonts w:hint="eastAsia"/>
+        </w:rPr>
+        <w:t>字</w:t>
       </w:r>
       <w:r>
         <w:rPr>
@@ -22694,1210 +23785,330 @@
     </w:p>
     <w:p>
       <w:pPr>
+        <w:pStyle w:val="tony-f1"/>
+      </w:pPr>
+      <w:r>
+        <w:t>[</w:t>
+      </w:r>
+      <w:r>
+        <w:rPr>
+          <w:rFonts w:hint="eastAsia"/>
+        </w:rPr>
+        <w:t>root</w:t>
+      </w:r>
+      <w:r>
+        <w:t>@</w:t>
+      </w:r>
+      <w:r>
+        <w:rPr>
+          <w:rFonts w:hint="eastAsia"/>
+        </w:rPr>
+        <w:t xml:space="preserve"> </w:t>
+      </w:r>
+      <w:r>
+        <w:rPr>
+          <w:rFonts w:hint="eastAsia"/>
+        </w:rPr>
+        <w:t>localhost</w:t>
+      </w:r>
+      <w:r>
+        <w:t xml:space="preserve"> </w:t>
+      </w:r>
+      <w:r>
+        <w:rPr>
+          <w:rFonts w:hint="eastAsia"/>
+        </w:rPr>
+        <w:t xml:space="preserve"> </w:t>
+      </w:r>
+      <w:r>
+        <w:t>~]#</w:t>
+      </w:r>
+      <w:r>
+        <w:rPr>
+          <w:rFonts w:hint="eastAsia"/>
+        </w:rPr>
+        <w:t xml:space="preserve"> </w:t>
+      </w:r>
+      <w:r>
+        <w:t>cat</w:t>
+      </w:r>
+      <w:r>
+        <w:rPr>
+          <w:rFonts w:hint="eastAsia"/>
+        </w:rPr>
+        <w:t xml:space="preserve"> </w:t>
+      </w:r>
+      <w:r>
+        <w:t xml:space="preserve"> test1  </w:t>
+      </w:r>
+    </w:p>
+    <w:p/>
+    <w:p>
+      <w:pPr>
+        <w:pStyle w:val="tony-f6"/>
+      </w:pPr>
+      <w:r>
+        <w:rPr>
+          <w:rFonts w:hint="eastAsia"/>
+        </w:rPr>
+        <w:t>指令下達</w:t>
+      </w:r>
+      <w:r>
+        <w:rPr>
+          <w:rFonts w:hint="eastAsia"/>
+        </w:rPr>
+        <w:t>範例</w:t>
+      </w:r>
+      <w:r>
+        <w:rPr>
+          <w:rFonts w:hint="eastAsia"/>
+        </w:rPr>
+        <w:t>3(</w:t>
+      </w:r>
+      <w:r>
+        <w:rPr>
+          <w:rFonts w:hint="eastAsia"/>
+        </w:rPr>
+        <w:t xml:space="preserve">cmd </w:t>
+      </w:r>
+      <w:r>
+        <w:rPr>
+          <w:rFonts w:hint="eastAsia"/>
+        </w:rPr>
+        <w:t xml:space="preserve"> </w:t>
+      </w:r>
+      <w:r>
+        <w:rPr>
+          <w:rFonts w:hint="eastAsia"/>
+        </w:rPr>
+        <w:t xml:space="preserve">&gt; </w:t>
+      </w:r>
+      <w:r>
+        <w:rPr>
+          <w:rFonts w:hint="eastAsia"/>
+        </w:rPr>
+        <w:t xml:space="preserve"> </w:t>
+      </w:r>
+      <w:r>
+        <w:rPr>
+          <w:rFonts w:hint="eastAsia"/>
+        </w:rPr>
+        <w:t xml:space="preserve">file </w:t>
+      </w:r>
+      <w:r>
+        <w:rPr>
+          <w:rFonts w:hint="eastAsia"/>
+        </w:rPr>
+        <w:t xml:space="preserve"> </w:t>
+      </w:r>
+      <w:r>
+        <w:rPr>
+          <w:rFonts w:hint="eastAsia"/>
+        </w:rPr>
+        <w:t>2&gt;&amp;1</w:t>
+      </w:r>
+      <w:r>
+        <w:rPr>
+          <w:rFonts w:hint="eastAsia"/>
+        </w:rPr>
+        <w:t xml:space="preserve"> </w:t>
+      </w:r>
+      <w:r>
+        <w:rPr>
+          <w:rFonts w:hint="eastAsia"/>
+        </w:rPr>
+        <w:t>、</w:t>
+      </w:r>
+      <w:r>
+        <w:rPr>
+          <w:rFonts w:hint="eastAsia"/>
+        </w:rPr>
+        <w:t xml:space="preserve"> cmd &amp;&gt; </w:t>
+      </w:r>
+      <w:r>
+        <w:rPr>
+          <w:rFonts w:hint="eastAsia"/>
+        </w:rPr>
+        <w:t xml:space="preserve"> </w:t>
+      </w:r>
+      <w:r>
+        <w:rPr>
+          <w:rFonts w:hint="eastAsia"/>
+        </w:rPr>
+        <w:t>file</w:t>
+      </w:r>
+      <w:r>
+        <w:rPr>
+          <w:rFonts w:hint="eastAsia"/>
+        </w:rPr>
+        <w:t>)</w:t>
+      </w:r>
+      <w:r>
+        <w:rPr>
+          <w:rFonts w:hint="eastAsia"/>
+        </w:rPr>
+        <w:t>：</w:t>
+      </w:r>
+    </w:p>
+    <w:p>
+      <w:pPr>
+        <w:pStyle w:val="tony-f1"/>
+      </w:pPr>
+      <w:r>
+        <w:rPr>
+          <w:rFonts w:hint="eastAsia"/>
+        </w:rPr>
+        <w:t>(</w:t>
+      </w:r>
+      <w:r>
+        <w:rPr>
+          <w:rFonts w:hint="eastAsia"/>
+        </w:rPr>
+        <w:t xml:space="preserve">cat </w:t>
+      </w:r>
+      <w:r>
+        <w:rPr>
+          <w:rFonts w:hint="eastAsia"/>
+        </w:rPr>
+        <w:t>讀取</w:t>
+      </w:r>
+      <w:r>
+        <w:rPr>
+          <w:rFonts w:hint="eastAsia"/>
+        </w:rPr>
+        <w:t xml:space="preserve"> /etc/fstab </w:t>
+      </w:r>
+      <w:r>
+        <w:rPr>
+          <w:rFonts w:hint="eastAsia"/>
+        </w:rPr>
+        <w:t>和</w:t>
+      </w:r>
+      <w:r>
+        <w:rPr>
+          <w:rFonts w:hint="eastAsia"/>
+        </w:rPr>
+        <w:t xml:space="preserve"> nofile </w:t>
+      </w:r>
+      <w:r>
+        <w:rPr>
+          <w:rFonts w:hint="eastAsia"/>
+        </w:rPr>
+        <w:t>這兩個檔案，並將內容輸出到標準輸出（螢幕）。如果</w:t>
+      </w:r>
+      <w:r>
+        <w:rPr>
+          <w:rFonts w:hint="eastAsia"/>
+        </w:rPr>
+        <w:t xml:space="preserve"> nofile </w:t>
+      </w:r>
+      <w:r>
+        <w:rPr>
+          <w:rFonts w:hint="eastAsia"/>
+        </w:rPr>
+        <w:t>不存在，會顯示錯誤訊息。</w:t>
+      </w:r>
+      <w:r>
+        <w:rPr>
+          <w:rFonts w:hint="eastAsia"/>
+        </w:rPr>
+        <w:t>)</w:t>
+      </w:r>
+    </w:p>
+    <w:p>
+      <w:pPr>
+        <w:pStyle w:val="tony-f1"/>
+      </w:pPr>
+      <w:r>
+        <w:t>[</w:t>
+      </w:r>
+      <w:r>
+        <w:rPr>
+          <w:rFonts w:hint="eastAsia"/>
+        </w:rPr>
+        <w:t>root</w:t>
+      </w:r>
+      <w:r>
+        <w:t>@</w:t>
+      </w:r>
+      <w:r>
+        <w:rPr>
+          <w:rFonts w:hint="eastAsia"/>
+        </w:rPr>
+        <w:t xml:space="preserve"> </w:t>
+      </w:r>
+      <w:r>
+        <w:rPr>
+          <w:rFonts w:hint="eastAsia"/>
+        </w:rPr>
+        <w:t>localhost</w:t>
+      </w:r>
+      <w:r>
+        <w:t xml:space="preserve"> </w:t>
+      </w:r>
+      <w:r>
+        <w:rPr>
+          <w:rFonts w:hint="eastAsia"/>
+        </w:rPr>
+        <w:t xml:space="preserve"> </w:t>
+      </w:r>
+      <w:r>
+        <w:t>~]#</w:t>
+      </w:r>
+      <w:r>
+        <w:t xml:space="preserve"> cat </w:t>
+      </w:r>
+      <w:r>
+        <w:rPr>
+          <w:rFonts w:hint="eastAsia"/>
+        </w:rPr>
+        <w:t xml:space="preserve"> </w:t>
+      </w:r>
+      <w:r>
+        <w:t xml:space="preserve">/etc/fstab </w:t>
+      </w:r>
+      <w:r>
+        <w:rPr>
+          <w:rFonts w:hint="eastAsia"/>
+        </w:rPr>
+        <w:t xml:space="preserve"> </w:t>
+      </w:r>
+      <w:r>
+        <w:t xml:space="preserve">nofile </w:t>
+      </w:r>
+      <w:r>
+        <w:rPr>
+          <w:rFonts w:hint="eastAsia"/>
+        </w:rPr>
+        <w:t xml:space="preserve"> </w:t>
+      </w:r>
+      <w:r>
+        <w:t xml:space="preserve">&gt; file3 </w:t>
+      </w:r>
+      <w:r>
+        <w:rPr>
+          <w:rFonts w:hint="eastAsia"/>
+        </w:rPr>
+        <w:t xml:space="preserve"> </w:t>
+      </w:r>
+      <w:r>
+        <w:t>2&gt;&amp;1</w:t>
+      </w:r>
+      <w:r>
+        <w:rPr>
+          <w:rFonts w:hint="eastAsia"/>
+        </w:rPr>
+        <w:t xml:space="preserve"> </w:t>
+      </w:r>
+    </w:p>
+    <w:p>
+      <w:pPr>
         <w:pStyle w:val="tony-f9"/>
-        <w:rPr>
-          <w:color w:val="EE0000"/>
-        </w:rPr>
-      </w:pPr>
-      <w:r>
-        <w:rPr>
-          <w:rFonts w:hint="eastAsia"/>
-        </w:rPr>
-        <w:t>(</w:t>
-      </w:r>
-      <w:r>
-        <w:rPr>
-          <w:rFonts w:hint="eastAsia"/>
-        </w:rPr>
-        <w:t>為避免覆寫，可執行</w:t>
-      </w:r>
-      <w:r>
-        <w:t xml:space="preserve"> ”se</w:t>
-      </w:r>
-      <w:r>
-        <w:t>t -</w:t>
-      </w:r>
-      <w:r>
-        <w:t>o noclobber”</w:t>
-      </w:r>
-      <w:r>
-        <w:rPr>
-          <w:rFonts w:hint="eastAsia"/>
-        </w:rPr>
-        <w:t>，取消則執行</w:t>
-      </w:r>
-      <w:r>
-        <w:t xml:space="preserve"> ”set +o noclobber”</w:t>
-      </w:r>
-      <w:r>
-        <w:rPr>
-          <w:rFonts w:hint="eastAsia"/>
-        </w:rPr>
-        <w:t>，</w:t>
-      </w:r>
-      <w:r>
-        <w:t>檢查</w:t>
-      </w:r>
-      <w:r>
-        <w:t>”</w:t>
-      </w:r>
-      <w:r>
-        <w:t xml:space="preserve"> </w:t>
-      </w:r>
-      <w:r>
-        <w:t>se</w:t>
-      </w:r>
-      <w:r>
-        <w:t>t -</w:t>
-      </w:r>
-      <w:r>
-        <w:t>o</w:t>
-      </w:r>
-      <w:r>
-        <w:t>”</w:t>
-      </w:r>
-      <w:r>
-        <w:rPr>
-          <w:rFonts w:hint="eastAsia"/>
-        </w:rPr>
-        <w:t>)</w:t>
-      </w:r>
-      <w:r>
-        <w:rPr>
-          <w:rFonts w:hint="eastAsia"/>
-        </w:rPr>
-        <w:t>(show</w:t>
-      </w:r>
-      <w:r>
-        <w:rPr>
-          <w:rFonts w:hint="eastAsia"/>
-        </w:rPr>
-        <w:t>所有設定值</w:t>
-      </w:r>
-      <w:r>
-        <w:rPr>
-          <w:rFonts w:hint="eastAsia"/>
-        </w:rPr>
-        <w:t>)</w:t>
-      </w:r>
-      <w:r>
-        <w:rPr>
-          <w:rFonts w:hint="eastAsia"/>
-          <w:color w:val="EE0000"/>
-        </w:rPr>
-        <w:t>????</w:t>
-      </w:r>
-      <w:r>
-        <w:rPr>
-          <w:rFonts w:hint="eastAsia"/>
-          <w:color w:val="EE0000"/>
-        </w:rPr>
-        <w:t>沒作用，還是有覆寫</w:t>
-      </w:r>
-    </w:p>
-    <w:p>
-      <w:pPr>
-        <w:pStyle w:val="tony-f1"/>
-      </w:pPr>
-      <w:r>
-        <w:t>[</w:t>
-      </w:r>
-      <w:r>
-        <w:rPr>
-          <w:rFonts w:hint="eastAsia"/>
-        </w:rPr>
-        <w:t>root</w:t>
-      </w:r>
-      <w:r>
-        <w:t>@</w:t>
-      </w:r>
-      <w:r>
-        <w:rPr>
-          <w:rFonts w:hint="eastAsia"/>
-        </w:rPr>
-        <w:t xml:space="preserve"> </w:t>
-      </w:r>
-      <w:r>
-        <w:rPr>
-          <w:rFonts w:hint="eastAsia"/>
-        </w:rPr>
-        <w:t>localhost</w:t>
-      </w:r>
-      <w:r>
-        <w:t xml:space="preserve"> </w:t>
-      </w:r>
-      <w:r>
-        <w:rPr>
-          <w:rFonts w:hint="eastAsia"/>
-        </w:rPr>
-        <w:t xml:space="preserve"> </w:t>
-      </w:r>
-      <w:r>
-        <w:t>~]#</w:t>
-      </w:r>
-      <w:r>
-        <w:rPr>
-          <w:rFonts w:hint="eastAsia"/>
-        </w:rPr>
-        <w:t xml:space="preserve"> </w:t>
-      </w:r>
-      <w:r>
-        <w:rPr>
-          <w:rFonts w:hint="eastAsia"/>
-        </w:rPr>
-        <w:t>cat</w:t>
-      </w:r>
-      <w:r>
-        <w:rPr>
-          <w:rFonts w:hint="eastAsia"/>
-        </w:rPr>
-        <w:t xml:space="preserve"> (</w:t>
-      </w:r>
-      <w:r>
-        <w:rPr>
-          <w:rFonts w:hint="eastAsia"/>
-        </w:rPr>
-        <w:t>要先按</w:t>
-      </w:r>
-      <w:r>
-        <w:rPr>
-          <w:rFonts w:hint="eastAsia"/>
-        </w:rPr>
-        <w:t>enter</w:t>
-      </w:r>
-      <w:r>
-        <w:rPr>
-          <w:rFonts w:hint="eastAsia"/>
-        </w:rPr>
-        <w:t>輸入指令後等待</w:t>
-      </w:r>
-      <w:r>
-        <w:rPr>
-          <w:rFonts w:hint="eastAsia"/>
-        </w:rPr>
-        <w:t>keyboard</w:t>
-      </w:r>
-      <w:r>
-        <w:rPr>
-          <w:rFonts w:hint="eastAsia"/>
-        </w:rPr>
-        <w:t>輸入下一行</w:t>
-      </w:r>
-      <w:r>
-        <w:rPr>
-          <w:rFonts w:hint="eastAsia"/>
-        </w:rPr>
-        <w:t>)</w:t>
-      </w:r>
-    </w:p>
-    <w:p>
-      <w:pPr>
-        <w:pStyle w:val="tony-f1"/>
-      </w:pPr>
-      <w:r>
-        <w:rPr>
-          <w:rFonts w:hint="eastAsia"/>
-        </w:rPr>
-        <w:t>I  am  tony. (</w:t>
-      </w:r>
-      <w:r>
-        <w:rPr>
-          <w:rFonts w:hint="eastAsia"/>
-        </w:rPr>
-        <w:t>鍵盤輸入</w:t>
-      </w:r>
-      <w:r>
-        <w:rPr>
-          <w:rFonts w:hint="eastAsia"/>
-        </w:rPr>
-        <w:t>)</w:t>
-      </w:r>
-    </w:p>
-    <w:p>
-      <w:pPr>
-        <w:pStyle w:val="tony-f1"/>
-      </w:pPr>
-      <w:r>
-        <w:rPr>
-          <w:rFonts w:hint="eastAsia"/>
-        </w:rPr>
-        <w:t>I  am  tony. (</w:t>
-      </w:r>
-      <w:r>
-        <w:rPr>
-          <w:rFonts w:hint="eastAsia"/>
-        </w:rPr>
-        <w:t>輸出至螢幕</w:t>
-      </w:r>
-      <w:r>
-        <w:rPr>
-          <w:rFonts w:hint="eastAsia"/>
-        </w:rPr>
-        <w:t>)</w:t>
-      </w:r>
-    </w:p>
-    <w:p>
-      <w:pPr>
-        <w:pStyle w:val="tony-f9"/>
-      </w:pPr>
-      <w:r>
-        <w:rPr>
-          <w:rFonts w:hint="eastAsia"/>
-        </w:rPr>
-        <w:t>（</w:t>
-      </w:r>
-      <w:r>
-        <w:rPr>
-          <w:rFonts w:hint="eastAsia"/>
-        </w:rPr>
-        <w:t>注意</w:t>
-      </w:r>
-      <w:r>
-        <w:rPr>
-          <w:rFonts w:hint="eastAsia"/>
-        </w:rPr>
-        <w:t>：</w:t>
-      </w:r>
-      <w:r>
-        <w:t xml:space="preserve">cat </w:t>
-      </w:r>
-      <w:r>
-        <w:rPr>
-          <w:rFonts w:hint="eastAsia"/>
-        </w:rPr>
-        <w:t>讀入後，即把結果輸出至螢幕。</w:t>
-      </w:r>
-      <w:r>
-        <w:rPr>
-          <w:rFonts w:hint="eastAsia"/>
-          <w:color w:val="EE0000"/>
-        </w:rPr>
-        <w:t>使用</w:t>
-      </w:r>
-      <w:r>
-        <w:rPr>
-          <w:color w:val="EE0000"/>
-        </w:rPr>
-        <w:t xml:space="preserve"> Ctrl-D </w:t>
-      </w:r>
-      <w:r>
-        <w:rPr>
-          <w:rFonts w:hint="eastAsia"/>
-          <w:color w:val="EE0000"/>
-        </w:rPr>
-        <w:t>可中斷輸入</w:t>
-      </w:r>
-      <w:r>
-        <w:rPr>
-          <w:rFonts w:hint="eastAsia"/>
-        </w:rPr>
-        <w:t>。</w:t>
-      </w:r>
-      <w:r>
-        <w:rPr>
-          <w:rFonts w:hint="eastAsia"/>
-        </w:rPr>
-        <w:t>）</w:t>
-      </w:r>
-    </w:p>
-    <w:p>
-      <w:pPr>
-        <w:pStyle w:val="tony-f1"/>
-      </w:pPr>
-      <w:r>
-        <w:t>[</w:t>
-      </w:r>
-      <w:r>
-        <w:rPr>
-          <w:rFonts w:hint="eastAsia"/>
-        </w:rPr>
-        <w:t>root</w:t>
-      </w:r>
-      <w:r>
-        <w:t>@</w:t>
-      </w:r>
-      <w:r>
-        <w:rPr>
-          <w:rFonts w:hint="eastAsia"/>
-        </w:rPr>
-        <w:t xml:space="preserve"> </w:t>
-      </w:r>
-      <w:r>
-        <w:rPr>
-          <w:rFonts w:hint="eastAsia"/>
-        </w:rPr>
-        <w:t>localhost</w:t>
-      </w:r>
-      <w:r>
-        <w:t xml:space="preserve"> </w:t>
-      </w:r>
-      <w:r>
-        <w:rPr>
-          <w:rFonts w:hint="eastAsia"/>
-        </w:rPr>
-        <w:t xml:space="preserve"> </w:t>
-      </w:r>
-      <w:r>
-        <w:t>~]#</w:t>
-      </w:r>
-      <w:r>
-        <w:rPr>
-          <w:rFonts w:hint="eastAsia"/>
-        </w:rPr>
-        <w:t xml:space="preserve"> </w:t>
-      </w:r>
-      <w:r>
-        <w:rPr>
-          <w:rFonts w:hint="eastAsia"/>
-        </w:rPr>
-        <w:t>cat  &gt;  myfile</w:t>
-      </w:r>
-    </w:p>
-    <w:p>
-      <w:pPr>
-        <w:pStyle w:val="tony-f9"/>
-      </w:pPr>
-      <w:r>
-        <w:rPr>
-          <w:rFonts w:hint="eastAsia"/>
-        </w:rPr>
-        <w:t>(</w:t>
-      </w:r>
-      <w:r>
-        <w:rPr>
-          <w:rFonts w:hint="eastAsia"/>
-        </w:rPr>
-        <w:t>注意</w:t>
-      </w:r>
-      <w:r>
-        <w:rPr>
-          <w:rFonts w:hint="eastAsia"/>
-        </w:rPr>
-        <w:t>：在畫面上輸入文字，之後再＃</w:t>
-      </w:r>
-      <w:r>
-        <w:rPr>
-          <w:rFonts w:hint="eastAsia"/>
-        </w:rPr>
-        <w:t>cat myfile</w:t>
-      </w:r>
-      <w:r>
-        <w:rPr>
-          <w:rFonts w:hint="eastAsia"/>
-        </w:rPr>
-        <w:t>查看</w:t>
-      </w:r>
-      <w:r>
-        <w:rPr>
-          <w:rFonts w:hint="eastAsia"/>
-        </w:rPr>
-        <w:t>)</w:t>
-      </w:r>
-    </w:p>
-    <w:p>
-      <w:pPr>
-        <w:pStyle w:val="tony-f1"/>
-      </w:pPr>
-      <w:r>
-        <w:t>[</w:t>
-      </w:r>
-      <w:r>
-        <w:rPr>
-          <w:rFonts w:hint="eastAsia"/>
-        </w:rPr>
-        <w:t>root</w:t>
-      </w:r>
-      <w:r>
-        <w:t>@</w:t>
-      </w:r>
-      <w:r>
-        <w:rPr>
-          <w:rFonts w:hint="eastAsia"/>
-        </w:rPr>
-        <w:t xml:space="preserve"> </w:t>
-      </w:r>
-      <w:r>
-        <w:rPr>
-          <w:rFonts w:hint="eastAsia"/>
-        </w:rPr>
-        <w:t>localhost</w:t>
-      </w:r>
-      <w:r>
-        <w:t xml:space="preserve"> </w:t>
-      </w:r>
-      <w:r>
-        <w:rPr>
-          <w:rFonts w:hint="eastAsia"/>
-        </w:rPr>
-        <w:t xml:space="preserve"> </w:t>
-      </w:r>
-      <w:r>
-        <w:t>~]#</w:t>
-      </w:r>
-      <w:r>
-        <w:rPr>
-          <w:rFonts w:hint="eastAsia"/>
-        </w:rPr>
-        <w:t xml:space="preserve"> </w:t>
-      </w:r>
-      <w:r>
-        <w:rPr>
-          <w:rFonts w:hint="eastAsia"/>
-        </w:rPr>
-        <w:t>cat  /etc/fstab  nofile  1&gt;file1  2&gt;file2</w:t>
-      </w:r>
-    </w:p>
-    <w:p>
-      <w:pPr>
-        <w:pStyle w:val="tony-f9"/>
-      </w:pPr>
-      <w:r>
-        <w:rPr>
-          <w:rFonts w:hint="eastAsia"/>
-        </w:rPr>
-        <w:t>(</w:t>
-      </w:r>
-      <w:r>
-        <w:rPr>
-          <w:rFonts w:hint="eastAsia"/>
-        </w:rPr>
-        <w:t>注意</w:t>
-      </w:r>
-      <w:r>
-        <w:rPr>
-          <w:rFonts w:hint="eastAsia"/>
-        </w:rPr>
-        <w:t>：</w:t>
-      </w:r>
-      <w:r>
-        <w:rPr>
-          <w:rFonts w:hint="eastAsia"/>
-        </w:rPr>
-        <w:t>2&gt;</w:t>
-      </w:r>
-      <w:r>
-        <w:rPr>
-          <w:rFonts w:hint="eastAsia"/>
-        </w:rPr>
-        <w:t>是錯誤訊息</w:t>
-      </w:r>
-      <w:r>
-        <w:rPr>
-          <w:rFonts w:hint="eastAsia"/>
-        </w:rPr>
-        <w:t>)</w:t>
-      </w:r>
-    </w:p>
-    <w:p>
-      <w:pPr>
-        <w:pStyle w:val="tony-f1"/>
-      </w:pPr>
-      <w:r>
-        <w:t>[</w:t>
-      </w:r>
-      <w:r>
-        <w:rPr>
-          <w:rFonts w:hint="eastAsia"/>
-        </w:rPr>
-        <w:t>root</w:t>
-      </w:r>
-      <w:r>
-        <w:t>@</w:t>
-      </w:r>
-      <w:r>
-        <w:rPr>
-          <w:rFonts w:hint="eastAsia"/>
-        </w:rPr>
-        <w:t xml:space="preserve"> </w:t>
-      </w:r>
-      <w:r>
-        <w:rPr>
-          <w:rFonts w:hint="eastAsia"/>
-        </w:rPr>
-        <w:t>localhost</w:t>
-      </w:r>
-      <w:r>
-        <w:t xml:space="preserve"> </w:t>
-      </w:r>
-      <w:r>
-        <w:rPr>
-          <w:rFonts w:hint="eastAsia"/>
-        </w:rPr>
-        <w:t xml:space="preserve"> </w:t>
-      </w:r>
-      <w:r>
-        <w:t>~]#</w:t>
-      </w:r>
-      <w:r>
-        <w:rPr>
-          <w:rFonts w:hint="eastAsia"/>
-        </w:rPr>
-        <w:t xml:space="preserve"> </w:t>
-      </w:r>
-      <w:r>
-        <w:t xml:space="preserve">cat </w:t>
-      </w:r>
-      <w:r>
-        <w:rPr>
-          <w:rFonts w:hint="eastAsia"/>
-        </w:rPr>
-        <w:t xml:space="preserve"> </w:t>
-      </w:r>
-      <w:r>
-        <w:t>/etc/fstab</w:t>
-      </w:r>
-      <w:r>
-        <w:rPr>
-          <w:rFonts w:hint="eastAsia"/>
-        </w:rPr>
-        <w:t xml:space="preserve"> </w:t>
-      </w:r>
-      <w:r>
-        <w:t xml:space="preserve"> nofile </w:t>
-      </w:r>
-      <w:r>
-        <w:rPr>
-          <w:rFonts w:hint="eastAsia"/>
-        </w:rPr>
-        <w:t xml:space="preserve"> </w:t>
-      </w:r>
-      <w:r>
-        <w:t xml:space="preserve">&gt;file1 </w:t>
-      </w:r>
-      <w:r>
-        <w:rPr>
-          <w:rFonts w:hint="eastAsia"/>
-        </w:rPr>
-        <w:t xml:space="preserve"> </w:t>
-      </w:r>
-      <w:r>
-        <w:t>2&gt;file2</w:t>
-      </w:r>
-    </w:p>
-    <w:p>
-      <w:pPr>
-        <w:pStyle w:val="tony-f1"/>
-      </w:pPr>
-      <w:r>
-        <w:t>[</w:t>
-      </w:r>
-      <w:r>
-        <w:rPr>
-          <w:rFonts w:hint="eastAsia"/>
-        </w:rPr>
-        <w:t>root</w:t>
-      </w:r>
-      <w:r>
-        <w:t>@</w:t>
-      </w:r>
-      <w:r>
-        <w:rPr>
-          <w:rFonts w:hint="eastAsia"/>
-        </w:rPr>
-        <w:t xml:space="preserve"> </w:t>
-      </w:r>
-      <w:r>
-        <w:rPr>
-          <w:rFonts w:hint="eastAsia"/>
-        </w:rPr>
-        <w:t>localhost</w:t>
-      </w:r>
-      <w:r>
-        <w:t xml:space="preserve"> </w:t>
-      </w:r>
-      <w:r>
-        <w:rPr>
-          <w:rFonts w:hint="eastAsia"/>
-        </w:rPr>
-        <w:t xml:space="preserve"> </w:t>
-      </w:r>
-      <w:r>
-        <w:t>~]#</w:t>
-      </w:r>
-      <w:r>
-        <w:rPr>
-          <w:rFonts w:hint="eastAsia"/>
-        </w:rPr>
-        <w:t xml:space="preserve"> </w:t>
-      </w:r>
-      <w:r>
-        <w:t>cat  /etc/fstab  nofile  &gt;file1  2&gt;/dev/null</w:t>
-      </w:r>
-    </w:p>
-    <w:p>
-      <w:pPr>
-        <w:pStyle w:val="tony-b"/>
-      </w:pPr>
-      <w:r>
-        <w:sym w:font="Wingdings" w:char="F076"/>
-      </w:r>
-      <w:r>
-        <w:rPr>
-          <w:rFonts w:hint="eastAsia"/>
-        </w:rPr>
-        <w:t>補充</w:t>
-      </w:r>
-    </w:p>
-    <w:p>
-      <w:pPr>
-        <w:pStyle w:val="tony-d"/>
-      </w:pPr>
-      <w:r>
-        <w:rPr>
-          <w:rFonts w:hint="eastAsia"/>
-        </w:rPr>
-        <w:t>「</w:t>
-      </w:r>
-      <w:r>
-        <w:t>/dev/null</w:t>
-      </w:r>
-      <w:r>
-        <w:rPr>
-          <w:rFonts w:hint="eastAsia"/>
-        </w:rPr>
-        <w:t>」是一個輸出裝置，如同黑洞一般，只要重導至這個地方的資料都會消失不見。</w:t>
-      </w:r>
-    </w:p>
-    <w:p/>
-    <w:p>
-      <w:pPr>
-        <w:pStyle w:val="tony-f6"/>
-      </w:pPr>
-      <w:r>
-        <w:rPr>
-          <w:rFonts w:hint="eastAsia"/>
-        </w:rPr>
-        <w:t>指令下達</w:t>
-      </w:r>
-      <w:r>
-        <w:rPr>
-          <w:rFonts w:hint="eastAsia"/>
-        </w:rPr>
-        <w:t>範例</w:t>
-      </w:r>
-      <w:r>
-        <w:rPr>
-          <w:rFonts w:hint="eastAsia"/>
-        </w:rPr>
-        <w:t>2(cmd  &gt;&gt;  file)</w:t>
-      </w:r>
-      <w:r>
-        <w:rPr>
-          <w:rFonts w:hint="eastAsia"/>
-        </w:rPr>
-        <w:t>：</w:t>
-      </w:r>
-    </w:p>
-    <w:p>
-      <w:pPr>
-        <w:pStyle w:val="tony-f1"/>
-      </w:pPr>
-      <w:r>
-        <w:t>[</w:t>
-      </w:r>
-      <w:r>
-        <w:rPr>
-          <w:rFonts w:hint="eastAsia"/>
-        </w:rPr>
-        <w:t>root</w:t>
-      </w:r>
-      <w:r>
-        <w:t>@</w:t>
-      </w:r>
-      <w:r>
-        <w:rPr>
-          <w:rFonts w:hint="eastAsia"/>
-        </w:rPr>
-        <w:t xml:space="preserve"> </w:t>
-      </w:r>
-      <w:r>
-        <w:rPr>
-          <w:rFonts w:hint="eastAsia"/>
-        </w:rPr>
-        <w:t>localhost</w:t>
-      </w:r>
-      <w:r>
-        <w:t xml:space="preserve"> </w:t>
-      </w:r>
-      <w:r>
-        <w:rPr>
-          <w:rFonts w:hint="eastAsia"/>
-        </w:rPr>
-        <w:t xml:space="preserve"> </w:t>
-      </w:r>
-      <w:r>
-        <w:t>~]#</w:t>
-      </w:r>
-      <w:r>
-        <w:t xml:space="preserve"> echo</w:t>
-      </w:r>
-      <w:r>
-        <w:rPr>
-          <w:rFonts w:hint="eastAsia"/>
-        </w:rPr>
-        <w:t xml:space="preserve"> </w:t>
-      </w:r>
-      <w:r>
-        <w:t xml:space="preserve"> "hello,tina."</w:t>
-      </w:r>
-      <w:r>
-        <w:rPr>
-          <w:rFonts w:hint="eastAsia"/>
-        </w:rPr>
-        <w:t xml:space="preserve"> </w:t>
-      </w:r>
-      <w:r>
-        <w:t xml:space="preserve"> &gt; </w:t>
-      </w:r>
-      <w:r>
-        <w:rPr>
-          <w:rFonts w:hint="eastAsia"/>
-        </w:rPr>
-        <w:t xml:space="preserve"> </w:t>
-      </w:r>
-      <w:r>
-        <w:t>test1</w:t>
-      </w:r>
-    </w:p>
-    <w:p>
-      <w:pPr>
-        <w:pStyle w:val="tony-f1"/>
-      </w:pPr>
-      <w:r>
-        <w:t>[</w:t>
-      </w:r>
-      <w:r>
-        <w:rPr>
-          <w:rFonts w:hint="eastAsia"/>
-        </w:rPr>
-        <w:t>root</w:t>
-      </w:r>
-      <w:r>
-        <w:t>@</w:t>
-      </w:r>
-      <w:r>
-        <w:rPr>
-          <w:rFonts w:hint="eastAsia"/>
-        </w:rPr>
-        <w:t xml:space="preserve"> </w:t>
-      </w:r>
-      <w:r>
-        <w:rPr>
-          <w:rFonts w:hint="eastAsia"/>
-        </w:rPr>
-        <w:t>localhost</w:t>
-      </w:r>
-      <w:r>
-        <w:t xml:space="preserve"> </w:t>
-      </w:r>
-      <w:r>
-        <w:rPr>
-          <w:rFonts w:hint="eastAsia"/>
-        </w:rPr>
-        <w:t xml:space="preserve"> </w:t>
-      </w:r>
-      <w:r>
-        <w:t>~]#</w:t>
-      </w:r>
-      <w:r>
-        <w:rPr>
-          <w:rFonts w:hint="eastAsia"/>
-        </w:rPr>
-        <w:t xml:space="preserve"> </w:t>
-      </w:r>
-      <w:r>
-        <w:t>echo</w:t>
-      </w:r>
-      <w:r>
-        <w:rPr>
-          <w:rFonts w:hint="eastAsia"/>
-        </w:rPr>
-        <w:t xml:space="preserve"> </w:t>
-      </w:r>
-      <w:r>
-        <w:t xml:space="preserve"> "i am barry."</w:t>
-      </w:r>
-      <w:r>
-        <w:rPr>
-          <w:rFonts w:hint="eastAsia"/>
-        </w:rPr>
-        <w:t xml:space="preserve"> </w:t>
-      </w:r>
-      <w:r>
-        <w:t xml:space="preserve"> &gt;&gt; </w:t>
-      </w:r>
-      <w:r>
-        <w:rPr>
-          <w:rFonts w:hint="eastAsia"/>
-        </w:rPr>
-        <w:t xml:space="preserve"> </w:t>
-      </w:r>
-      <w:r>
-        <w:t>test1</w:t>
-      </w:r>
-    </w:p>
-    <w:p>
-      <w:pPr>
-        <w:pStyle w:val="tony-f9"/>
-      </w:pPr>
-      <w:r>
-        <w:rPr>
-          <w:rFonts w:hint="eastAsia"/>
-        </w:rPr>
-        <w:t>(</w:t>
-      </w:r>
-      <w:r>
-        <w:rPr>
-          <w:rFonts w:hint="eastAsia"/>
-        </w:rPr>
-        <w:t>註解：接續</w:t>
-      </w:r>
-      <w:r>
-        <w:rPr>
-          <w:rFonts w:hint="eastAsia"/>
-        </w:rPr>
-        <w:t>加</w:t>
-      </w:r>
-      <w:r>
-        <w:rPr>
-          <w:rFonts w:hint="eastAsia"/>
-        </w:rPr>
-        <w:t>字</w:t>
-      </w:r>
-      <w:r>
-        <w:rPr>
-          <w:rFonts w:hint="eastAsia"/>
-        </w:rPr>
-        <w:t>)</w:t>
-      </w:r>
-    </w:p>
-    <w:p>
-      <w:pPr>
-        <w:pStyle w:val="tony-f1"/>
-      </w:pPr>
-      <w:r>
-        <w:t>[</w:t>
-      </w:r>
-      <w:r>
-        <w:rPr>
-          <w:rFonts w:hint="eastAsia"/>
-        </w:rPr>
-        <w:t>root</w:t>
-      </w:r>
-      <w:r>
-        <w:t>@</w:t>
-      </w:r>
-      <w:r>
-        <w:rPr>
-          <w:rFonts w:hint="eastAsia"/>
-        </w:rPr>
-        <w:t xml:space="preserve"> </w:t>
-      </w:r>
-      <w:r>
-        <w:rPr>
-          <w:rFonts w:hint="eastAsia"/>
-        </w:rPr>
-        <w:t>localhost</w:t>
-      </w:r>
-      <w:r>
-        <w:t xml:space="preserve"> </w:t>
-      </w:r>
-      <w:r>
-        <w:rPr>
-          <w:rFonts w:hint="eastAsia"/>
-        </w:rPr>
-        <w:t xml:space="preserve"> </w:t>
-      </w:r>
-      <w:r>
-        <w:t>~]#</w:t>
-      </w:r>
-      <w:r>
-        <w:rPr>
-          <w:rFonts w:hint="eastAsia"/>
-        </w:rPr>
-        <w:t xml:space="preserve"> </w:t>
-      </w:r>
-      <w:r>
-        <w:t>cat</w:t>
-      </w:r>
-      <w:r>
-        <w:rPr>
-          <w:rFonts w:hint="eastAsia"/>
-        </w:rPr>
-        <w:t xml:space="preserve"> </w:t>
-      </w:r>
-      <w:r>
-        <w:t xml:space="preserve"> test1  </w:t>
-      </w:r>
-    </w:p>
-    <w:p/>
-    <w:p>
-      <w:pPr>
-        <w:pStyle w:val="tony-f6"/>
-      </w:pPr>
-      <w:r>
-        <w:rPr>
-          <w:rFonts w:hint="eastAsia"/>
-        </w:rPr>
-        <w:t>指令下達</w:t>
-      </w:r>
-      <w:r>
-        <w:rPr>
-          <w:rFonts w:hint="eastAsia"/>
-        </w:rPr>
-        <w:t>範例</w:t>
-      </w:r>
-      <w:r>
-        <w:rPr>
-          <w:rFonts w:hint="eastAsia"/>
-        </w:rPr>
-        <w:t>3(</w:t>
-      </w:r>
-      <w:r>
-        <w:rPr>
-          <w:rFonts w:hint="eastAsia"/>
-        </w:rPr>
-        <w:t xml:space="preserve">cmd </w:t>
-      </w:r>
-      <w:r>
-        <w:rPr>
-          <w:rFonts w:hint="eastAsia"/>
-        </w:rPr>
-        <w:t xml:space="preserve"> </w:t>
-      </w:r>
-      <w:r>
-        <w:rPr>
-          <w:rFonts w:hint="eastAsia"/>
-        </w:rPr>
-        <w:t xml:space="preserve">&gt; </w:t>
-      </w:r>
-      <w:r>
-        <w:rPr>
-          <w:rFonts w:hint="eastAsia"/>
-        </w:rPr>
-        <w:t xml:space="preserve"> </w:t>
-      </w:r>
-      <w:r>
-        <w:rPr>
-          <w:rFonts w:hint="eastAsia"/>
-        </w:rPr>
-        <w:t xml:space="preserve">file </w:t>
-      </w:r>
-      <w:r>
-        <w:rPr>
-          <w:rFonts w:hint="eastAsia"/>
-        </w:rPr>
-        <w:t xml:space="preserve"> </w:t>
-      </w:r>
-      <w:r>
-        <w:rPr>
-          <w:rFonts w:hint="eastAsia"/>
-        </w:rPr>
-        <w:t>2&gt;&amp;1</w:t>
-      </w:r>
-      <w:r>
-        <w:rPr>
-          <w:rFonts w:hint="eastAsia"/>
-        </w:rPr>
-        <w:t xml:space="preserve"> </w:t>
-      </w:r>
-      <w:r>
-        <w:rPr>
-          <w:rFonts w:hint="eastAsia"/>
-        </w:rPr>
-        <w:t>、</w:t>
-      </w:r>
-      <w:r>
-        <w:rPr>
-          <w:rFonts w:hint="eastAsia"/>
-        </w:rPr>
-        <w:t xml:space="preserve"> cmd &amp;&gt; </w:t>
-      </w:r>
-      <w:r>
-        <w:rPr>
-          <w:rFonts w:hint="eastAsia"/>
-        </w:rPr>
-        <w:t xml:space="preserve"> </w:t>
-      </w:r>
-      <w:r>
-        <w:rPr>
-          <w:rFonts w:hint="eastAsia"/>
-        </w:rPr>
-        <w:t>file</w:t>
-      </w:r>
-      <w:r>
-        <w:rPr>
-          <w:rFonts w:hint="eastAsia"/>
-        </w:rPr>
-        <w:t>)</w:t>
-      </w:r>
-      <w:r>
-        <w:rPr>
-          <w:rFonts w:hint="eastAsia"/>
-        </w:rPr>
-        <w:t>：</w:t>
-      </w:r>
-    </w:p>
-    <w:p>
-      <w:pPr>
-        <w:pStyle w:val="tony-f1"/>
-      </w:pPr>
-      <w:r>
-        <w:rPr>
-          <w:rFonts w:hint="eastAsia"/>
-        </w:rPr>
-        <w:t>(</w:t>
-      </w:r>
-      <w:r>
-        <w:rPr>
-          <w:rFonts w:hint="eastAsia"/>
-        </w:rPr>
-        <w:t xml:space="preserve">cat </w:t>
-      </w:r>
-      <w:r>
-        <w:rPr>
-          <w:rFonts w:hint="eastAsia"/>
-        </w:rPr>
-        <w:t>讀取</w:t>
-      </w:r>
-      <w:r>
-        <w:rPr>
-          <w:rFonts w:hint="eastAsia"/>
-        </w:rPr>
-        <w:t xml:space="preserve"> /etc/fstab </w:t>
-      </w:r>
-      <w:r>
-        <w:rPr>
-          <w:rFonts w:hint="eastAsia"/>
-        </w:rPr>
-        <w:t>和</w:t>
-      </w:r>
-      <w:r>
-        <w:rPr>
-          <w:rFonts w:hint="eastAsia"/>
-        </w:rPr>
-        <w:t xml:space="preserve"> nofile </w:t>
-      </w:r>
-      <w:r>
-        <w:rPr>
-          <w:rFonts w:hint="eastAsia"/>
-        </w:rPr>
-        <w:t>這兩個檔案，並將內容輸出到標準輸出（螢幕）。如果</w:t>
-      </w:r>
-      <w:r>
-        <w:rPr>
-          <w:rFonts w:hint="eastAsia"/>
-        </w:rPr>
-        <w:t xml:space="preserve"> nofile </w:t>
-      </w:r>
-      <w:r>
-        <w:rPr>
-          <w:rFonts w:hint="eastAsia"/>
-        </w:rPr>
-        <w:t>不存在，會顯示錯誤訊息。</w:t>
-      </w:r>
-      <w:r>
-        <w:rPr>
-          <w:rFonts w:hint="eastAsia"/>
-        </w:rPr>
-        <w:t>)</w:t>
-      </w:r>
-    </w:p>
-    <w:p>
-      <w:pPr>
-        <w:pStyle w:val="tony-f1"/>
-      </w:pPr>
-      <w:r>
-        <w:t>[</w:t>
-      </w:r>
-      <w:r>
-        <w:rPr>
-          <w:rFonts w:hint="eastAsia"/>
-        </w:rPr>
-        <w:t>root</w:t>
-      </w:r>
-      <w:r>
-        <w:t>@</w:t>
-      </w:r>
-      <w:r>
-        <w:rPr>
-          <w:rFonts w:hint="eastAsia"/>
-        </w:rPr>
-        <w:t xml:space="preserve"> </w:t>
-      </w:r>
-      <w:r>
-        <w:rPr>
-          <w:rFonts w:hint="eastAsia"/>
-        </w:rPr>
-        <w:t>localhost</w:t>
-      </w:r>
-      <w:r>
-        <w:t xml:space="preserve"> </w:t>
-      </w:r>
-      <w:r>
-        <w:rPr>
-          <w:rFonts w:hint="eastAsia"/>
-        </w:rPr>
-        <w:t xml:space="preserve"> </w:t>
-      </w:r>
-      <w:r>
-        <w:t>~]#</w:t>
-      </w:r>
-      <w:r>
-        <w:t xml:space="preserve"> cat </w:t>
-      </w:r>
-      <w:r>
-        <w:rPr>
-          <w:rFonts w:hint="eastAsia"/>
-        </w:rPr>
-        <w:t xml:space="preserve"> </w:t>
-      </w:r>
-      <w:r>
-        <w:t xml:space="preserve">/etc/fstab </w:t>
-      </w:r>
-      <w:r>
-        <w:rPr>
-          <w:rFonts w:hint="eastAsia"/>
-        </w:rPr>
-        <w:t xml:space="preserve"> </w:t>
-      </w:r>
-      <w:r>
-        <w:t xml:space="preserve">nofile </w:t>
-      </w:r>
-      <w:r>
-        <w:rPr>
-          <w:rFonts w:hint="eastAsia"/>
-        </w:rPr>
-        <w:t xml:space="preserve"> </w:t>
-      </w:r>
-      <w:r>
-        <w:t xml:space="preserve">&gt; file3 </w:t>
-      </w:r>
-      <w:r>
-        <w:rPr>
-          <w:rFonts w:hint="eastAsia"/>
-        </w:rPr>
-        <w:t xml:space="preserve"> </w:t>
-      </w:r>
-      <w:r>
-        <w:t>2&gt;&amp;1</w:t>
-      </w:r>
-      <w:r>
-        <w:rPr>
-          <w:rFonts w:hint="eastAsia"/>
-        </w:rPr>
-        <w:t xml:space="preserve"> </w:t>
-      </w:r>
-    </w:p>
-    <w:p>
-      <w:pPr>
-        <w:pStyle w:val="tony-f9"/>
-      </w:pPr>
-      <w:r>
-        <w:rPr>
-          <w:rFonts w:hint="eastAsia"/>
-        </w:rPr>
-        <w:lastRenderedPageBreak/>
+      </w:pPr>
+      <w:r>
+        <w:rPr>
+          <w:rFonts w:hint="eastAsia"/>
+        </w:rPr>
         <w:t>(</w:t>
       </w:r>
       <w:r>
@@ -24590,6 +24801,7 @@
         <w:rPr>
           <w:color w:val="FF0000"/>
         </w:rPr>
+        <w:lastRenderedPageBreak/>
         <w:t>[</w:t>
       </w:r>
       <w:r>
@@ -24926,439 +25138,439 @@
         <w:rPr>
           <w:color w:val="FF0000"/>
         </w:rPr>
+        <w:t>(</w:t>
+      </w:r>
+      <w:r>
+        <w:rPr>
+          <w:rFonts w:hint="eastAsia"/>
+          <w:color w:val="FF0000"/>
+        </w:rPr>
+        <w:t>用</w:t>
+      </w:r>
+      <w:r>
+        <w:rPr>
+          <w:rFonts w:hint="eastAsia"/>
+          <w:color w:val="FF0000"/>
+        </w:rPr>
+        <w:t xml:space="preserve"> &lt; </w:t>
+      </w:r>
+      <w:r>
+        <w:rPr>
+          <w:rFonts w:hint="eastAsia"/>
+          <w:color w:val="FF0000"/>
+        </w:rPr>
+        <w:t>讓</w:t>
+      </w:r>
+      <w:r>
+        <w:rPr>
+          <w:rFonts w:hint="eastAsia"/>
+          <w:color w:val="FF0000"/>
+        </w:rPr>
+        <w:t xml:space="preserve"> xargs </w:t>
+      </w:r>
+      <w:r>
+        <w:rPr>
+          <w:rFonts w:hint="eastAsia"/>
+          <w:color w:val="FF0000"/>
+        </w:rPr>
+        <w:t>讀取並刪除</w:t>
+      </w:r>
+      <w:r>
+        <w:rPr>
+          <w:rFonts w:hint="eastAsia"/>
+          <w:color w:val="FF0000"/>
+        </w:rPr>
+        <w:t>/</w:t>
+      </w:r>
+      <w:r>
+        <w:rPr>
+          <w:rFonts w:hint="eastAsia"/>
+          <w:color w:val="FF0000"/>
+        </w:rPr>
+        <w:t>建立</w:t>
+      </w:r>
+      <w:r>
+        <w:rPr>
+          <w:rFonts w:hint="eastAsia"/>
+          <w:color w:val="FF0000"/>
+        </w:rPr>
+        <w:t>這些文件</w:t>
+      </w:r>
+      <w:r>
+        <w:rPr>
+          <w:color w:val="FF0000"/>
+        </w:rPr>
+        <w:t>)</w:t>
+      </w:r>
+    </w:p>
+    <w:p/>
+    <w:p>
+      <w:pPr>
+        <w:pStyle w:val="tony-f6"/>
+      </w:pPr>
+      <w:r>
+        <w:rPr>
+          <w:rFonts w:hint="eastAsia"/>
+        </w:rPr>
+        <w:t>指令下達</w:t>
+      </w:r>
+      <w:r>
+        <w:rPr>
+          <w:rFonts w:hint="eastAsia"/>
+        </w:rPr>
+        <w:t>範例</w:t>
+      </w:r>
+      <w:r>
+        <w:rPr>
+          <w:rFonts w:hint="eastAsia"/>
+        </w:rPr>
+        <w:t>5(cmd  &lt;&lt;  str)</w:t>
+      </w:r>
+      <w:r>
+        <w:rPr>
+          <w:rFonts w:hint="eastAsia"/>
+        </w:rPr>
+        <w:t>：</w:t>
+      </w:r>
+    </w:p>
+    <w:p>
+      <w:pPr>
+        <w:pStyle w:val="tony-f1"/>
+      </w:pPr>
+      <w:r>
+        <w:t>[</w:t>
+      </w:r>
+      <w:r>
+        <w:rPr>
+          <w:rFonts w:hint="eastAsia"/>
+        </w:rPr>
+        <w:t>root</w:t>
+      </w:r>
+      <w:r>
+        <w:t>@</w:t>
+      </w:r>
+      <w:r>
+        <w:rPr>
+          <w:rFonts w:hint="eastAsia"/>
+        </w:rPr>
+        <w:t xml:space="preserve"> </w:t>
+      </w:r>
+      <w:r>
+        <w:rPr>
+          <w:rFonts w:hint="eastAsia"/>
+        </w:rPr>
+        <w:t>localhost</w:t>
+      </w:r>
+      <w:r>
+        <w:t xml:space="preserve"> </w:t>
+      </w:r>
+      <w:r>
+        <w:rPr>
+          <w:rFonts w:hint="eastAsia"/>
+        </w:rPr>
+        <w:t xml:space="preserve"> </w:t>
+      </w:r>
+      <w:r>
+        <w:t>~]#</w:t>
+      </w:r>
+      <w:r>
+        <w:t xml:space="preserve"> </w:t>
+      </w:r>
+      <w:r>
+        <w:rPr>
+          <w:rFonts w:hint="eastAsia"/>
+        </w:rPr>
+        <w:t>cat  &lt;&lt;  endoff  &gt;  file6</w:t>
+      </w:r>
+    </w:p>
+    <w:p>
+      <w:pPr>
+        <w:pStyle w:val="tony-f1"/>
+      </w:pPr>
+      <w:r>
+        <w:rPr>
+          <w:rFonts w:hint="eastAsia"/>
+        </w:rPr>
+        <w:t>&gt; hello, everybody.</w:t>
+      </w:r>
+    </w:p>
+    <w:p>
+      <w:pPr>
+        <w:pStyle w:val="tony-f1"/>
+      </w:pPr>
+      <w:r>
+        <w:rPr>
+          <w:rFonts w:hint="eastAsia"/>
+        </w:rPr>
+        <w:t xml:space="preserve">&gt; </w:t>
+      </w:r>
+      <w:r>
+        <w:t>I</w:t>
+      </w:r>
+      <w:r>
+        <w:rPr>
+          <w:rFonts w:hint="eastAsia"/>
+        </w:rPr>
+        <w:t xml:space="preserve"> am tony.</w:t>
+      </w:r>
+    </w:p>
+    <w:p>
+      <w:pPr>
+        <w:pStyle w:val="tony-f1"/>
+      </w:pPr>
+      <w:r>
+        <w:rPr>
+          <w:rFonts w:hint="eastAsia"/>
+        </w:rPr>
+        <w:t>&gt; endoff</w:t>
+      </w:r>
+    </w:p>
+    <w:p>
+      <w:pPr>
+        <w:pStyle w:val="tony-f9"/>
+      </w:pPr>
+      <w:r>
+        <w:rPr>
+          <w:rFonts w:hint="eastAsia"/>
+        </w:rPr>
+        <w:t>(</w:t>
+      </w:r>
+      <w:r>
+        <w:rPr>
+          <w:rFonts w:hint="eastAsia"/>
+        </w:rPr>
+        <w:t>注意</w:t>
+      </w:r>
+      <w:r>
+        <w:rPr>
+          <w:rFonts w:hint="eastAsia"/>
+        </w:rPr>
+        <w:t>：</w:t>
+      </w:r>
+      <w:r>
+        <w:t>輸入多行文字，直到輸入</w:t>
+      </w:r>
+      <w:r>
+        <w:t xml:space="preserve"> endoff </w:t>
+      </w:r>
+      <w:r>
+        <w:t>為止，然後把這些文字存到</w:t>
+      </w:r>
+      <w:r>
+        <w:t xml:space="preserve"> file6 </w:t>
+      </w:r>
+      <w:r>
+        <w:t>檔案裡。</w:t>
+      </w:r>
+      <w:r>
+        <w:rPr>
+          <w:rFonts w:hint="eastAsia"/>
+        </w:rPr>
+        <w:t>)</w:t>
+      </w:r>
+    </w:p>
+    <w:p>
+      <w:pPr>
+        <w:pStyle w:val="tony-f9"/>
+      </w:pPr>
+      <w:r>
+        <w:t>[</w:t>
+      </w:r>
+      <w:r>
+        <w:rPr>
+          <w:rFonts w:hint="eastAsia"/>
+        </w:rPr>
+        <w:t>root</w:t>
+      </w:r>
+      <w:r>
+        <w:t>@</w:t>
+      </w:r>
+      <w:r>
+        <w:rPr>
+          <w:rFonts w:hint="eastAsia"/>
+        </w:rPr>
+        <w:t xml:space="preserve"> </w:t>
+      </w:r>
+      <w:r>
+        <w:rPr>
+          <w:rFonts w:hint="eastAsia"/>
+        </w:rPr>
+        <w:t>localhost</w:t>
+      </w:r>
+      <w:r>
+        <w:t xml:space="preserve"> </w:t>
+      </w:r>
+      <w:r>
+        <w:rPr>
+          <w:rFonts w:hint="eastAsia"/>
+        </w:rPr>
+        <w:t xml:space="preserve"> </w:t>
+      </w:r>
+      <w:r>
+        <w:t>~]#</w:t>
+      </w:r>
+      <w:r>
+        <w:t xml:space="preserve"> nano</w:t>
+      </w:r>
+      <w:r>
+        <w:t xml:space="preserve">  </w:t>
+      </w:r>
+      <w:r>
+        <w:t>cat_bash.sh</w:t>
+      </w:r>
+    </w:p>
+    <w:p>
+      <w:pPr>
+        <w:pStyle w:val="tony-f9"/>
+      </w:pPr>
+      <w:r>
+        <w:t>cat &gt; index.py &lt;&lt; "eof"</w:t>
+      </w:r>
+    </w:p>
+    <w:p>
+      <w:pPr>
+        <w:pStyle w:val="tony-f9"/>
+      </w:pPr>
+      <w:r>
+        <w:t>print("Hello World!")</w:t>
+      </w:r>
+    </w:p>
+    <w:p>
+      <w:pPr>
+        <w:pStyle w:val="tony-f9"/>
+      </w:pPr>
+      <w:r>
+        <w:t>print("ABC")</w:t>
+      </w:r>
+    </w:p>
+    <w:p>
+      <w:pPr>
+        <w:pStyle w:val="tony-f9"/>
+      </w:pPr>
+      <w:r>
+        <w:t>print("123")</w:t>
+      </w:r>
+    </w:p>
+    <w:p>
+      <w:pPr>
+        <w:pStyle w:val="tony-f9"/>
+      </w:pPr>
+      <w:r>
+        <w:t>eof</w:t>
+      </w:r>
+    </w:p>
+    <w:p>
+      <w:pPr>
+        <w:pStyle w:val="tony-f9"/>
+      </w:pPr>
+      <w:r>
+        <w:t>[</w:t>
+      </w:r>
+      <w:r>
+        <w:rPr>
+          <w:rFonts w:hint="eastAsia"/>
+        </w:rPr>
+        <w:t>root</w:t>
+      </w:r>
+      <w:r>
+        <w:t>@</w:t>
+      </w:r>
+      <w:r>
+        <w:rPr>
+          <w:rFonts w:hint="eastAsia"/>
+        </w:rPr>
+        <w:t xml:space="preserve"> </w:t>
+      </w:r>
+      <w:r>
+        <w:rPr>
+          <w:rFonts w:hint="eastAsia"/>
+        </w:rPr>
+        <w:t>localhost</w:t>
+      </w:r>
+      <w:r>
+        <w:t xml:space="preserve"> </w:t>
+      </w:r>
+      <w:r>
+        <w:rPr>
+          <w:rFonts w:hint="eastAsia"/>
+        </w:rPr>
+        <w:t xml:space="preserve"> </w:t>
+      </w:r>
+      <w:r>
+        <w:t>~]#</w:t>
+      </w:r>
+      <w:r>
+        <w:t xml:space="preserve"> </w:t>
+      </w:r>
+      <w:r>
+        <w:t xml:space="preserve">ls  -l  </w:t>
+      </w:r>
+      <w:r>
+        <w:t>cat_bash.sh</w:t>
+      </w:r>
+    </w:p>
+    <w:p>
+      <w:pPr>
+        <w:pStyle w:val="tony-f9"/>
+      </w:pPr>
+      <w:r>
+        <w:t>[</w:t>
+      </w:r>
+      <w:r>
+        <w:rPr>
+          <w:rFonts w:hint="eastAsia"/>
+        </w:rPr>
+        <w:t>root</w:t>
+      </w:r>
+      <w:r>
+        <w:t>@</w:t>
+      </w:r>
+      <w:r>
+        <w:rPr>
+          <w:rFonts w:hint="eastAsia"/>
+        </w:rPr>
+        <w:t xml:space="preserve"> </w:t>
+      </w:r>
+      <w:r>
+        <w:rPr>
+          <w:rFonts w:hint="eastAsia"/>
+        </w:rPr>
+        <w:t>localhost</w:t>
+      </w:r>
+      <w:r>
+        <w:t xml:space="preserve"> </w:t>
+      </w:r>
+      <w:r>
+        <w:rPr>
+          <w:rFonts w:hint="eastAsia"/>
+        </w:rPr>
+        <w:t xml:space="preserve"> </w:t>
+      </w:r>
+      <w:r>
+        <w:t>~]#</w:t>
+      </w:r>
+      <w:r>
+        <w:t xml:space="preserve"> chmod </w:t>
+      </w:r>
+      <w:r>
+        <w:t xml:space="preserve"> </w:t>
+      </w:r>
+      <w:r>
+        <w:t>u+x</w:t>
+      </w:r>
+      <w:r>
+        <w:t xml:space="preserve"> </w:t>
+      </w:r>
+      <w:r>
+        <w:t xml:space="preserve"> cat_bash.sh</w:t>
+      </w:r>
+    </w:p>
+    <w:p>
+      <w:pPr>
+        <w:pStyle w:val="tony-f9"/>
+      </w:pPr>
+      <w:r>
         <w:lastRenderedPageBreak/>
-        <w:t>(</w:t>
-      </w:r>
-      <w:r>
-        <w:rPr>
-          <w:rFonts w:hint="eastAsia"/>
-          <w:color w:val="FF0000"/>
-        </w:rPr>
-        <w:t>用</w:t>
-      </w:r>
-      <w:r>
-        <w:rPr>
-          <w:rFonts w:hint="eastAsia"/>
-          <w:color w:val="FF0000"/>
-        </w:rPr>
-        <w:t xml:space="preserve"> &lt; </w:t>
-      </w:r>
-      <w:r>
-        <w:rPr>
-          <w:rFonts w:hint="eastAsia"/>
-          <w:color w:val="FF0000"/>
-        </w:rPr>
-        <w:t>讓</w:t>
-      </w:r>
-      <w:r>
-        <w:rPr>
-          <w:rFonts w:hint="eastAsia"/>
-          <w:color w:val="FF0000"/>
-        </w:rPr>
-        <w:t xml:space="preserve"> xargs </w:t>
-      </w:r>
-      <w:r>
-        <w:rPr>
-          <w:rFonts w:hint="eastAsia"/>
-          <w:color w:val="FF0000"/>
-        </w:rPr>
-        <w:t>讀取並刪除</w:t>
-      </w:r>
-      <w:r>
-        <w:rPr>
-          <w:rFonts w:hint="eastAsia"/>
-          <w:color w:val="FF0000"/>
-        </w:rPr>
-        <w:t>/</w:t>
-      </w:r>
-      <w:r>
-        <w:rPr>
-          <w:rFonts w:hint="eastAsia"/>
-          <w:color w:val="FF0000"/>
-        </w:rPr>
-        <w:t>建立</w:t>
-      </w:r>
-      <w:r>
-        <w:rPr>
-          <w:rFonts w:hint="eastAsia"/>
-          <w:color w:val="FF0000"/>
-        </w:rPr>
-        <w:t>這些文件</w:t>
-      </w:r>
-      <w:r>
-        <w:rPr>
-          <w:color w:val="FF0000"/>
-        </w:rPr>
-        <w:t>)</w:t>
-      </w:r>
-    </w:p>
-    <w:p/>
-    <w:p>
-      <w:pPr>
-        <w:pStyle w:val="tony-f6"/>
-      </w:pPr>
-      <w:r>
-        <w:rPr>
-          <w:rFonts w:hint="eastAsia"/>
-        </w:rPr>
-        <w:t>指令下達</w:t>
-      </w:r>
-      <w:r>
-        <w:rPr>
-          <w:rFonts w:hint="eastAsia"/>
-        </w:rPr>
-        <w:t>範例</w:t>
-      </w:r>
-      <w:r>
-        <w:rPr>
-          <w:rFonts w:hint="eastAsia"/>
-        </w:rPr>
-        <w:t>5(cmd  &lt;&lt;  str)</w:t>
-      </w:r>
-      <w:r>
-        <w:rPr>
-          <w:rFonts w:hint="eastAsia"/>
-        </w:rPr>
-        <w:t>：</w:t>
-      </w:r>
-    </w:p>
-    <w:p>
-      <w:pPr>
-        <w:pStyle w:val="tony-f1"/>
-      </w:pPr>
-      <w:r>
-        <w:t>[</w:t>
-      </w:r>
-      <w:r>
-        <w:rPr>
-          <w:rFonts w:hint="eastAsia"/>
-        </w:rPr>
-        <w:t>root</w:t>
-      </w:r>
-      <w:r>
-        <w:t>@</w:t>
-      </w:r>
-      <w:r>
-        <w:rPr>
-          <w:rFonts w:hint="eastAsia"/>
-        </w:rPr>
-        <w:t xml:space="preserve"> </w:t>
-      </w:r>
-      <w:r>
-        <w:rPr>
-          <w:rFonts w:hint="eastAsia"/>
-        </w:rPr>
-        <w:t>localhost</w:t>
-      </w:r>
-      <w:r>
-        <w:t xml:space="preserve"> </w:t>
-      </w:r>
-      <w:r>
-        <w:rPr>
-          <w:rFonts w:hint="eastAsia"/>
-        </w:rPr>
-        <w:t xml:space="preserve"> </w:t>
-      </w:r>
-      <w:r>
-        <w:t>~]#</w:t>
-      </w:r>
-      <w:r>
-        <w:t xml:space="preserve"> </w:t>
-      </w:r>
-      <w:r>
-        <w:rPr>
-          <w:rFonts w:hint="eastAsia"/>
-        </w:rPr>
-        <w:t>cat  &lt;&lt;  endoff  &gt;  file6</w:t>
-      </w:r>
-    </w:p>
-    <w:p>
-      <w:pPr>
-        <w:pStyle w:val="tony-f1"/>
-      </w:pPr>
-      <w:r>
-        <w:rPr>
-          <w:rFonts w:hint="eastAsia"/>
-        </w:rPr>
-        <w:t>&gt; hello, everybody.</w:t>
-      </w:r>
-    </w:p>
-    <w:p>
-      <w:pPr>
-        <w:pStyle w:val="tony-f1"/>
-      </w:pPr>
-      <w:r>
-        <w:rPr>
-          <w:rFonts w:hint="eastAsia"/>
-        </w:rPr>
-        <w:t xml:space="preserve">&gt; </w:t>
-      </w:r>
-      <w:r>
-        <w:t>I</w:t>
-      </w:r>
-      <w:r>
-        <w:rPr>
-          <w:rFonts w:hint="eastAsia"/>
-        </w:rPr>
-        <w:t xml:space="preserve"> am tony.</w:t>
-      </w:r>
-    </w:p>
-    <w:p>
-      <w:pPr>
-        <w:pStyle w:val="tony-f1"/>
-      </w:pPr>
-      <w:r>
-        <w:rPr>
-          <w:rFonts w:hint="eastAsia"/>
-        </w:rPr>
-        <w:t>&gt; endoff</w:t>
-      </w:r>
-    </w:p>
-    <w:p>
-      <w:pPr>
-        <w:pStyle w:val="tony-f9"/>
-      </w:pPr>
-      <w:r>
-        <w:rPr>
-          <w:rFonts w:hint="eastAsia"/>
-        </w:rPr>
-        <w:t>(</w:t>
-      </w:r>
-      <w:r>
-        <w:rPr>
-          <w:rFonts w:hint="eastAsia"/>
-        </w:rPr>
-        <w:t>注意</w:t>
-      </w:r>
-      <w:r>
-        <w:rPr>
-          <w:rFonts w:hint="eastAsia"/>
-        </w:rPr>
-        <w:t>：</w:t>
-      </w:r>
-      <w:r>
-        <w:t>輸入多行文字，直到輸入</w:t>
-      </w:r>
-      <w:r>
-        <w:t xml:space="preserve"> endoff </w:t>
-      </w:r>
-      <w:r>
-        <w:t>為止，然後把這些文字存到</w:t>
-      </w:r>
-      <w:r>
-        <w:t xml:space="preserve"> file6 </w:t>
-      </w:r>
-      <w:r>
-        <w:t>檔案裡。</w:t>
-      </w:r>
-      <w:r>
-        <w:rPr>
-          <w:rFonts w:hint="eastAsia"/>
-        </w:rPr>
-        <w:t>)</w:t>
-      </w:r>
-    </w:p>
-    <w:p>
-      <w:pPr>
-        <w:pStyle w:val="tony-f9"/>
-      </w:pPr>
-      <w:r>
-        <w:t>[</w:t>
-      </w:r>
-      <w:r>
-        <w:rPr>
-          <w:rFonts w:hint="eastAsia"/>
-        </w:rPr>
-        <w:t>root</w:t>
-      </w:r>
-      <w:r>
-        <w:t>@</w:t>
-      </w:r>
-      <w:r>
-        <w:rPr>
-          <w:rFonts w:hint="eastAsia"/>
-        </w:rPr>
-        <w:t xml:space="preserve"> </w:t>
-      </w:r>
-      <w:r>
-        <w:rPr>
-          <w:rFonts w:hint="eastAsia"/>
-        </w:rPr>
-        <w:t>localhost</w:t>
-      </w:r>
-      <w:r>
-        <w:t xml:space="preserve"> </w:t>
-      </w:r>
-      <w:r>
-        <w:rPr>
-          <w:rFonts w:hint="eastAsia"/>
-        </w:rPr>
-        <w:t xml:space="preserve"> </w:t>
-      </w:r>
-      <w:r>
-        <w:t>~]#</w:t>
-      </w:r>
-      <w:r>
-        <w:t xml:space="preserve"> nano</w:t>
-      </w:r>
-      <w:r>
-        <w:t xml:space="preserve">  </w:t>
-      </w:r>
-      <w:r>
-        <w:t>cat_bash.sh</w:t>
-      </w:r>
-    </w:p>
-    <w:p>
-      <w:pPr>
-        <w:pStyle w:val="tony-f9"/>
-      </w:pPr>
-      <w:r>
-        <w:t>cat &gt; index.py &lt;&lt; "eof"</w:t>
-      </w:r>
-    </w:p>
-    <w:p>
-      <w:pPr>
-        <w:pStyle w:val="tony-f9"/>
-      </w:pPr>
-      <w:r>
-        <w:t>print("Hello World!")</w:t>
-      </w:r>
-    </w:p>
-    <w:p>
-      <w:pPr>
-        <w:pStyle w:val="tony-f9"/>
-      </w:pPr>
-      <w:r>
-        <w:t>print("ABC")</w:t>
-      </w:r>
-    </w:p>
-    <w:p>
-      <w:pPr>
-        <w:pStyle w:val="tony-f9"/>
-      </w:pPr>
-      <w:r>
-        <w:t>print("123")</w:t>
-      </w:r>
-    </w:p>
-    <w:p>
-      <w:pPr>
-        <w:pStyle w:val="tony-f9"/>
-      </w:pPr>
-      <w:r>
-        <w:t>eof</w:t>
-      </w:r>
-    </w:p>
-    <w:p>
-      <w:pPr>
-        <w:pStyle w:val="tony-f9"/>
-      </w:pPr>
-      <w:r>
-        <w:t>[</w:t>
-      </w:r>
-      <w:r>
-        <w:rPr>
-          <w:rFonts w:hint="eastAsia"/>
-        </w:rPr>
-        <w:t>root</w:t>
-      </w:r>
-      <w:r>
-        <w:t>@</w:t>
-      </w:r>
-      <w:r>
-        <w:rPr>
-          <w:rFonts w:hint="eastAsia"/>
-        </w:rPr>
-        <w:t xml:space="preserve"> </w:t>
-      </w:r>
-      <w:r>
-        <w:rPr>
-          <w:rFonts w:hint="eastAsia"/>
-        </w:rPr>
-        <w:t>localhost</w:t>
-      </w:r>
-      <w:r>
-        <w:t xml:space="preserve"> </w:t>
-      </w:r>
-      <w:r>
-        <w:rPr>
-          <w:rFonts w:hint="eastAsia"/>
-        </w:rPr>
-        <w:t xml:space="preserve"> </w:t>
-      </w:r>
-      <w:r>
-        <w:t>~]#</w:t>
-      </w:r>
-      <w:r>
-        <w:t xml:space="preserve"> </w:t>
-      </w:r>
-      <w:r>
-        <w:t xml:space="preserve">ls  -l  </w:t>
-      </w:r>
-      <w:r>
-        <w:t>cat_bash.sh</w:t>
-      </w:r>
-    </w:p>
-    <w:p>
-      <w:pPr>
-        <w:pStyle w:val="tony-f9"/>
-      </w:pPr>
-      <w:r>
-        <w:t>[</w:t>
-      </w:r>
-      <w:r>
-        <w:rPr>
-          <w:rFonts w:hint="eastAsia"/>
-        </w:rPr>
-        <w:t>root</w:t>
-      </w:r>
-      <w:r>
-        <w:t>@</w:t>
-      </w:r>
-      <w:r>
-        <w:rPr>
-          <w:rFonts w:hint="eastAsia"/>
-        </w:rPr>
-        <w:t xml:space="preserve"> </w:t>
-      </w:r>
-      <w:r>
-        <w:rPr>
-          <w:rFonts w:hint="eastAsia"/>
-        </w:rPr>
-        <w:t>localhost</w:t>
-      </w:r>
-      <w:r>
-        <w:t xml:space="preserve"> </w:t>
-      </w:r>
-      <w:r>
-        <w:rPr>
-          <w:rFonts w:hint="eastAsia"/>
-        </w:rPr>
-        <w:t xml:space="preserve"> </w:t>
-      </w:r>
-      <w:r>
-        <w:t>~]#</w:t>
-      </w:r>
-      <w:r>
-        <w:t xml:space="preserve"> chmod </w:t>
-      </w:r>
-      <w:r>
-        <w:t xml:space="preserve"> </w:t>
-      </w:r>
-      <w:r>
-        <w:t>u+x</w:t>
-      </w:r>
-      <w:r>
-        <w:t xml:space="preserve"> </w:t>
-      </w:r>
-      <w:r>
-        <w:t xml:space="preserve"> cat_bash.sh</w:t>
-      </w:r>
-    </w:p>
-    <w:p>
-      <w:pPr>
-        <w:pStyle w:val="tony-f9"/>
-      </w:pPr>
-      <w:r>
         <w:t>[</w:t>
       </w:r>
       <w:r>
@@ -25688,7 +25900,6 @@
         </w:numPr>
       </w:pPr>
       <w:r>
-        <w:lastRenderedPageBreak/>
         <w:t>可以將多個檔案內容串接在一起顯示或輸出到其他檔案。</w:t>
       </w:r>
     </w:p>
@@ -26143,6 +26354,7 @@
         <w:rPr>
           <w:rFonts w:hint="eastAsia"/>
         </w:rPr>
+        <w:lastRenderedPageBreak/>
         <w:t>直接開啟檔案來讀入資料，如：</w:t>
       </w:r>
       <w:r>
@@ -26773,7 +26985,6 @@
         <w:pStyle w:val="tony-f1"/>
       </w:pPr>
       <w:r>
-        <w:lastRenderedPageBreak/>
         <w:t>[</w:t>
       </w:r>
       <w:r>
@@ -27283,6 +27494,7 @@
         <w:pStyle w:val="tony-f6"/>
       </w:pPr>
       <w:r>
+        <w:lastRenderedPageBreak/>
         <w:t>RE</w:t>
       </w:r>
       <w:r>
@@ -28195,7 +28407,6 @@
         <w:rPr>
           <w:rFonts w:hint="eastAsia"/>
         </w:rPr>
-        <w:lastRenderedPageBreak/>
         <w:t>以上所列除最後三個屬於</w:t>
       </w:r>
       <w:r>
@@ -28719,6 +28930,7 @@
               <w:rPr>
                 <w:rFonts w:hint="eastAsia"/>
               </w:rPr>
+              <w:lastRenderedPageBreak/>
               <w:t>-c</w:t>
             </w:r>
           </w:p>
@@ -29178,8 +29390,401 @@
         <w:pStyle w:val="tony-f1"/>
       </w:pPr>
       <w:r>
+        <w:t>baaaarry  marytina2</w:t>
+      </w:r>
+    </w:p>
+    <w:p>
+      <w:pPr>
+        <w:pStyle w:val="tony-f1"/>
+      </w:pPr>
+      <w:r>
+        <w:t xml:space="preserve">xyzbrry </w:t>
+      </w:r>
+      <w:r>
+        <w:rPr>
+          <w:rFonts w:hint="eastAsia"/>
+        </w:rPr>
+        <w:t xml:space="preserve"> </w:t>
+      </w:r>
+      <w:r>
+        <w:t xml:space="preserve">123xyz </w:t>
+      </w:r>
+    </w:p>
+    <w:p>
+      <w:pPr>
+        <w:pStyle w:val="tony-f1"/>
+      </w:pPr>
+      <w:r>
+        <w:t xml:space="preserve">xyz </w:t>
+      </w:r>
+    </w:p>
+    <w:p>
+      <w:pPr>
+        <w:pStyle w:val="tony-f1"/>
+      </w:pPr>
+      <w:r>
+        <w:t xml:space="preserve"> </w:t>
+      </w:r>
+    </w:p>
+    <w:p>
+      <w:pPr>
+        <w:pStyle w:val="tony-f1"/>
+      </w:pPr>
+      <w:r>
+        <w:t xml:space="preserve">123aba*rry </w:t>
+      </w:r>
+    </w:p>
+    <w:p>
+      <w:pPr>
+        <w:pStyle w:val="tony-f1"/>
+      </w:pPr>
+      <w:r>
+        <w:t xml:space="preserve">user01 </w:t>
+      </w:r>
+      <w:r>
+        <w:rPr>
+          <w:rFonts w:hint="eastAsia"/>
+        </w:rPr>
+        <w:t xml:space="preserve"> </w:t>
+      </w:r>
+      <w:r>
+        <w:t xml:space="preserve">wcky </w:t>
+      </w:r>
+    </w:p>
+    <w:p>
+      <w:pPr>
+        <w:pStyle w:val="tony-f1"/>
+      </w:pPr>
+      <w:r>
+        <w:t>auser02</w:t>
+      </w:r>
+      <w:r>
+        <w:rPr>
+          <w:rFonts w:hint="eastAsia"/>
+        </w:rPr>
+        <w:t xml:space="preserve"> </w:t>
+      </w:r>
+      <w:r>
+        <w:t xml:space="preserve"> test</w:t>
+      </w:r>
+      <w:r>
+        <w:rPr>
+          <w:rFonts w:hint="eastAsia"/>
+        </w:rPr>
+        <w:t xml:space="preserve"> </w:t>
+      </w:r>
+      <w:r>
+        <w:t xml:space="preserve"> good </w:t>
+      </w:r>
+    </w:p>
+    <w:p>
+      <w:pPr>
+        <w:pStyle w:val="tony-f1"/>
+      </w:pPr>
+      <w:r>
+        <w:t xml:space="preserve">buser03 </w:t>
+      </w:r>
+      <w:r>
+        <w:rPr>
+          <w:rFonts w:hint="eastAsia"/>
+        </w:rPr>
+        <w:t xml:space="preserve"> </w:t>
+      </w:r>
+      <w:r>
+        <w:t xml:space="preserve">nice </w:t>
+      </w:r>
+      <w:r>
+        <w:rPr>
+          <w:rFonts w:hint="eastAsia"/>
+        </w:rPr>
+        <w:t xml:space="preserve"> </w:t>
+      </w:r>
+      <w:r>
+        <w:t xml:space="preserve">priority </w:t>
+      </w:r>
+    </w:p>
+    <w:p>
+      <w:pPr>
+        <w:pStyle w:val="tony-f1"/>
+      </w:pPr>
+      <w:r>
+        <w:t xml:space="preserve">cuser04 </w:t>
+      </w:r>
+      <w:r>
+        <w:rPr>
+          <w:rFonts w:hint="eastAsia"/>
+        </w:rPr>
+        <w:t xml:space="preserve"> </w:t>
+      </w:r>
+      <w:r>
+        <w:t xml:space="preserve">lpi </w:t>
+      </w:r>
+    </w:p>
+    <w:p>
+      <w:pPr>
+        <w:pStyle w:val="tony-f1"/>
+      </w:pPr>
+      <w:r>
+        <w:t xml:space="preserve">abuser05 </w:t>
+      </w:r>
+      <w:r>
+        <w:rPr>
+          <w:rFonts w:hint="eastAsia"/>
+        </w:rPr>
+        <w:t xml:space="preserve"> </w:t>
+      </w:r>
+      <w:r>
+        <w:t xml:space="preserve">www </w:t>
+      </w:r>
+      <w:r>
+        <w:rPr>
+          <w:rFonts w:hint="eastAsia"/>
+        </w:rPr>
+        <w:t xml:space="preserve"> </w:t>
+      </w:r>
+      <w:r>
+        <w:t xml:space="preserve">lpi </w:t>
+      </w:r>
+      <w:r>
+        <w:rPr>
+          <w:rFonts w:hint="eastAsia"/>
+        </w:rPr>
+        <w:t xml:space="preserve"> </w:t>
+      </w:r>
+      <w:r>
+        <w:t xml:space="preserve">org </w:t>
+      </w:r>
+    </w:p>
+    <w:p>
+      <w:pPr>
+        <w:pStyle w:val="tony-f1"/>
+      </w:pPr>
+      <w:r>
+        <w:t xml:space="preserve">xyzuser06 </w:t>
+      </w:r>
+      <w:r>
+        <w:rPr>
+          <w:rFonts w:hint="eastAsia"/>
+        </w:rPr>
+        <w:t xml:space="preserve"> </w:t>
+      </w:r>
+      <w:r>
+        <w:t xml:space="preserve">study </w:t>
+      </w:r>
+      <w:r>
+        <w:rPr>
+          <w:rFonts w:hint="eastAsia"/>
+        </w:rPr>
+        <w:t xml:space="preserve"> </w:t>
+      </w:r>
+      <w:r>
+        <w:t xml:space="preserve">area </w:t>
+      </w:r>
+    </w:p>
+    <w:p>
+      <w:pPr>
+        <w:pStyle w:val="tony-f1"/>
+      </w:pPr>
+      <w:r>
+        <w:t>abc</w:t>
+      </w:r>
+      <w:r>
+        <w:rPr>
+          <w:rFonts w:hint="eastAsia"/>
+        </w:rPr>
+        <w:t xml:space="preserve"> </w:t>
+      </w:r>
+      <w:r>
+        <w:t xml:space="preserve"> 123! </w:t>
+      </w:r>
+    </w:p>
+    <w:p>
+      <w:pPr>
+        <w:pStyle w:val="tony-f1"/>
+      </w:pPr>
+      <w:r>
+        <w:t xml:space="preserve">123abcxyz </w:t>
+      </w:r>
+    </w:p>
+    <w:p>
+      <w:pPr>
+        <w:pStyle w:val="tony-f1"/>
+      </w:pPr>
+      <w:r>
+        <w:t xml:space="preserve">ab3 </w:t>
+      </w:r>
+      <w:r>
+        <w:rPr>
+          <w:rFonts w:hint="eastAsia"/>
+        </w:rPr>
+        <w:t xml:space="preserve"> </w:t>
+      </w:r>
+      <w:r>
+        <w:t>cwy</w:t>
+      </w:r>
+    </w:p>
+    <w:p>
+      <w:pPr>
+        <w:pStyle w:val="tony-f1"/>
+        <w:rPr>
+          <w:color w:val="EE0000"/>
+        </w:rPr>
+      </w:pPr>
+      <w:r>
+        <w:rPr>
+          <w:rFonts w:hint="eastAsia"/>
+          <w:color w:val="EE0000"/>
+        </w:rPr>
+        <w:t>ctrl-c</w:t>
+      </w:r>
+      <w:r>
+        <w:rPr>
+          <w:rFonts w:hint="eastAsia"/>
+          <w:color w:val="EE0000"/>
+        </w:rPr>
+        <w:t>結束</w:t>
+      </w:r>
+    </w:p>
+    <w:p>
+      <w:pPr>
+        <w:pStyle w:val="tony-f1"/>
+        <w:rPr>
+          <w:color w:val="EE0000"/>
+        </w:rPr>
+      </w:pPr>
+      <w:r>
+        <w:rPr>
+          <w:color w:val="EE0000"/>
+        </w:rPr>
+        <w:t>[</w:t>
+      </w:r>
+      <w:r>
+        <w:rPr>
+          <w:rFonts w:hint="eastAsia"/>
+          <w:color w:val="EE0000"/>
+        </w:rPr>
+        <w:t>root</w:t>
+      </w:r>
+      <w:r>
+        <w:rPr>
+          <w:color w:val="EE0000"/>
+        </w:rPr>
+        <w:t>@</w:t>
+      </w:r>
+      <w:r>
+        <w:rPr>
+          <w:rFonts w:hint="eastAsia"/>
+          <w:color w:val="EE0000"/>
+        </w:rPr>
+        <w:t xml:space="preserve"> localhost</w:t>
+      </w:r>
+      <w:r>
+        <w:rPr>
+          <w:color w:val="EE0000"/>
+        </w:rPr>
+        <w:t xml:space="preserve"> </w:t>
+      </w:r>
+      <w:r>
+        <w:rPr>
+          <w:rFonts w:hint="eastAsia"/>
+          <w:color w:val="EE0000"/>
+        </w:rPr>
+        <w:t xml:space="preserve"> </w:t>
+      </w:r>
+      <w:r>
+        <w:rPr>
+          <w:color w:val="EE0000"/>
+        </w:rPr>
+        <w:t>~]#</w:t>
+      </w:r>
+      <w:r>
+        <w:rPr>
+          <w:rFonts w:hint="eastAsia"/>
+          <w:color w:val="EE0000"/>
+        </w:rPr>
+        <w:t xml:space="preserve"> </w:t>
+      </w:r>
+      <w:r>
+        <w:rPr>
+          <w:color w:val="EE0000"/>
+        </w:rPr>
+        <w:t xml:space="preserve">grep </w:t>
+      </w:r>
+      <w:r>
+        <w:rPr>
+          <w:rFonts w:hint="eastAsia"/>
+          <w:color w:val="EE0000"/>
+        </w:rPr>
+        <w:t xml:space="preserve"> </w:t>
+      </w:r>
+      <w:r>
+        <w:rPr>
+          <w:rFonts w:hint="eastAsia"/>
+          <w:color w:val="EE0000"/>
+        </w:rPr>
+        <w:t>'</w:t>
+      </w:r>
+      <w:r>
+        <w:rPr>
+          <w:color w:val="EE0000"/>
+        </w:rPr>
+        <w:t>ab..c'</w:t>
+      </w:r>
+      <w:r>
+        <w:rPr>
+          <w:rFonts w:hint="eastAsia"/>
+          <w:color w:val="EE0000"/>
+        </w:rPr>
+        <w:t xml:space="preserve"> </w:t>
+      </w:r>
+      <w:r>
+        <w:rPr>
+          <w:color w:val="EE0000"/>
+        </w:rPr>
+        <w:t xml:space="preserve"> file</w:t>
+      </w:r>
+    </w:p>
+    <w:p>
+      <w:pPr>
+        <w:pStyle w:val="tony-f9"/>
+      </w:pPr>
+      <w:r>
+        <w:rPr>
+          <w:rFonts w:hint="eastAsia"/>
+        </w:rPr>
         <w:lastRenderedPageBreak/>
-        <w:t>baaaarry  marytina2</w:t>
+        <w:t>（</w:t>
+      </w:r>
+      <w:r>
+        <w:rPr>
+          <w:rFonts w:hint="eastAsia"/>
+        </w:rPr>
+        <w:t>ab</w:t>
+      </w:r>
+      <w:r>
+        <w:rPr>
+          <w:rFonts w:hint="eastAsia"/>
+        </w:rPr>
+        <w:t>與</w:t>
+      </w:r>
+      <w:r>
+        <w:rPr>
+          <w:rFonts w:hint="eastAsia"/>
+        </w:rPr>
+        <w:t>c</w:t>
+      </w:r>
+      <w:r>
+        <w:rPr>
+          <w:rFonts w:hint="eastAsia"/>
+        </w:rPr>
+        <w:t>間夾兩個任一單一字元的兩幾行）</w:t>
+      </w:r>
+      <w:r>
+        <w:rPr>
+          <w:rFonts w:hint="eastAsia"/>
+          <w:color w:val="EE0000"/>
+        </w:rPr>
+        <w:t>??</w:t>
       </w:r>
     </w:p>
     <w:p>
@@ -29187,16 +29792,102 @@
         <w:pStyle w:val="tony-f1"/>
       </w:pPr>
       <w:r>
-        <w:t xml:space="preserve">xyzbrry </w:t>
-      </w:r>
-      <w:r>
-        <w:rPr>
-          <w:rFonts w:hint="eastAsia"/>
-        </w:rPr>
-        <w:t xml:space="preserve"> </w:t>
-      </w:r>
-      <w:r>
-        <w:t xml:space="preserve">123xyz </w:t>
+        <w:t>[</w:t>
+      </w:r>
+      <w:r>
+        <w:rPr>
+          <w:rFonts w:hint="eastAsia"/>
+        </w:rPr>
+        <w:t>root</w:t>
+      </w:r>
+      <w:r>
+        <w:t>@</w:t>
+      </w:r>
+      <w:r>
+        <w:rPr>
+          <w:rFonts w:hint="eastAsia"/>
+        </w:rPr>
+        <w:t xml:space="preserve"> </w:t>
+      </w:r>
+      <w:r>
+        <w:rPr>
+          <w:rFonts w:hint="eastAsia"/>
+        </w:rPr>
+        <w:t>localhost</w:t>
+      </w:r>
+      <w:r>
+        <w:t xml:space="preserve"> </w:t>
+      </w:r>
+      <w:r>
+        <w:rPr>
+          <w:rFonts w:hint="eastAsia"/>
+        </w:rPr>
+        <w:t xml:space="preserve"> </w:t>
+      </w:r>
+      <w:r>
+        <w:t>~]#</w:t>
+      </w:r>
+      <w:r>
+        <w:rPr>
+          <w:rFonts w:hint="eastAsia"/>
+        </w:rPr>
+        <w:t xml:space="preserve"> </w:t>
+      </w:r>
+      <w:r>
+        <w:t>grep</w:t>
+      </w:r>
+      <w:r>
+        <w:rPr>
+          <w:rFonts w:hint="eastAsia"/>
+        </w:rPr>
+        <w:t xml:space="preserve"> </w:t>
+      </w:r>
+      <w:r>
+        <w:t xml:space="preserve"> 'ba*rry'</w:t>
+      </w:r>
+      <w:r>
+        <w:rPr>
+          <w:rFonts w:hint="eastAsia"/>
+        </w:rPr>
+        <w:t xml:space="preserve"> </w:t>
+      </w:r>
+      <w:r>
+        <w:t xml:space="preserve"> file</w:t>
+      </w:r>
+    </w:p>
+    <w:p>
+      <w:pPr>
+        <w:pStyle w:val="tony-f9"/>
+      </w:pPr>
+      <w:r>
+        <w:rPr>
+          <w:rFonts w:hint="eastAsia"/>
+        </w:rPr>
+        <w:t>（可出現</w:t>
+      </w:r>
+      <w:r>
+        <w:rPr>
+          <w:rFonts w:hint="eastAsia"/>
+        </w:rPr>
+        <w:t>0~n</w:t>
+      </w:r>
+      <w:r>
+        <w:rPr>
+          <w:rFonts w:hint="eastAsia"/>
+        </w:rPr>
+        <w:t>次，</w:t>
+      </w:r>
+      <w:r>
+        <w:rPr>
+          <w:rFonts w:hint="eastAsia"/>
+        </w:rPr>
+        <w:t>ex:brry,barry,baarry</w:t>
+      </w:r>
+      <w:r>
+        <w:rPr>
+          <w:rFonts w:hint="eastAsia"/>
+        </w:rPr>
+        <w:t>）</w:t>
       </w:r>
     </w:p>
     <w:p>
@@ -29204,7 +29895,90 @@
         <w:pStyle w:val="tony-f1"/>
       </w:pPr>
       <w:r>
-        <w:t xml:space="preserve">xyz </w:t>
+        <w:t>[</w:t>
+      </w:r>
+      <w:r>
+        <w:rPr>
+          <w:rFonts w:hint="eastAsia"/>
+        </w:rPr>
+        <w:t>root</w:t>
+      </w:r>
+      <w:r>
+        <w:t>@</w:t>
+      </w:r>
+      <w:r>
+        <w:rPr>
+          <w:rFonts w:hint="eastAsia"/>
+        </w:rPr>
+        <w:t xml:space="preserve"> </w:t>
+      </w:r>
+      <w:r>
+        <w:rPr>
+          <w:rFonts w:hint="eastAsia"/>
+        </w:rPr>
+        <w:t>localhost</w:t>
+      </w:r>
+      <w:r>
+        <w:t xml:space="preserve"> </w:t>
+      </w:r>
+      <w:r>
+        <w:rPr>
+          <w:rFonts w:hint="eastAsia"/>
+        </w:rPr>
+        <w:t xml:space="preserve"> </w:t>
+      </w:r>
+      <w:r>
+        <w:t>~]#</w:t>
+      </w:r>
+      <w:r>
+        <w:rPr>
+          <w:rFonts w:hint="eastAsia"/>
+        </w:rPr>
+        <w:t xml:space="preserve"> </w:t>
+      </w:r>
+      <w:r>
+        <w:t xml:space="preserve">grep </w:t>
+      </w:r>
+      <w:r>
+        <w:rPr>
+          <w:rFonts w:hint="eastAsia"/>
+        </w:rPr>
+        <w:t xml:space="preserve"> </w:t>
+      </w:r>
+      <w:r>
+        <w:t>'ba\*rry'</w:t>
+      </w:r>
+      <w:r>
+        <w:rPr>
+          <w:rFonts w:hint="eastAsia"/>
+        </w:rPr>
+        <w:t xml:space="preserve"> </w:t>
+      </w:r>
+      <w:r>
+        <w:t xml:space="preserve"> file</w:t>
+      </w:r>
+    </w:p>
+    <w:p>
+      <w:pPr>
+        <w:pStyle w:val="tony-f9"/>
+      </w:pPr>
+      <w:r>
+        <w:rPr>
+          <w:rFonts w:hint="eastAsia"/>
+        </w:rPr>
+        <w:t>（由於跳脫附號“</w:t>
+      </w:r>
+      <w:r>
+        <w:rPr>
+          <w:rFonts w:hint="eastAsia"/>
+        </w:rPr>
+        <w:t>\</w:t>
+      </w:r>
+      <w:r>
+        <w:rPr>
+          <w:rFonts w:hint="eastAsia"/>
+        </w:rPr>
+        <w:t>”，因此當一般＊字元處理）</w:t>
       </w:r>
     </w:p>
     <w:p>
@@ -29212,7 +29986,90 @@
         <w:pStyle w:val="tony-f1"/>
       </w:pPr>
       <w:r>
-        <w:t xml:space="preserve"> </w:t>
+        <w:t>[</w:t>
+      </w:r>
+      <w:r>
+        <w:rPr>
+          <w:rFonts w:hint="eastAsia"/>
+        </w:rPr>
+        <w:t>root</w:t>
+      </w:r>
+      <w:r>
+        <w:t>@</w:t>
+      </w:r>
+      <w:r>
+        <w:rPr>
+          <w:rFonts w:hint="eastAsia"/>
+        </w:rPr>
+        <w:t xml:space="preserve"> </w:t>
+      </w:r>
+      <w:r>
+        <w:rPr>
+          <w:rFonts w:hint="eastAsia"/>
+        </w:rPr>
+        <w:t>localhost</w:t>
+      </w:r>
+      <w:r>
+        <w:t xml:space="preserve"> </w:t>
+      </w:r>
+      <w:r>
+        <w:rPr>
+          <w:rFonts w:hint="eastAsia"/>
+        </w:rPr>
+        <w:t xml:space="preserve"> </w:t>
+      </w:r>
+      <w:r>
+        <w:t>~]#</w:t>
+      </w:r>
+      <w:r>
+        <w:rPr>
+          <w:rFonts w:hint="eastAsia"/>
+        </w:rPr>
+        <w:t xml:space="preserve"> </w:t>
+      </w:r>
+      <w:r>
+        <w:t>grep</w:t>
+      </w:r>
+      <w:r>
+        <w:rPr>
+          <w:rFonts w:hint="eastAsia"/>
+        </w:rPr>
+        <w:t xml:space="preserve"> </w:t>
+      </w:r>
+      <w:r>
+        <w:t xml:space="preserve"> '[abc]user'</w:t>
+      </w:r>
+      <w:r>
+        <w:rPr>
+          <w:rFonts w:hint="eastAsia"/>
+        </w:rPr>
+        <w:t xml:space="preserve"> </w:t>
+      </w:r>
+      <w:r>
+        <w:t xml:space="preserve"> file</w:t>
+      </w:r>
+    </w:p>
+    <w:p>
+      <w:pPr>
+        <w:pStyle w:val="tony-f9"/>
+      </w:pPr>
+      <w:r>
+        <w:rPr>
+          <w:rFonts w:hint="eastAsia"/>
+        </w:rPr>
+        <w:t>（找出含有</w:t>
+      </w:r>
+      <w:r>
+        <w:rPr>
+          <w:rFonts w:hint="eastAsia"/>
+        </w:rPr>
+        <w:t>auser,buser,cuser</w:t>
+      </w:r>
+      <w:r>
+        <w:rPr>
+          <w:rFonts w:hint="eastAsia"/>
+        </w:rPr>
+        <w:t>）</w:t>
       </w:r>
     </w:p>
     <w:p>
@@ -29220,7 +30077,102 @@
         <w:pStyle w:val="tony-f1"/>
       </w:pPr>
       <w:r>
-        <w:t xml:space="preserve">123aba*rry </w:t>
+        <w:t>[</w:t>
+      </w:r>
+      <w:r>
+        <w:rPr>
+          <w:rFonts w:hint="eastAsia"/>
+        </w:rPr>
+        <w:t>root</w:t>
+      </w:r>
+      <w:r>
+        <w:t>@</w:t>
+      </w:r>
+      <w:r>
+        <w:rPr>
+          <w:rFonts w:hint="eastAsia"/>
+        </w:rPr>
+        <w:t xml:space="preserve"> </w:t>
+      </w:r>
+      <w:r>
+        <w:rPr>
+          <w:rFonts w:hint="eastAsia"/>
+        </w:rPr>
+        <w:t>localhost</w:t>
+      </w:r>
+      <w:r>
+        <w:t xml:space="preserve"> </w:t>
+      </w:r>
+      <w:r>
+        <w:rPr>
+          <w:rFonts w:hint="eastAsia"/>
+        </w:rPr>
+        <w:t xml:space="preserve"> </w:t>
+      </w:r>
+      <w:r>
+        <w:t>~]#</w:t>
+      </w:r>
+      <w:r>
+        <w:rPr>
+          <w:rFonts w:hint="eastAsia"/>
+        </w:rPr>
+        <w:t xml:space="preserve"> </w:t>
+      </w:r>
+      <w:r>
+        <w:t>grep</w:t>
+      </w:r>
+      <w:r>
+        <w:rPr>
+          <w:rFonts w:hint="eastAsia"/>
+        </w:rPr>
+        <w:t xml:space="preserve"> </w:t>
+      </w:r>
+      <w:r>
+        <w:t xml:space="preserve"> '[^bc]user'</w:t>
+      </w:r>
+      <w:r>
+        <w:rPr>
+          <w:rFonts w:hint="eastAsia"/>
+        </w:rPr>
+        <w:t xml:space="preserve"> </w:t>
+      </w:r>
+      <w:r>
+        <w:t xml:space="preserve"> file</w:t>
+      </w:r>
+    </w:p>
+    <w:p>
+      <w:pPr>
+        <w:pStyle w:val="tony-f9"/>
+      </w:pPr>
+      <w:r>
+        <w:rPr>
+          <w:rFonts w:hint="eastAsia"/>
+        </w:rPr>
+        <w:t>（在</w:t>
+      </w:r>
+      <w:r>
+        <w:rPr>
+          <w:rFonts w:hint="eastAsia"/>
+        </w:rPr>
+        <w:t>user</w:t>
+      </w:r>
+      <w:r>
+        <w:rPr>
+          <w:rFonts w:hint="eastAsia"/>
+        </w:rPr>
+        <w:t>前一字元，只要不是</w:t>
+      </w:r>
+      <w:r>
+        <w:rPr>
+          <w:rFonts w:hint="eastAsia"/>
+        </w:rPr>
+        <w:t>b or c</w:t>
+      </w:r>
+      <w:r>
+        <w:rPr>
+          <w:rFonts w:hint="eastAsia"/>
+        </w:rPr>
+        <w:t>那幾行）</w:t>
       </w:r>
     </w:p>
     <w:p>
@@ -29228,85 +30180,412 @@
         <w:pStyle w:val="tony-f1"/>
       </w:pPr>
       <w:r>
-        <w:t xml:space="preserve">user01 </w:t>
-      </w:r>
-      <w:r>
-        <w:rPr>
-          <w:rFonts w:hint="eastAsia"/>
-        </w:rPr>
-        <w:t xml:space="preserve"> </w:t>
-      </w:r>
-      <w:r>
-        <w:t xml:space="preserve">wcky </w:t>
+        <w:t>[</w:t>
+      </w:r>
+      <w:r>
+        <w:rPr>
+          <w:rFonts w:hint="eastAsia"/>
+        </w:rPr>
+        <w:t>root</w:t>
+      </w:r>
+      <w:r>
+        <w:t>@</w:t>
+      </w:r>
+      <w:r>
+        <w:rPr>
+          <w:rFonts w:hint="eastAsia"/>
+        </w:rPr>
+        <w:t xml:space="preserve"> </w:t>
+      </w:r>
+      <w:r>
+        <w:rPr>
+          <w:rFonts w:hint="eastAsia"/>
+        </w:rPr>
+        <w:t>localhost</w:t>
+      </w:r>
+      <w:r>
+        <w:t xml:space="preserve"> </w:t>
+      </w:r>
+      <w:r>
+        <w:rPr>
+          <w:rFonts w:hint="eastAsia"/>
+        </w:rPr>
+        <w:t xml:space="preserve"> </w:t>
+      </w:r>
+      <w:r>
+        <w:t>~]#</w:t>
+      </w:r>
+      <w:r>
+        <w:rPr>
+          <w:rFonts w:hint="eastAsia"/>
+        </w:rPr>
+        <w:t xml:space="preserve"> </w:t>
+      </w:r>
+      <w:r>
+        <w:t>grep</w:t>
+      </w:r>
+      <w:r>
+        <w:rPr>
+          <w:rFonts w:hint="eastAsia"/>
+        </w:rPr>
+        <w:t xml:space="preserve"> </w:t>
+      </w:r>
+      <w:r>
+        <w:t xml:space="preserve"> '^123'</w:t>
+      </w:r>
+      <w:r>
+        <w:rPr>
+          <w:rFonts w:hint="eastAsia"/>
+        </w:rPr>
+        <w:t xml:space="preserve"> </w:t>
+      </w:r>
+      <w:r>
+        <w:t xml:space="preserve"> file</w:t>
+      </w:r>
+    </w:p>
+    <w:p>
+      <w:pPr>
+        <w:pStyle w:val="tony-f9"/>
+      </w:pPr>
+      <w:r>
+        <w:rPr>
+          <w:rFonts w:hint="eastAsia"/>
+        </w:rPr>
+        <w:t>（以</w:t>
+      </w:r>
+      <w:r>
+        <w:rPr>
+          <w:rFonts w:hint="eastAsia"/>
+        </w:rPr>
+        <w:t>123</w:t>
+      </w:r>
+      <w:r>
+        <w:rPr>
+          <w:rFonts w:hint="eastAsia"/>
+        </w:rPr>
+        <w:t>字串為首那幾行）</w:t>
       </w:r>
     </w:p>
     <w:p>
       <w:pPr>
         <w:pStyle w:val="tony-f1"/>
-      </w:pPr>
-      <w:r>
-        <w:t>auser02</w:t>
-      </w:r>
-      <w:r>
-        <w:rPr>
-          <w:rFonts w:hint="eastAsia"/>
-        </w:rPr>
-        <w:t xml:space="preserve"> </w:t>
-      </w:r>
-      <w:r>
-        <w:t xml:space="preserve"> test</w:t>
-      </w:r>
-      <w:r>
-        <w:rPr>
-          <w:rFonts w:hint="eastAsia"/>
-        </w:rPr>
-        <w:t xml:space="preserve"> </w:t>
-      </w:r>
-      <w:r>
-        <w:t xml:space="preserve"> good </w:t>
+        <w:rPr>
+          <w:color w:val="EE0000"/>
+        </w:rPr>
+      </w:pPr>
+      <w:r>
+        <w:rPr>
+          <w:color w:val="EE0000"/>
+        </w:rPr>
+        <w:t>[</w:t>
+      </w:r>
+      <w:r>
+        <w:rPr>
+          <w:rFonts w:hint="eastAsia"/>
+          <w:color w:val="EE0000"/>
+        </w:rPr>
+        <w:t>root</w:t>
+      </w:r>
+      <w:r>
+        <w:rPr>
+          <w:color w:val="EE0000"/>
+        </w:rPr>
+        <w:t>@</w:t>
+      </w:r>
+      <w:r>
+        <w:rPr>
+          <w:rFonts w:hint="eastAsia"/>
+          <w:color w:val="EE0000"/>
+        </w:rPr>
+        <w:t xml:space="preserve"> localhost</w:t>
+      </w:r>
+      <w:r>
+        <w:rPr>
+          <w:color w:val="EE0000"/>
+        </w:rPr>
+        <w:t xml:space="preserve"> </w:t>
+      </w:r>
+      <w:r>
+        <w:rPr>
+          <w:rFonts w:hint="eastAsia"/>
+          <w:color w:val="EE0000"/>
+        </w:rPr>
+        <w:t xml:space="preserve"> </w:t>
+      </w:r>
+      <w:r>
+        <w:rPr>
+          <w:color w:val="EE0000"/>
+        </w:rPr>
+        <w:t>~]#</w:t>
+      </w:r>
+      <w:r>
+        <w:rPr>
+          <w:rFonts w:hint="eastAsia"/>
+          <w:color w:val="EE0000"/>
+        </w:rPr>
+        <w:t xml:space="preserve"> </w:t>
+      </w:r>
+      <w:r>
+        <w:rPr>
+          <w:color w:val="EE0000"/>
+        </w:rPr>
+        <w:t xml:space="preserve">grep </w:t>
+      </w:r>
+      <w:r>
+        <w:rPr>
+          <w:rFonts w:hint="eastAsia"/>
+          <w:color w:val="EE0000"/>
+        </w:rPr>
+        <w:t xml:space="preserve"> </w:t>
+      </w:r>
+      <w:r>
+        <w:rPr>
+          <w:color w:val="EE0000"/>
+        </w:rPr>
+        <w:t xml:space="preserve">'xyz$' </w:t>
+      </w:r>
+      <w:r>
+        <w:rPr>
+          <w:rFonts w:hint="eastAsia"/>
+          <w:color w:val="EE0000"/>
+        </w:rPr>
+        <w:t xml:space="preserve"> </w:t>
+      </w:r>
+      <w:r>
+        <w:rPr>
+          <w:color w:val="EE0000"/>
+        </w:rPr>
+        <w:t>file</w:t>
+      </w:r>
+    </w:p>
+    <w:p>
+      <w:pPr>
+        <w:pStyle w:val="tony-f9"/>
+      </w:pPr>
+      <w:r>
+        <w:rPr>
+          <w:rFonts w:hint="eastAsia"/>
+        </w:rPr>
+        <w:t>（以</w:t>
+      </w:r>
+      <w:r>
+        <w:rPr>
+          <w:rFonts w:hint="eastAsia"/>
+        </w:rPr>
+        <w:t>xyz</w:t>
+      </w:r>
+      <w:r>
+        <w:rPr>
+          <w:rFonts w:hint="eastAsia"/>
+        </w:rPr>
+        <w:t>為尾的那幾行）</w:t>
+      </w:r>
+      <w:r>
+        <w:rPr>
+          <w:rFonts w:hint="eastAsia"/>
+        </w:rPr>
+        <w:t>??</w:t>
       </w:r>
     </w:p>
     <w:p>
       <w:pPr>
         <w:pStyle w:val="tony-f1"/>
-      </w:pPr>
-      <w:r>
-        <w:t xml:space="preserve">buser03 </w:t>
-      </w:r>
-      <w:r>
-        <w:rPr>
-          <w:rFonts w:hint="eastAsia"/>
-        </w:rPr>
-        <w:t xml:space="preserve"> </w:t>
-      </w:r>
-      <w:r>
-        <w:t xml:space="preserve">nice </w:t>
-      </w:r>
-      <w:r>
-        <w:rPr>
-          <w:rFonts w:hint="eastAsia"/>
-        </w:rPr>
-        <w:t xml:space="preserve"> </w:t>
-      </w:r>
-      <w:r>
-        <w:t xml:space="preserve">priority </w:t>
+        <w:rPr>
+          <w:color w:val="EE0000"/>
+        </w:rPr>
+      </w:pPr>
+      <w:r>
+        <w:rPr>
+          <w:color w:val="EE0000"/>
+        </w:rPr>
+        <w:t>[</w:t>
+      </w:r>
+      <w:r>
+        <w:rPr>
+          <w:rFonts w:hint="eastAsia"/>
+          <w:color w:val="EE0000"/>
+        </w:rPr>
+        <w:t>root</w:t>
+      </w:r>
+      <w:r>
+        <w:rPr>
+          <w:color w:val="EE0000"/>
+        </w:rPr>
+        <w:t>@</w:t>
+      </w:r>
+      <w:r>
+        <w:rPr>
+          <w:rFonts w:hint="eastAsia"/>
+          <w:color w:val="EE0000"/>
+        </w:rPr>
+        <w:t xml:space="preserve"> localhost</w:t>
+      </w:r>
+      <w:r>
+        <w:rPr>
+          <w:color w:val="EE0000"/>
+        </w:rPr>
+        <w:t xml:space="preserve"> </w:t>
+      </w:r>
+      <w:r>
+        <w:rPr>
+          <w:rFonts w:hint="eastAsia"/>
+          <w:color w:val="EE0000"/>
+        </w:rPr>
+        <w:t xml:space="preserve"> </w:t>
+      </w:r>
+      <w:r>
+        <w:rPr>
+          <w:color w:val="EE0000"/>
+        </w:rPr>
+        <w:t>~]#</w:t>
+      </w:r>
+      <w:r>
+        <w:rPr>
+          <w:rFonts w:hint="eastAsia"/>
+          <w:color w:val="EE0000"/>
+        </w:rPr>
+        <w:t xml:space="preserve"> </w:t>
+      </w:r>
+      <w:r>
+        <w:rPr>
+          <w:color w:val="EE0000"/>
+        </w:rPr>
+        <w:t>grep</w:t>
+      </w:r>
+      <w:r>
+        <w:rPr>
+          <w:rFonts w:hint="eastAsia"/>
+          <w:color w:val="EE0000"/>
+        </w:rPr>
+        <w:t xml:space="preserve"> </w:t>
+      </w:r>
+      <w:r>
+        <w:rPr>
+          <w:color w:val="EE0000"/>
+        </w:rPr>
+        <w:t xml:space="preserve"> '^$'</w:t>
+      </w:r>
+      <w:r>
+        <w:rPr>
+          <w:rFonts w:hint="eastAsia"/>
+          <w:color w:val="EE0000"/>
+        </w:rPr>
+        <w:t xml:space="preserve"> </w:t>
+      </w:r>
+      <w:r>
+        <w:rPr>
+          <w:color w:val="EE0000"/>
+        </w:rPr>
+        <w:t xml:space="preserve"> file</w:t>
+      </w:r>
+    </w:p>
+    <w:p>
+      <w:pPr>
+        <w:pStyle w:val="tony-f9"/>
+      </w:pPr>
+      <w:r>
+        <w:rPr>
+          <w:rFonts w:hint="eastAsia"/>
+        </w:rPr>
+        <w:t>（特殊用法，找到空白列）</w:t>
+      </w:r>
+      <w:r>
+        <w:rPr>
+          <w:rFonts w:hint="eastAsia"/>
+        </w:rPr>
+        <w:t>??</w:t>
       </w:r>
     </w:p>
     <w:p>
       <w:pPr>
         <w:pStyle w:val="tony-f1"/>
-      </w:pPr>
-      <w:r>
-        <w:t xml:space="preserve">cuser04 </w:t>
-      </w:r>
-      <w:r>
-        <w:rPr>
-          <w:rFonts w:hint="eastAsia"/>
-        </w:rPr>
-        <w:t xml:space="preserve"> </w:t>
-      </w:r>
-      <w:r>
-        <w:t xml:space="preserve">lpi </w:t>
+        <w:rPr>
+          <w:color w:val="EE0000"/>
+        </w:rPr>
+      </w:pPr>
+      <w:r>
+        <w:rPr>
+          <w:color w:val="EE0000"/>
+        </w:rPr>
+        <w:t>[</w:t>
+      </w:r>
+      <w:r>
+        <w:rPr>
+          <w:rFonts w:hint="eastAsia"/>
+          <w:color w:val="EE0000"/>
+        </w:rPr>
+        <w:t>root</w:t>
+      </w:r>
+      <w:r>
+        <w:rPr>
+          <w:color w:val="EE0000"/>
+        </w:rPr>
+        <w:t>@</w:t>
+      </w:r>
+      <w:r>
+        <w:rPr>
+          <w:rFonts w:hint="eastAsia"/>
+          <w:color w:val="EE0000"/>
+        </w:rPr>
+        <w:t xml:space="preserve"> localhost</w:t>
+      </w:r>
+      <w:r>
+        <w:rPr>
+          <w:color w:val="EE0000"/>
+        </w:rPr>
+        <w:t xml:space="preserve"> </w:t>
+      </w:r>
+      <w:r>
+        <w:rPr>
+          <w:rFonts w:hint="eastAsia"/>
+          <w:color w:val="EE0000"/>
+        </w:rPr>
+        <w:t xml:space="preserve"> </w:t>
+      </w:r>
+      <w:r>
+        <w:rPr>
+          <w:color w:val="EE0000"/>
+        </w:rPr>
+        <w:t>~]#</w:t>
+      </w:r>
+      <w:r>
+        <w:rPr>
+          <w:rFonts w:hint="eastAsia"/>
+          <w:color w:val="EE0000"/>
+        </w:rPr>
+        <w:t xml:space="preserve"> </w:t>
+      </w:r>
+      <w:r>
+        <w:rPr>
+          <w:color w:val="EE0000"/>
+        </w:rPr>
+        <w:t xml:space="preserve">grep </w:t>
+      </w:r>
+      <w:r>
+        <w:rPr>
+          <w:rFonts w:hint="eastAsia"/>
+          <w:color w:val="EE0000"/>
+        </w:rPr>
+        <w:t xml:space="preserve"> </w:t>
+      </w:r>
+      <w:r>
+        <w:rPr>
+          <w:color w:val="EE0000"/>
+        </w:rPr>
+        <w:t xml:space="preserve">'^xyz$' </w:t>
+      </w:r>
+      <w:r>
+        <w:rPr>
+          <w:rFonts w:hint="eastAsia"/>
+          <w:color w:val="EE0000"/>
+        </w:rPr>
+        <w:t xml:space="preserve"> </w:t>
+      </w:r>
+      <w:r>
+        <w:rPr>
+          <w:color w:val="EE0000"/>
+        </w:rPr>
+        <w:t>file</w:t>
       </w:r>
     </w:p>
     <w:p>
@@ -29314,34 +30593,52 @@
         <w:pStyle w:val="tony-f1"/>
       </w:pPr>
       <w:r>
-        <w:t xml:space="preserve">abuser05 </w:t>
-      </w:r>
-      <w:r>
-        <w:rPr>
-          <w:rFonts w:hint="eastAsia"/>
-        </w:rPr>
-        <w:t xml:space="preserve"> </w:t>
-      </w:r>
-      <w:r>
-        <w:t xml:space="preserve">www </w:t>
-      </w:r>
-      <w:r>
-        <w:rPr>
-          <w:rFonts w:hint="eastAsia"/>
-        </w:rPr>
-        <w:t xml:space="preserve"> </w:t>
-      </w:r>
-      <w:r>
-        <w:t xml:space="preserve">lpi </w:t>
-      </w:r>
-      <w:r>
-        <w:rPr>
-          <w:rFonts w:hint="eastAsia"/>
-        </w:rPr>
-        <w:t xml:space="preserve"> </w:t>
-      </w:r>
-      <w:r>
-        <w:t xml:space="preserve">org </w:t>
+        <w:rPr>
+          <w:rFonts w:hint="eastAsia"/>
+        </w:rPr>
+        <w:t>(</w:t>
+      </w:r>
+      <w:r>
+        <w:rPr>
+          <w:rFonts w:hint="eastAsia"/>
+        </w:rPr>
+        <w:t>以</w:t>
+      </w:r>
+      <w:r>
+        <w:t>”</w:t>
+      </w:r>
+      <w:r>
+        <w:rPr>
+          <w:rFonts w:hint="eastAsia"/>
+        </w:rPr>
+        <w:t>xyz</w:t>
+      </w:r>
+      <w:r>
+        <w:rPr>
+          <w:rFonts w:hint="eastAsia"/>
+        </w:rPr>
+        <w:t>後為空白</w:t>
+      </w:r>
+      <w:r>
+        <w:t>”</w:t>
+      </w:r>
+      <w:r>
+        <w:rPr>
+          <w:rFonts w:hint="eastAsia"/>
+        </w:rPr>
+        <w:t>為首的那幾行</w:t>
+      </w:r>
+      <w:r>
+        <w:rPr>
+          <w:rFonts w:hint="eastAsia"/>
+        </w:rPr>
+        <w:t>)</w:t>
+      </w:r>
+      <w:r>
+        <w:rPr>
+          <w:rFonts w:hint="eastAsia"/>
+        </w:rPr>
+        <w:t>??</w:t>
       </w:r>
     </w:p>
     <w:p>
@@ -29349,25 +30646,126 @@
         <w:pStyle w:val="tony-f1"/>
       </w:pPr>
       <w:r>
-        <w:t xml:space="preserve">xyzuser06 </w:t>
-      </w:r>
-      <w:r>
-        <w:rPr>
-          <w:rFonts w:hint="eastAsia"/>
-        </w:rPr>
-        <w:t xml:space="preserve"> </w:t>
-      </w:r>
-      <w:r>
-        <w:t xml:space="preserve">study </w:t>
-      </w:r>
-      <w:r>
-        <w:rPr>
-          <w:rFonts w:hint="eastAsia"/>
-        </w:rPr>
-        <w:t xml:space="preserve"> </w:t>
-      </w:r>
-      <w:r>
-        <w:t xml:space="preserve">area </w:t>
+        <w:t>[</w:t>
+      </w:r>
+      <w:r>
+        <w:rPr>
+          <w:rFonts w:hint="eastAsia"/>
+        </w:rPr>
+        <w:t>root</w:t>
+      </w:r>
+      <w:r>
+        <w:t>@</w:t>
+      </w:r>
+      <w:r>
+        <w:rPr>
+          <w:rFonts w:hint="eastAsia"/>
+        </w:rPr>
+        <w:t xml:space="preserve"> </w:t>
+      </w:r>
+      <w:r>
+        <w:rPr>
+          <w:rFonts w:hint="eastAsia"/>
+        </w:rPr>
+        <w:t>localhost</w:t>
+      </w:r>
+      <w:r>
+        <w:t xml:space="preserve"> </w:t>
+      </w:r>
+      <w:r>
+        <w:rPr>
+          <w:rFonts w:hint="eastAsia"/>
+        </w:rPr>
+        <w:t xml:space="preserve"> </w:t>
+      </w:r>
+      <w:r>
+        <w:t>~]#</w:t>
+      </w:r>
+      <w:r>
+        <w:rPr>
+          <w:rFonts w:hint="eastAsia"/>
+        </w:rPr>
+        <w:t xml:space="preserve"> </w:t>
+      </w:r>
+      <w:r>
+        <w:t xml:space="preserve">egrep </w:t>
+      </w:r>
+      <w:r>
+        <w:rPr>
+          <w:rFonts w:hint="eastAsia"/>
+        </w:rPr>
+        <w:t xml:space="preserve"> </w:t>
+      </w:r>
+      <w:r>
+        <w:t>'^[A-Za-z0-9]'</w:t>
+      </w:r>
+      <w:r>
+        <w:rPr>
+          <w:rFonts w:hint="eastAsia"/>
+        </w:rPr>
+        <w:t xml:space="preserve"> </w:t>
+      </w:r>
+      <w:r>
+        <w:t xml:space="preserve"> file</w:t>
+      </w:r>
+    </w:p>
+    <w:p>
+      <w:pPr>
+        <w:pStyle w:val="tony-f9"/>
+      </w:pPr>
+      <w:r>
+        <w:rPr>
+          <w:rFonts w:hint="eastAsia"/>
+        </w:rPr>
+        <w:t>（以數字</w:t>
+      </w:r>
+      <w:r>
+        <w:rPr>
+          <w:rFonts w:hint="eastAsia"/>
+        </w:rPr>
+        <w:t>or</w:t>
+      </w:r>
+      <w:r>
+        <w:rPr>
+          <w:rFonts w:hint="eastAsia"/>
+        </w:rPr>
+        <w:t>英文為首，</w:t>
+      </w:r>
+      <w:r>
+        <w:rPr>
+          <w:rFonts w:hint="eastAsia"/>
+        </w:rPr>
+        <w:t>也可限定部份條件：只大寫</w:t>
+      </w:r>
+      <w:r>
+        <w:rPr>
+          <w:rFonts w:hint="eastAsia"/>
+        </w:rPr>
+        <w:t>or</w:t>
+      </w:r>
+      <w:r>
+        <w:rPr>
+          <w:rFonts w:hint="eastAsia"/>
+        </w:rPr>
+        <w:t>小寫</w:t>
+      </w:r>
+      <w:r>
+        <w:rPr>
+          <w:rFonts w:hint="eastAsia"/>
+        </w:rPr>
+        <w:t>or</w:t>
+      </w:r>
+      <w:r>
+        <w:rPr>
+          <w:rFonts w:hint="eastAsia"/>
+        </w:rPr>
+        <w:t>數字</w:t>
+      </w:r>
+      <w:r>
+        <w:rPr>
+          <w:rFonts w:hint="eastAsia"/>
+        </w:rPr>
+        <w:t>）</w:t>
       </w:r>
     </w:p>
     <w:p>
@@ -29375,16 +30773,135 @@
         <w:pStyle w:val="tony-f1"/>
       </w:pPr>
       <w:r>
-        <w:t>abc</w:t>
-      </w:r>
-      <w:r>
-        <w:rPr>
-          <w:rFonts w:hint="eastAsia"/>
-        </w:rPr>
-        <w:t xml:space="preserve"> </w:t>
-      </w:r>
-      <w:r>
-        <w:t xml:space="preserve"> 123! </w:t>
+        <w:t>[</w:t>
+      </w:r>
+      <w:r>
+        <w:rPr>
+          <w:rFonts w:hint="eastAsia"/>
+        </w:rPr>
+        <w:t>root</w:t>
+      </w:r>
+      <w:r>
+        <w:t>@</w:t>
+      </w:r>
+      <w:r>
+        <w:rPr>
+          <w:rFonts w:hint="eastAsia"/>
+        </w:rPr>
+        <w:t xml:space="preserve"> </w:t>
+      </w:r>
+      <w:r>
+        <w:rPr>
+          <w:rFonts w:hint="eastAsia"/>
+        </w:rPr>
+        <w:t>localhost</w:t>
+      </w:r>
+      <w:r>
+        <w:t xml:space="preserve"> </w:t>
+      </w:r>
+      <w:r>
+        <w:rPr>
+          <w:rFonts w:hint="eastAsia"/>
+        </w:rPr>
+        <w:t xml:space="preserve"> </w:t>
+      </w:r>
+      <w:r>
+        <w:t>~]#</w:t>
+      </w:r>
+      <w:r>
+        <w:rPr>
+          <w:rFonts w:hint="eastAsia"/>
+        </w:rPr>
+        <w:t xml:space="preserve"> </w:t>
+      </w:r>
+      <w:r>
+        <w:t>grep</w:t>
+      </w:r>
+      <w:r>
+        <w:rPr>
+          <w:rFonts w:hint="eastAsia"/>
+        </w:rPr>
+        <w:t xml:space="preserve"> </w:t>
+      </w:r>
+      <w:r>
+        <w:t xml:space="preserve"> -E </w:t>
+      </w:r>
+      <w:r>
+        <w:rPr>
+          <w:rFonts w:hint="eastAsia"/>
+        </w:rPr>
+        <w:t xml:space="preserve"> </w:t>
+      </w:r>
+      <w:r>
+        <w:t xml:space="preserve">'ba?rry' </w:t>
+      </w:r>
+      <w:r>
+        <w:rPr>
+          <w:rFonts w:hint="eastAsia"/>
+        </w:rPr>
+        <w:t xml:space="preserve"> </w:t>
+      </w:r>
+      <w:r>
+        <w:t>file</w:t>
+      </w:r>
+    </w:p>
+    <w:p>
+      <w:pPr>
+        <w:pStyle w:val="tony-f9"/>
+      </w:pPr>
+      <w:r>
+        <w:rPr>
+          <w:rFonts w:hint="eastAsia"/>
+        </w:rPr>
+        <w:t>（</w:t>
+      </w:r>
+      <w:r>
+        <w:rPr>
+          <w:rFonts w:hint="eastAsia"/>
+        </w:rPr>
+        <w:t>barry  or  brry (0~1</w:t>
+      </w:r>
+      <w:r>
+        <w:rPr>
+          <w:rFonts w:hint="eastAsia"/>
+        </w:rPr>
+        <w:t>次</w:t>
+      </w:r>
+      <w:r>
+        <w:rPr>
+          <w:rFonts w:hint="eastAsia"/>
+        </w:rPr>
+        <w:t>的</w:t>
+      </w:r>
+      <w:r>
+        <w:rPr>
+          <w:rFonts w:hint="eastAsia"/>
+        </w:rPr>
+        <w:t>a</w:t>
+      </w:r>
+      <w:r>
+        <w:rPr>
+          <w:rFonts w:hint="eastAsia"/>
+        </w:rPr>
+        <w:t>)</w:t>
+      </w:r>
+      <w:r>
+        <w:rPr>
+          <w:rFonts w:hint="eastAsia"/>
+        </w:rPr>
+        <w:t>可以沒有</w:t>
+      </w:r>
+      <w:r>
+        <w:rPr>
+          <w:rFonts w:hint="eastAsia"/>
+        </w:rPr>
+        <w:t>a</w:t>
+      </w:r>
+      <w:r>
+        <w:rPr>
+          <w:rFonts w:hint="eastAsia"/>
+        </w:rPr>
+        <w:t>）</w:t>
       </w:r>
     </w:p>
     <w:p>
@@ -29392,7 +30909,141 @@
         <w:pStyle w:val="tony-f1"/>
       </w:pPr>
       <w:r>
-        <w:t xml:space="preserve">123abcxyz </w:t>
+        <w:t>[</w:t>
+      </w:r>
+      <w:r>
+        <w:rPr>
+          <w:rFonts w:hint="eastAsia"/>
+        </w:rPr>
+        <w:t>root</w:t>
+      </w:r>
+      <w:r>
+        <w:t>@</w:t>
+      </w:r>
+      <w:r>
+        <w:rPr>
+          <w:rFonts w:hint="eastAsia"/>
+        </w:rPr>
+        <w:t xml:space="preserve"> </w:t>
+      </w:r>
+      <w:r>
+        <w:rPr>
+          <w:rFonts w:hint="eastAsia"/>
+        </w:rPr>
+        <w:t>localhost</w:t>
+      </w:r>
+      <w:r>
+        <w:t xml:space="preserve"> </w:t>
+      </w:r>
+      <w:r>
+        <w:rPr>
+          <w:rFonts w:hint="eastAsia"/>
+        </w:rPr>
+        <w:t xml:space="preserve"> </w:t>
+      </w:r>
+      <w:r>
+        <w:t>~]#</w:t>
+      </w:r>
+      <w:r>
+        <w:rPr>
+          <w:rFonts w:hint="eastAsia"/>
+        </w:rPr>
+        <w:t xml:space="preserve"> </w:t>
+      </w:r>
+      <w:r>
+        <w:t xml:space="preserve">grep </w:t>
+      </w:r>
+      <w:r>
+        <w:rPr>
+          <w:rFonts w:hint="eastAsia"/>
+        </w:rPr>
+        <w:t xml:space="preserve"> </w:t>
+      </w:r>
+      <w:r>
+        <w:rPr>
+          <w:rFonts w:hint="eastAsia"/>
+        </w:rPr>
+        <w:t>-</w:t>
+      </w:r>
+      <w:r>
+        <w:t>E</w:t>
+      </w:r>
+      <w:r>
+        <w:rPr>
+          <w:rFonts w:hint="eastAsia"/>
+        </w:rPr>
+        <w:t xml:space="preserve"> </w:t>
+      </w:r>
+      <w:r>
+        <w:t xml:space="preserve"> 'ba+rry'</w:t>
+      </w:r>
+      <w:r>
+        <w:rPr>
+          <w:rFonts w:hint="eastAsia"/>
+        </w:rPr>
+        <w:t xml:space="preserve"> </w:t>
+      </w:r>
+      <w:r>
+        <w:t xml:space="preserve"> file</w:t>
+      </w:r>
+    </w:p>
+    <w:p>
+      <w:pPr>
+        <w:pStyle w:val="tony-f9"/>
+      </w:pPr>
+      <w:r>
+        <w:rPr>
+          <w:rFonts w:hint="eastAsia"/>
+        </w:rPr>
+        <w:t>（</w:t>
+      </w:r>
+      <w:r>
+        <w:rPr>
+          <w:rFonts w:hint="eastAsia"/>
+        </w:rPr>
+        <w:t>barry  or  baarry (1~n</w:t>
+      </w:r>
+      <w:r>
+        <w:rPr>
+          <w:rFonts w:hint="eastAsia"/>
+        </w:rPr>
+        <w:t>次</w:t>
+      </w:r>
+      <w:r>
+        <w:rPr>
+          <w:rFonts w:hint="eastAsia"/>
+        </w:rPr>
+        <w:t>的</w:t>
+      </w:r>
+      <w:r>
+        <w:rPr>
+          <w:rFonts w:hint="eastAsia"/>
+        </w:rPr>
+        <w:t>a</w:t>
+      </w:r>
+      <w:r>
+        <w:rPr>
+          <w:rFonts w:hint="eastAsia"/>
+        </w:rPr>
+        <w:t>)</w:t>
+      </w:r>
+      <w:r>
+        <w:rPr>
+          <w:rFonts w:hint="eastAsia"/>
+        </w:rPr>
+        <w:t>也就是一定要有</w:t>
+      </w:r>
+      <w:r>
+        <w:rPr>
+          <w:rFonts w:hint="eastAsia"/>
+        </w:rPr>
+        <w:t>a</w:t>
+      </w:r>
+      <w:r>
+        <w:rPr>
+          <w:rFonts w:hint="eastAsia"/>
+        </w:rPr>
+        <w:t>）</w:t>
       </w:r>
     </w:p>
     <w:p>
@@ -29400,1602 +31051,163 @@
         <w:pStyle w:val="tony-f1"/>
       </w:pPr>
       <w:r>
-        <w:t xml:space="preserve">ab3 </w:t>
-      </w:r>
-      <w:r>
-        <w:rPr>
-          <w:rFonts w:hint="eastAsia"/>
-        </w:rPr>
-        <w:t xml:space="preserve"> </w:t>
-      </w:r>
-      <w:r>
-        <w:t>cwy</w:t>
+        <w:t>[</w:t>
+      </w:r>
+      <w:r>
+        <w:rPr>
+          <w:rFonts w:hint="eastAsia"/>
+        </w:rPr>
+        <w:t>root</w:t>
+      </w:r>
+      <w:r>
+        <w:t>@</w:t>
+      </w:r>
+      <w:r>
+        <w:rPr>
+          <w:rFonts w:hint="eastAsia"/>
+        </w:rPr>
+        <w:t xml:space="preserve"> </w:t>
+      </w:r>
+      <w:r>
+        <w:rPr>
+          <w:rFonts w:hint="eastAsia"/>
+        </w:rPr>
+        <w:t>localhost</w:t>
+      </w:r>
+      <w:r>
+        <w:t xml:space="preserve"> </w:t>
+      </w:r>
+      <w:r>
+        <w:rPr>
+          <w:rFonts w:hint="eastAsia"/>
+        </w:rPr>
+        <w:t xml:space="preserve"> </w:t>
+      </w:r>
+      <w:r>
+        <w:t>~]#</w:t>
+      </w:r>
+      <w:r>
+        <w:rPr>
+          <w:rFonts w:hint="eastAsia"/>
+        </w:rPr>
+        <w:t xml:space="preserve"> </w:t>
+      </w:r>
+      <w:r>
+        <w:t xml:space="preserve">grep </w:t>
+      </w:r>
+      <w:r>
+        <w:rPr>
+          <w:rFonts w:hint="eastAsia"/>
+        </w:rPr>
+        <w:t xml:space="preserve"> </w:t>
+      </w:r>
+      <w:r>
+        <w:t xml:space="preserve">'ba\+rry' </w:t>
+      </w:r>
+      <w:r>
+        <w:rPr>
+          <w:rFonts w:hint="eastAsia"/>
+        </w:rPr>
+        <w:t xml:space="preserve"> </w:t>
+      </w:r>
+      <w:r>
+        <w:t>file</w:t>
+      </w:r>
+    </w:p>
+    <w:p>
+      <w:pPr>
+        <w:pStyle w:val="tony-f9"/>
+      </w:pPr>
+      <w:r>
+        <w:rPr>
+          <w:rFonts w:hint="eastAsia"/>
+        </w:rPr>
+        <w:t>（一般字元）</w:t>
       </w:r>
     </w:p>
     <w:p>
       <w:pPr>
         <w:pStyle w:val="tony-f1"/>
-        <w:rPr>
-          <w:color w:val="EE0000"/>
-        </w:rPr>
-      </w:pPr>
-      <w:r>
-        <w:rPr>
-          <w:rFonts w:hint="eastAsia"/>
-          <w:color w:val="EE0000"/>
-        </w:rPr>
-        <w:t>ctrl-c</w:t>
-      </w:r>
-      <w:r>
-        <w:rPr>
-          <w:rFonts w:hint="eastAsia"/>
-          <w:color w:val="EE0000"/>
-        </w:rPr>
-        <w:t>結束</w:t>
+      </w:pPr>
+      <w:r>
+        <w:t>[</w:t>
+      </w:r>
+      <w:r>
+        <w:rPr>
+          <w:rFonts w:hint="eastAsia"/>
+        </w:rPr>
+        <w:t>root</w:t>
+      </w:r>
+      <w:r>
+        <w:t>@</w:t>
+      </w:r>
+      <w:r>
+        <w:rPr>
+          <w:rFonts w:hint="eastAsia"/>
+        </w:rPr>
+        <w:t xml:space="preserve"> </w:t>
+      </w:r>
+      <w:r>
+        <w:rPr>
+          <w:rFonts w:hint="eastAsia"/>
+        </w:rPr>
+        <w:t>localhost</w:t>
+      </w:r>
+      <w:r>
+        <w:t xml:space="preserve"> </w:t>
+      </w:r>
+      <w:r>
+        <w:rPr>
+          <w:rFonts w:hint="eastAsia"/>
+        </w:rPr>
+        <w:t xml:space="preserve"> </w:t>
+      </w:r>
+      <w:r>
+        <w:t>~]#</w:t>
+      </w:r>
+      <w:r>
+        <w:rPr>
+          <w:rFonts w:hint="eastAsia"/>
+        </w:rPr>
+        <w:t xml:space="preserve"> </w:t>
+      </w:r>
+      <w:r>
+        <w:t xml:space="preserve">grep </w:t>
+      </w:r>
+      <w:r>
+        <w:rPr>
+          <w:rFonts w:hint="eastAsia"/>
+        </w:rPr>
+        <w:t xml:space="preserve"> </w:t>
+      </w:r>
+      <w:r>
+        <w:t xml:space="preserve">-E </w:t>
+      </w:r>
+      <w:r>
+        <w:rPr>
+          <w:rFonts w:hint="eastAsia"/>
+        </w:rPr>
+        <w:t xml:space="preserve"> </w:t>
+      </w:r>
+      <w:r>
+        <w:t>'xyz|123'</w:t>
+      </w:r>
+      <w:r>
+        <w:rPr>
+          <w:rFonts w:hint="eastAsia"/>
+        </w:rPr>
+        <w:t xml:space="preserve"> </w:t>
+      </w:r>
+      <w:r>
+        <w:t xml:space="preserve"> file</w:t>
       </w:r>
     </w:p>
     <w:p>
       <w:pPr>
         <w:pStyle w:val="tony-f1"/>
-        <w:rPr>
-          <w:color w:val="EE0000"/>
-        </w:rPr>
-      </w:pPr>
-      <w:r>
-        <w:rPr>
-          <w:color w:val="EE0000"/>
-        </w:rPr>
-        <w:t>[</w:t>
-      </w:r>
-      <w:r>
-        <w:rPr>
-          <w:rFonts w:hint="eastAsia"/>
-          <w:color w:val="EE0000"/>
-        </w:rPr>
-        <w:t>root</w:t>
-      </w:r>
-      <w:r>
-        <w:rPr>
-          <w:color w:val="EE0000"/>
-        </w:rPr>
-        <w:t>@</w:t>
-      </w:r>
-      <w:r>
-        <w:rPr>
-          <w:rFonts w:hint="eastAsia"/>
-          <w:color w:val="EE0000"/>
-        </w:rPr>
-        <w:t xml:space="preserve"> localhost</w:t>
-      </w:r>
-      <w:r>
-        <w:rPr>
-          <w:color w:val="EE0000"/>
-        </w:rPr>
-        <w:t xml:space="preserve"> </w:t>
-      </w:r>
-      <w:r>
-        <w:rPr>
-          <w:rFonts w:hint="eastAsia"/>
-          <w:color w:val="EE0000"/>
-        </w:rPr>
-        <w:t xml:space="preserve"> </w:t>
-      </w:r>
-      <w:r>
-        <w:rPr>
-          <w:color w:val="EE0000"/>
-        </w:rPr>
-        <w:t>~]#</w:t>
-      </w:r>
-      <w:r>
-        <w:rPr>
-          <w:rFonts w:hint="eastAsia"/>
-          <w:color w:val="EE0000"/>
-        </w:rPr>
-        <w:t xml:space="preserve"> </w:t>
-      </w:r>
-      <w:r>
-        <w:rPr>
-          <w:color w:val="EE0000"/>
-        </w:rPr>
-        <w:t xml:space="preserve">grep </w:t>
-      </w:r>
-      <w:r>
-        <w:rPr>
-          <w:rFonts w:hint="eastAsia"/>
-          <w:color w:val="EE0000"/>
-        </w:rPr>
-        <w:t xml:space="preserve"> </w:t>
-      </w:r>
-      <w:r>
-        <w:rPr>
-          <w:rFonts w:hint="eastAsia"/>
-          <w:color w:val="EE0000"/>
-        </w:rPr>
-        <w:t>'</w:t>
-      </w:r>
-      <w:r>
-        <w:rPr>
-          <w:color w:val="EE0000"/>
-        </w:rPr>
-        <w:t>ab..c'</w:t>
-      </w:r>
-      <w:r>
-        <w:rPr>
-          <w:rFonts w:hint="eastAsia"/>
-          <w:color w:val="EE0000"/>
-        </w:rPr>
-        <w:t xml:space="preserve"> </w:t>
-      </w:r>
-      <w:r>
-        <w:rPr>
-          <w:color w:val="EE0000"/>
-        </w:rPr>
-        <w:t xml:space="preserve"> file</w:t>
-      </w:r>
-    </w:p>
-    <w:p>
-      <w:pPr>
-        <w:pStyle w:val="tony-f9"/>
-      </w:pPr>
-      <w:r>
-        <w:rPr>
-          <w:rFonts w:hint="eastAsia"/>
-        </w:rPr>
-        <w:t>（</w:t>
-      </w:r>
-      <w:r>
-        <w:rPr>
-          <w:rFonts w:hint="eastAsia"/>
-        </w:rPr>
-        <w:t>ab</w:t>
-      </w:r>
-      <w:r>
-        <w:rPr>
-          <w:rFonts w:hint="eastAsia"/>
-        </w:rPr>
-        <w:t>與</w:t>
-      </w:r>
-      <w:r>
-        <w:rPr>
-          <w:rFonts w:hint="eastAsia"/>
-        </w:rPr>
-        <w:t>c</w:t>
-      </w:r>
-      <w:r>
-        <w:rPr>
-          <w:rFonts w:hint="eastAsia"/>
-        </w:rPr>
-        <w:t>間夾兩個任一單一字元的兩幾行）</w:t>
-      </w:r>
-      <w:r>
-        <w:rPr>
-          <w:rFonts w:hint="eastAsia"/>
-          <w:color w:val="EE0000"/>
-        </w:rPr>
-        <w:t>??</w:t>
-      </w:r>
-    </w:p>
-    <w:p>
-      <w:pPr>
-        <w:pStyle w:val="tony-f1"/>
-      </w:pPr>
-      <w:r>
-        <w:t>[</w:t>
-      </w:r>
-      <w:r>
-        <w:rPr>
-          <w:rFonts w:hint="eastAsia"/>
-        </w:rPr>
-        <w:t>root</w:t>
-      </w:r>
-      <w:r>
-        <w:t>@</w:t>
-      </w:r>
-      <w:r>
-        <w:rPr>
-          <w:rFonts w:hint="eastAsia"/>
-        </w:rPr>
-        <w:t xml:space="preserve"> </w:t>
-      </w:r>
-      <w:r>
-        <w:rPr>
-          <w:rFonts w:hint="eastAsia"/>
-        </w:rPr>
-        <w:t>localhost</w:t>
-      </w:r>
-      <w:r>
-        <w:t xml:space="preserve"> </w:t>
-      </w:r>
-      <w:r>
-        <w:rPr>
-          <w:rFonts w:hint="eastAsia"/>
-        </w:rPr>
-        <w:t xml:space="preserve"> </w:t>
-      </w:r>
-      <w:r>
-        <w:t>~]#</w:t>
-      </w:r>
-      <w:r>
-        <w:rPr>
-          <w:rFonts w:hint="eastAsia"/>
-        </w:rPr>
-        <w:t xml:space="preserve"> </w:t>
-      </w:r>
-      <w:r>
-        <w:t>grep</w:t>
-      </w:r>
-      <w:r>
-        <w:rPr>
-          <w:rFonts w:hint="eastAsia"/>
-        </w:rPr>
-        <w:t xml:space="preserve"> </w:t>
-      </w:r>
-      <w:r>
-        <w:t xml:space="preserve"> 'ba*rry'</w:t>
-      </w:r>
-      <w:r>
-        <w:rPr>
-          <w:rFonts w:hint="eastAsia"/>
-        </w:rPr>
-        <w:t xml:space="preserve"> </w:t>
-      </w:r>
-      <w:r>
-        <w:t xml:space="preserve"> file</w:t>
-      </w:r>
-    </w:p>
-    <w:p>
-      <w:pPr>
-        <w:pStyle w:val="tony-f9"/>
-      </w:pPr>
-      <w:r>
-        <w:rPr>
-          <w:rFonts w:hint="eastAsia"/>
-        </w:rPr>
-        <w:t>（可出現</w:t>
-      </w:r>
-      <w:r>
-        <w:rPr>
-          <w:rFonts w:hint="eastAsia"/>
-        </w:rPr>
-        <w:t>0~n</w:t>
-      </w:r>
-      <w:r>
-        <w:rPr>
-          <w:rFonts w:hint="eastAsia"/>
-        </w:rPr>
-        <w:t>次，</w:t>
-      </w:r>
-      <w:r>
-        <w:rPr>
-          <w:rFonts w:hint="eastAsia"/>
-        </w:rPr>
-        <w:t>ex:brry,barry,baarry</w:t>
-      </w:r>
-      <w:r>
-        <w:rPr>
-          <w:rFonts w:hint="eastAsia"/>
-        </w:rPr>
-        <w:t>）</w:t>
-      </w:r>
-    </w:p>
-    <w:p>
-      <w:pPr>
-        <w:pStyle w:val="tony-f1"/>
-      </w:pPr>
-      <w:r>
-        <w:t>[</w:t>
-      </w:r>
-      <w:r>
-        <w:rPr>
-          <w:rFonts w:hint="eastAsia"/>
-        </w:rPr>
-        <w:t>root</w:t>
-      </w:r>
-      <w:r>
-        <w:t>@</w:t>
-      </w:r>
-      <w:r>
-        <w:rPr>
-          <w:rFonts w:hint="eastAsia"/>
-        </w:rPr>
-        <w:t xml:space="preserve"> </w:t>
-      </w:r>
-      <w:r>
-        <w:rPr>
-          <w:rFonts w:hint="eastAsia"/>
-        </w:rPr>
-        <w:t>localhost</w:t>
-      </w:r>
-      <w:r>
-        <w:t xml:space="preserve"> </w:t>
-      </w:r>
-      <w:r>
-        <w:rPr>
-          <w:rFonts w:hint="eastAsia"/>
-        </w:rPr>
-        <w:t xml:space="preserve"> </w:t>
-      </w:r>
-      <w:r>
-        <w:t>~]#</w:t>
-      </w:r>
-      <w:r>
-        <w:rPr>
-          <w:rFonts w:hint="eastAsia"/>
-        </w:rPr>
-        <w:t xml:space="preserve"> </w:t>
-      </w:r>
-      <w:r>
-        <w:t xml:space="preserve">grep </w:t>
-      </w:r>
-      <w:r>
-        <w:rPr>
-          <w:rFonts w:hint="eastAsia"/>
-        </w:rPr>
-        <w:t xml:space="preserve"> </w:t>
-      </w:r>
-      <w:r>
-        <w:t>'ba\*rry'</w:t>
-      </w:r>
-      <w:r>
-        <w:rPr>
-          <w:rFonts w:hint="eastAsia"/>
-        </w:rPr>
-        <w:t xml:space="preserve"> </w:t>
-      </w:r>
-      <w:r>
-        <w:t xml:space="preserve"> file</w:t>
-      </w:r>
-    </w:p>
-    <w:p>
-      <w:pPr>
-        <w:pStyle w:val="tony-f9"/>
-      </w:pPr>
-      <w:r>
-        <w:rPr>
-          <w:rFonts w:hint="eastAsia"/>
-        </w:rPr>
-        <w:t>（由於跳脫附號“</w:t>
-      </w:r>
-      <w:r>
-        <w:rPr>
-          <w:rFonts w:hint="eastAsia"/>
-        </w:rPr>
-        <w:t>\</w:t>
-      </w:r>
-      <w:r>
-        <w:rPr>
-          <w:rFonts w:hint="eastAsia"/>
-        </w:rPr>
-        <w:t>”，因此當一般＊字元處理）</w:t>
-      </w:r>
-    </w:p>
-    <w:p>
-      <w:pPr>
-        <w:pStyle w:val="tony-f1"/>
-      </w:pPr>
-      <w:r>
-        <w:t>[</w:t>
-      </w:r>
-      <w:r>
-        <w:rPr>
-          <w:rFonts w:hint="eastAsia"/>
-        </w:rPr>
-        <w:t>root</w:t>
-      </w:r>
-      <w:r>
-        <w:t>@</w:t>
-      </w:r>
-      <w:r>
-        <w:rPr>
-          <w:rFonts w:hint="eastAsia"/>
-        </w:rPr>
-        <w:t xml:space="preserve"> </w:t>
-      </w:r>
-      <w:r>
-        <w:rPr>
-          <w:rFonts w:hint="eastAsia"/>
-        </w:rPr>
-        <w:t>localhost</w:t>
-      </w:r>
-      <w:r>
-        <w:t xml:space="preserve"> </w:t>
-      </w:r>
-      <w:r>
-        <w:rPr>
-          <w:rFonts w:hint="eastAsia"/>
-        </w:rPr>
-        <w:t xml:space="preserve"> </w:t>
-      </w:r>
-      <w:r>
-        <w:t>~]#</w:t>
-      </w:r>
-      <w:r>
-        <w:rPr>
-          <w:rFonts w:hint="eastAsia"/>
-        </w:rPr>
-        <w:t xml:space="preserve"> </w:t>
-      </w:r>
-      <w:r>
-        <w:t>grep</w:t>
-      </w:r>
-      <w:r>
-        <w:rPr>
-          <w:rFonts w:hint="eastAsia"/>
-        </w:rPr>
-        <w:t xml:space="preserve"> </w:t>
-      </w:r>
-      <w:r>
-        <w:t xml:space="preserve"> '[abc]user'</w:t>
-      </w:r>
-      <w:r>
-        <w:rPr>
-          <w:rFonts w:hint="eastAsia"/>
-        </w:rPr>
-        <w:t xml:space="preserve"> </w:t>
-      </w:r>
-      <w:r>
-        <w:t xml:space="preserve"> file</w:t>
-      </w:r>
-    </w:p>
-    <w:p>
-      <w:pPr>
-        <w:pStyle w:val="tony-f9"/>
-      </w:pPr>
-      <w:r>
-        <w:rPr>
-          <w:rFonts w:hint="eastAsia"/>
-        </w:rPr>
-        <w:t>（找出含有</w:t>
-      </w:r>
-      <w:r>
-        <w:rPr>
-          <w:rFonts w:hint="eastAsia"/>
-        </w:rPr>
-        <w:t>auser,buser,cuser</w:t>
-      </w:r>
-      <w:r>
-        <w:rPr>
-          <w:rFonts w:hint="eastAsia"/>
-        </w:rPr>
-        <w:t>）</w:t>
-      </w:r>
-    </w:p>
-    <w:p>
-      <w:pPr>
-        <w:pStyle w:val="tony-f1"/>
-      </w:pPr>
-      <w:r>
-        <w:t>[</w:t>
-      </w:r>
-      <w:r>
-        <w:rPr>
-          <w:rFonts w:hint="eastAsia"/>
-        </w:rPr>
-        <w:t>root</w:t>
-      </w:r>
-      <w:r>
-        <w:t>@</w:t>
-      </w:r>
-      <w:r>
-        <w:rPr>
-          <w:rFonts w:hint="eastAsia"/>
-        </w:rPr>
-        <w:t xml:space="preserve"> </w:t>
-      </w:r>
-      <w:r>
-        <w:rPr>
-          <w:rFonts w:hint="eastAsia"/>
-        </w:rPr>
-        <w:t>localhost</w:t>
-      </w:r>
-      <w:r>
-        <w:t xml:space="preserve"> </w:t>
-      </w:r>
-      <w:r>
-        <w:rPr>
-          <w:rFonts w:hint="eastAsia"/>
-        </w:rPr>
-        <w:t xml:space="preserve"> </w:t>
-      </w:r>
-      <w:r>
-        <w:t>~]#</w:t>
-      </w:r>
-      <w:r>
-        <w:rPr>
-          <w:rFonts w:hint="eastAsia"/>
-        </w:rPr>
-        <w:t xml:space="preserve"> </w:t>
-      </w:r>
-      <w:r>
-        <w:t>grep</w:t>
-      </w:r>
-      <w:r>
-        <w:rPr>
-          <w:rFonts w:hint="eastAsia"/>
-        </w:rPr>
-        <w:t xml:space="preserve"> </w:t>
-      </w:r>
-      <w:r>
-        <w:t xml:space="preserve"> '[^bc]user'</w:t>
-      </w:r>
-      <w:r>
-        <w:rPr>
-          <w:rFonts w:hint="eastAsia"/>
-        </w:rPr>
-        <w:t xml:space="preserve"> </w:t>
-      </w:r>
-      <w:r>
-        <w:t xml:space="preserve"> file</w:t>
-      </w:r>
-    </w:p>
-    <w:p>
-      <w:pPr>
-        <w:pStyle w:val="tony-f9"/>
-      </w:pPr>
-      <w:r>
-        <w:rPr>
-          <w:rFonts w:hint="eastAsia"/>
-        </w:rPr>
-        <w:t>（在</w:t>
-      </w:r>
-      <w:r>
-        <w:rPr>
-          <w:rFonts w:hint="eastAsia"/>
-        </w:rPr>
-        <w:t>user</w:t>
-      </w:r>
-      <w:r>
-        <w:rPr>
-          <w:rFonts w:hint="eastAsia"/>
-        </w:rPr>
-        <w:t>前一字元，只要不是</w:t>
-      </w:r>
-      <w:r>
-        <w:rPr>
-          <w:rFonts w:hint="eastAsia"/>
-        </w:rPr>
-        <w:t>b or c</w:t>
-      </w:r>
-      <w:r>
-        <w:rPr>
-          <w:rFonts w:hint="eastAsia"/>
-        </w:rPr>
-        <w:t>那幾行）</w:t>
-      </w:r>
-    </w:p>
-    <w:p>
-      <w:pPr>
-        <w:pStyle w:val="tony-f1"/>
-      </w:pPr>
-      <w:r>
-        <w:t>[</w:t>
-      </w:r>
-      <w:r>
-        <w:rPr>
-          <w:rFonts w:hint="eastAsia"/>
-        </w:rPr>
-        <w:t>root</w:t>
-      </w:r>
-      <w:r>
-        <w:t>@</w:t>
-      </w:r>
-      <w:r>
-        <w:rPr>
-          <w:rFonts w:hint="eastAsia"/>
-        </w:rPr>
-        <w:t xml:space="preserve"> </w:t>
-      </w:r>
-      <w:r>
-        <w:rPr>
-          <w:rFonts w:hint="eastAsia"/>
-        </w:rPr>
-        <w:t>localhost</w:t>
-      </w:r>
-      <w:r>
-        <w:t xml:space="preserve"> </w:t>
-      </w:r>
-      <w:r>
-        <w:rPr>
-          <w:rFonts w:hint="eastAsia"/>
-        </w:rPr>
-        <w:t xml:space="preserve"> </w:t>
-      </w:r>
-      <w:r>
-        <w:t>~]#</w:t>
-      </w:r>
-      <w:r>
-        <w:rPr>
-          <w:rFonts w:hint="eastAsia"/>
-        </w:rPr>
-        <w:t xml:space="preserve"> </w:t>
-      </w:r>
-      <w:r>
-        <w:t>grep</w:t>
-      </w:r>
-      <w:r>
-        <w:rPr>
-          <w:rFonts w:hint="eastAsia"/>
-        </w:rPr>
-        <w:t xml:space="preserve"> </w:t>
-      </w:r>
-      <w:r>
-        <w:t xml:space="preserve"> '^123'</w:t>
-      </w:r>
-      <w:r>
-        <w:rPr>
-          <w:rFonts w:hint="eastAsia"/>
-        </w:rPr>
-        <w:t xml:space="preserve"> </w:t>
-      </w:r>
-      <w:r>
-        <w:t xml:space="preserve"> file</w:t>
-      </w:r>
-    </w:p>
-    <w:p>
-      <w:pPr>
-        <w:pStyle w:val="tony-f9"/>
-      </w:pPr>
-      <w:r>
-        <w:rPr>
-          <w:rFonts w:hint="eastAsia"/>
-        </w:rPr>
+      </w:pPr>
+      <w:r>
         <w:lastRenderedPageBreak/>
-        <w:t>（以</w:t>
-      </w:r>
-      <w:r>
-        <w:rPr>
-          <w:rFonts w:hint="eastAsia"/>
-        </w:rPr>
-        <w:t>123</w:t>
-      </w:r>
-      <w:r>
-        <w:rPr>
-          <w:rFonts w:hint="eastAsia"/>
-        </w:rPr>
-        <w:t>字串為首那幾行）</w:t>
-      </w:r>
-    </w:p>
-    <w:p>
-      <w:pPr>
-        <w:pStyle w:val="tony-f1"/>
-        <w:rPr>
-          <w:color w:val="EE0000"/>
-        </w:rPr>
-      </w:pPr>
-      <w:r>
-        <w:rPr>
-          <w:color w:val="EE0000"/>
-        </w:rPr>
-        <w:t>[</w:t>
-      </w:r>
-      <w:r>
-        <w:rPr>
-          <w:rFonts w:hint="eastAsia"/>
-          <w:color w:val="EE0000"/>
-        </w:rPr>
-        <w:t>root</w:t>
-      </w:r>
-      <w:r>
-        <w:rPr>
-          <w:color w:val="EE0000"/>
-        </w:rPr>
-        <w:t>@</w:t>
-      </w:r>
-      <w:r>
-        <w:rPr>
-          <w:rFonts w:hint="eastAsia"/>
-          <w:color w:val="EE0000"/>
-        </w:rPr>
-        <w:t xml:space="preserve"> localhost</w:t>
-      </w:r>
-      <w:r>
-        <w:rPr>
-          <w:color w:val="EE0000"/>
-        </w:rPr>
-        <w:t xml:space="preserve"> </w:t>
-      </w:r>
-      <w:r>
-        <w:rPr>
-          <w:rFonts w:hint="eastAsia"/>
-          <w:color w:val="EE0000"/>
-        </w:rPr>
-        <w:t xml:space="preserve"> </w:t>
-      </w:r>
-      <w:r>
-        <w:rPr>
-          <w:color w:val="EE0000"/>
-        </w:rPr>
-        <w:t>~]#</w:t>
-      </w:r>
-      <w:r>
-        <w:rPr>
-          <w:rFonts w:hint="eastAsia"/>
-          <w:color w:val="EE0000"/>
-        </w:rPr>
-        <w:t xml:space="preserve"> </w:t>
-      </w:r>
-      <w:r>
-        <w:rPr>
-          <w:color w:val="EE0000"/>
-        </w:rPr>
-        <w:t xml:space="preserve">grep </w:t>
-      </w:r>
-      <w:r>
-        <w:rPr>
-          <w:rFonts w:hint="eastAsia"/>
-          <w:color w:val="EE0000"/>
-        </w:rPr>
-        <w:t xml:space="preserve"> </w:t>
-      </w:r>
-      <w:r>
-        <w:rPr>
-          <w:color w:val="EE0000"/>
-        </w:rPr>
-        <w:t xml:space="preserve">'xyz$' </w:t>
-      </w:r>
-      <w:r>
-        <w:rPr>
-          <w:rFonts w:hint="eastAsia"/>
-          <w:color w:val="EE0000"/>
-        </w:rPr>
-        <w:t xml:space="preserve"> </w:t>
-      </w:r>
-      <w:r>
-        <w:rPr>
-          <w:color w:val="EE0000"/>
-        </w:rPr>
-        <w:t>file</w:t>
-      </w:r>
-    </w:p>
-    <w:p>
-      <w:pPr>
-        <w:pStyle w:val="tony-f9"/>
-      </w:pPr>
-      <w:r>
-        <w:rPr>
-          <w:rFonts w:hint="eastAsia"/>
-        </w:rPr>
-        <w:t>（以</w:t>
-      </w:r>
-      <w:r>
-        <w:rPr>
-          <w:rFonts w:hint="eastAsia"/>
-        </w:rPr>
-        <w:t>xyz</w:t>
-      </w:r>
-      <w:r>
-        <w:rPr>
-          <w:rFonts w:hint="eastAsia"/>
-        </w:rPr>
-        <w:t>為尾的那幾行）</w:t>
-      </w:r>
-      <w:r>
-        <w:rPr>
-          <w:rFonts w:hint="eastAsia"/>
-        </w:rPr>
-        <w:t>??</w:t>
-      </w:r>
-    </w:p>
-    <w:p>
-      <w:pPr>
-        <w:pStyle w:val="tony-f1"/>
-        <w:rPr>
-          <w:color w:val="EE0000"/>
-        </w:rPr>
-      </w:pPr>
-      <w:r>
-        <w:rPr>
-          <w:color w:val="EE0000"/>
-        </w:rPr>
-        <w:t>[</w:t>
-      </w:r>
-      <w:r>
-        <w:rPr>
-          <w:rFonts w:hint="eastAsia"/>
-          <w:color w:val="EE0000"/>
-        </w:rPr>
-        <w:t>root</w:t>
-      </w:r>
-      <w:r>
-        <w:rPr>
-          <w:color w:val="EE0000"/>
-        </w:rPr>
-        <w:t>@</w:t>
-      </w:r>
-      <w:r>
-        <w:rPr>
-          <w:rFonts w:hint="eastAsia"/>
-          <w:color w:val="EE0000"/>
-        </w:rPr>
-        <w:t xml:space="preserve"> localhost</w:t>
-      </w:r>
-      <w:r>
-        <w:rPr>
-          <w:color w:val="EE0000"/>
-        </w:rPr>
-        <w:t xml:space="preserve"> </w:t>
-      </w:r>
-      <w:r>
-        <w:rPr>
-          <w:rFonts w:hint="eastAsia"/>
-          <w:color w:val="EE0000"/>
-        </w:rPr>
-        <w:t xml:space="preserve"> </w:t>
-      </w:r>
-      <w:r>
-        <w:rPr>
-          <w:color w:val="EE0000"/>
-        </w:rPr>
-        <w:t>~]#</w:t>
-      </w:r>
-      <w:r>
-        <w:rPr>
-          <w:rFonts w:hint="eastAsia"/>
-          <w:color w:val="EE0000"/>
-        </w:rPr>
-        <w:t xml:space="preserve"> </w:t>
-      </w:r>
-      <w:r>
-        <w:rPr>
-          <w:color w:val="EE0000"/>
-        </w:rPr>
-        <w:t>grep</w:t>
-      </w:r>
-      <w:r>
-        <w:rPr>
-          <w:rFonts w:hint="eastAsia"/>
-          <w:color w:val="EE0000"/>
-        </w:rPr>
-        <w:t xml:space="preserve"> </w:t>
-      </w:r>
-      <w:r>
-        <w:rPr>
-          <w:color w:val="EE0000"/>
-        </w:rPr>
-        <w:t xml:space="preserve"> '^$'</w:t>
-      </w:r>
-      <w:r>
-        <w:rPr>
-          <w:rFonts w:hint="eastAsia"/>
-          <w:color w:val="EE0000"/>
-        </w:rPr>
-        <w:t xml:space="preserve"> </w:t>
-      </w:r>
-      <w:r>
-        <w:rPr>
-          <w:color w:val="EE0000"/>
-        </w:rPr>
-        <w:t xml:space="preserve"> file</w:t>
-      </w:r>
-    </w:p>
-    <w:p>
-      <w:pPr>
-        <w:pStyle w:val="tony-f9"/>
-      </w:pPr>
-      <w:r>
-        <w:rPr>
-          <w:rFonts w:hint="eastAsia"/>
-        </w:rPr>
-        <w:t>（特殊用法，找到空白列）</w:t>
-      </w:r>
-      <w:r>
-        <w:rPr>
-          <w:rFonts w:hint="eastAsia"/>
-        </w:rPr>
-        <w:t>??</w:t>
-      </w:r>
-    </w:p>
-    <w:p>
-      <w:pPr>
-        <w:pStyle w:val="tony-f1"/>
-        <w:rPr>
-          <w:color w:val="EE0000"/>
-        </w:rPr>
-      </w:pPr>
-      <w:r>
-        <w:rPr>
-          <w:color w:val="EE0000"/>
-        </w:rPr>
-        <w:t>[</w:t>
-      </w:r>
-      <w:r>
-        <w:rPr>
-          <w:rFonts w:hint="eastAsia"/>
-          <w:color w:val="EE0000"/>
-        </w:rPr>
-        <w:t>root</w:t>
-      </w:r>
-      <w:r>
-        <w:rPr>
-          <w:color w:val="EE0000"/>
-        </w:rPr>
-        <w:t>@</w:t>
-      </w:r>
-      <w:r>
-        <w:rPr>
-          <w:rFonts w:hint="eastAsia"/>
-          <w:color w:val="EE0000"/>
-        </w:rPr>
-        <w:t xml:space="preserve"> localhost</w:t>
-      </w:r>
-      <w:r>
-        <w:rPr>
-          <w:color w:val="EE0000"/>
-        </w:rPr>
-        <w:t xml:space="preserve"> </w:t>
-      </w:r>
-      <w:r>
-        <w:rPr>
-          <w:rFonts w:hint="eastAsia"/>
-          <w:color w:val="EE0000"/>
-        </w:rPr>
-        <w:t xml:space="preserve"> </w:t>
-      </w:r>
-      <w:r>
-        <w:rPr>
-          <w:color w:val="EE0000"/>
-        </w:rPr>
-        <w:t>~]#</w:t>
-      </w:r>
-      <w:r>
-        <w:rPr>
-          <w:rFonts w:hint="eastAsia"/>
-          <w:color w:val="EE0000"/>
-        </w:rPr>
-        <w:t xml:space="preserve"> </w:t>
-      </w:r>
-      <w:r>
-        <w:rPr>
-          <w:color w:val="EE0000"/>
-        </w:rPr>
-        <w:t xml:space="preserve">grep </w:t>
-      </w:r>
-      <w:r>
-        <w:rPr>
-          <w:rFonts w:hint="eastAsia"/>
-          <w:color w:val="EE0000"/>
-        </w:rPr>
-        <w:t xml:space="preserve"> </w:t>
-      </w:r>
-      <w:r>
-        <w:rPr>
-          <w:color w:val="EE0000"/>
-        </w:rPr>
-        <w:t xml:space="preserve">'^xyz$' </w:t>
-      </w:r>
-      <w:r>
-        <w:rPr>
-          <w:rFonts w:hint="eastAsia"/>
-          <w:color w:val="EE0000"/>
-        </w:rPr>
-        <w:t xml:space="preserve"> </w:t>
-      </w:r>
-      <w:r>
-        <w:rPr>
-          <w:color w:val="EE0000"/>
-        </w:rPr>
-        <w:t>file</w:t>
-      </w:r>
-    </w:p>
-    <w:p>
-      <w:pPr>
-        <w:pStyle w:val="tony-f1"/>
-      </w:pPr>
-      <w:r>
-        <w:rPr>
-          <w:rFonts w:hint="eastAsia"/>
-        </w:rPr>
-        <w:t>(</w:t>
-      </w:r>
-      <w:r>
-        <w:rPr>
-          <w:rFonts w:hint="eastAsia"/>
-        </w:rPr>
-        <w:t>以</w:t>
-      </w:r>
-      <w:r>
-        <w:t>”</w:t>
-      </w:r>
-      <w:r>
-        <w:rPr>
-          <w:rFonts w:hint="eastAsia"/>
-        </w:rPr>
-        <w:t>xyz</w:t>
-      </w:r>
-      <w:r>
-        <w:rPr>
-          <w:rFonts w:hint="eastAsia"/>
-        </w:rPr>
-        <w:t>後為空白</w:t>
-      </w:r>
-      <w:r>
-        <w:t>”</w:t>
-      </w:r>
-      <w:r>
-        <w:rPr>
-          <w:rFonts w:hint="eastAsia"/>
-        </w:rPr>
-        <w:t>為首的那幾行</w:t>
-      </w:r>
-      <w:r>
-        <w:rPr>
-          <w:rFonts w:hint="eastAsia"/>
-        </w:rPr>
-        <w:t>)</w:t>
-      </w:r>
-      <w:r>
-        <w:rPr>
-          <w:rFonts w:hint="eastAsia"/>
-        </w:rPr>
-        <w:t>??</w:t>
-      </w:r>
-    </w:p>
-    <w:p>
-      <w:pPr>
-        <w:pStyle w:val="tony-f1"/>
-      </w:pPr>
-      <w:r>
-        <w:t>[</w:t>
-      </w:r>
-      <w:r>
-        <w:rPr>
-          <w:rFonts w:hint="eastAsia"/>
-        </w:rPr>
-        <w:t>root</w:t>
-      </w:r>
-      <w:r>
-        <w:t>@</w:t>
-      </w:r>
-      <w:r>
-        <w:rPr>
-          <w:rFonts w:hint="eastAsia"/>
-        </w:rPr>
-        <w:t xml:space="preserve"> </w:t>
-      </w:r>
-      <w:r>
-        <w:rPr>
-          <w:rFonts w:hint="eastAsia"/>
-        </w:rPr>
-        <w:t>localhost</w:t>
-      </w:r>
-      <w:r>
-        <w:t xml:space="preserve"> </w:t>
-      </w:r>
-      <w:r>
-        <w:rPr>
-          <w:rFonts w:hint="eastAsia"/>
-        </w:rPr>
-        <w:t xml:space="preserve"> </w:t>
-      </w:r>
-      <w:r>
-        <w:t>~]#</w:t>
-      </w:r>
-      <w:r>
-        <w:rPr>
-          <w:rFonts w:hint="eastAsia"/>
-        </w:rPr>
-        <w:t xml:space="preserve"> </w:t>
-      </w:r>
-      <w:r>
-        <w:t xml:space="preserve">egrep </w:t>
-      </w:r>
-      <w:r>
-        <w:rPr>
-          <w:rFonts w:hint="eastAsia"/>
-        </w:rPr>
-        <w:t xml:space="preserve"> </w:t>
-      </w:r>
-      <w:r>
-        <w:t>'^[A-Za-z0-9]'</w:t>
-      </w:r>
-      <w:r>
-        <w:rPr>
-          <w:rFonts w:hint="eastAsia"/>
-        </w:rPr>
-        <w:t xml:space="preserve"> </w:t>
-      </w:r>
-      <w:r>
-        <w:t xml:space="preserve"> file</w:t>
-      </w:r>
-    </w:p>
-    <w:p>
-      <w:pPr>
-        <w:pStyle w:val="tony-f9"/>
-      </w:pPr>
-      <w:r>
-        <w:rPr>
-          <w:rFonts w:hint="eastAsia"/>
-        </w:rPr>
-        <w:t>（以數字</w:t>
-      </w:r>
-      <w:r>
-        <w:rPr>
-          <w:rFonts w:hint="eastAsia"/>
-        </w:rPr>
-        <w:t>or</w:t>
-      </w:r>
-      <w:r>
-        <w:rPr>
-          <w:rFonts w:hint="eastAsia"/>
-        </w:rPr>
-        <w:t>英文為首，</w:t>
-      </w:r>
-      <w:r>
-        <w:rPr>
-          <w:rFonts w:hint="eastAsia"/>
-        </w:rPr>
-        <w:t>也可限定部份條件：只大寫</w:t>
-      </w:r>
-      <w:r>
-        <w:rPr>
-          <w:rFonts w:hint="eastAsia"/>
-        </w:rPr>
-        <w:t>or</w:t>
-      </w:r>
-      <w:r>
-        <w:rPr>
-          <w:rFonts w:hint="eastAsia"/>
-        </w:rPr>
-        <w:t>小寫</w:t>
-      </w:r>
-      <w:r>
-        <w:rPr>
-          <w:rFonts w:hint="eastAsia"/>
-        </w:rPr>
-        <w:t>or</w:t>
-      </w:r>
-      <w:r>
-        <w:rPr>
-          <w:rFonts w:hint="eastAsia"/>
-        </w:rPr>
-        <w:t>數字</w:t>
-      </w:r>
-      <w:r>
-        <w:rPr>
-          <w:rFonts w:hint="eastAsia"/>
-        </w:rPr>
-        <w:t>）</w:t>
-      </w:r>
-    </w:p>
-    <w:p>
-      <w:pPr>
-        <w:pStyle w:val="tony-f1"/>
-      </w:pPr>
-      <w:r>
-        <w:t>[</w:t>
-      </w:r>
-      <w:r>
-        <w:rPr>
-          <w:rFonts w:hint="eastAsia"/>
-        </w:rPr>
-        <w:t>root</w:t>
-      </w:r>
-      <w:r>
-        <w:t>@</w:t>
-      </w:r>
-      <w:r>
-        <w:rPr>
-          <w:rFonts w:hint="eastAsia"/>
-        </w:rPr>
-        <w:t xml:space="preserve"> </w:t>
-      </w:r>
-      <w:r>
-        <w:rPr>
-          <w:rFonts w:hint="eastAsia"/>
-        </w:rPr>
-        <w:t>localhost</w:t>
-      </w:r>
-      <w:r>
-        <w:t xml:space="preserve"> </w:t>
-      </w:r>
-      <w:r>
-        <w:rPr>
-          <w:rFonts w:hint="eastAsia"/>
-        </w:rPr>
-        <w:t xml:space="preserve"> </w:t>
-      </w:r>
-      <w:r>
-        <w:t>~]#</w:t>
-      </w:r>
-      <w:r>
-        <w:rPr>
-          <w:rFonts w:hint="eastAsia"/>
-        </w:rPr>
-        <w:t xml:space="preserve"> </w:t>
-      </w:r>
-      <w:r>
-        <w:t>grep</w:t>
-      </w:r>
-      <w:r>
-        <w:rPr>
-          <w:rFonts w:hint="eastAsia"/>
-        </w:rPr>
-        <w:t xml:space="preserve"> </w:t>
-      </w:r>
-      <w:r>
-        <w:t xml:space="preserve"> -E </w:t>
-      </w:r>
-      <w:r>
-        <w:rPr>
-          <w:rFonts w:hint="eastAsia"/>
-        </w:rPr>
-        <w:t xml:space="preserve"> </w:t>
-      </w:r>
-      <w:r>
-        <w:t xml:space="preserve">'ba?rry' </w:t>
-      </w:r>
-      <w:r>
-        <w:rPr>
-          <w:rFonts w:hint="eastAsia"/>
-        </w:rPr>
-        <w:t xml:space="preserve"> </w:t>
-      </w:r>
-      <w:r>
-        <w:t>file</w:t>
-      </w:r>
-    </w:p>
-    <w:p>
-      <w:pPr>
-        <w:pStyle w:val="tony-f9"/>
-      </w:pPr>
-      <w:r>
-        <w:rPr>
-          <w:rFonts w:hint="eastAsia"/>
-        </w:rPr>
-        <w:t>（</w:t>
-      </w:r>
-      <w:r>
-        <w:rPr>
-          <w:rFonts w:hint="eastAsia"/>
-        </w:rPr>
-        <w:t>barry  or  brry (0~1</w:t>
-      </w:r>
-      <w:r>
-        <w:rPr>
-          <w:rFonts w:hint="eastAsia"/>
-        </w:rPr>
-        <w:t>次</w:t>
-      </w:r>
-      <w:r>
-        <w:rPr>
-          <w:rFonts w:hint="eastAsia"/>
-        </w:rPr>
-        <w:t>的</w:t>
-      </w:r>
-      <w:r>
-        <w:rPr>
-          <w:rFonts w:hint="eastAsia"/>
-        </w:rPr>
-        <w:t>a</w:t>
-      </w:r>
-      <w:r>
-        <w:rPr>
-          <w:rFonts w:hint="eastAsia"/>
-        </w:rPr>
-        <w:t>)</w:t>
-      </w:r>
-      <w:r>
-        <w:rPr>
-          <w:rFonts w:hint="eastAsia"/>
-        </w:rPr>
-        <w:t>可以沒有</w:t>
-      </w:r>
-      <w:r>
-        <w:rPr>
-          <w:rFonts w:hint="eastAsia"/>
-        </w:rPr>
-        <w:t>a</w:t>
-      </w:r>
-      <w:r>
-        <w:rPr>
-          <w:rFonts w:hint="eastAsia"/>
-        </w:rPr>
-        <w:t>）</w:t>
-      </w:r>
-    </w:p>
-    <w:p>
-      <w:pPr>
-        <w:pStyle w:val="tony-f1"/>
-      </w:pPr>
-      <w:r>
-        <w:t>[</w:t>
-      </w:r>
-      <w:r>
-        <w:rPr>
-          <w:rFonts w:hint="eastAsia"/>
-        </w:rPr>
-        <w:t>root</w:t>
-      </w:r>
-      <w:r>
-        <w:t>@</w:t>
-      </w:r>
-      <w:r>
-        <w:rPr>
-          <w:rFonts w:hint="eastAsia"/>
-        </w:rPr>
-        <w:t xml:space="preserve"> </w:t>
-      </w:r>
-      <w:r>
-        <w:rPr>
-          <w:rFonts w:hint="eastAsia"/>
-        </w:rPr>
-        <w:t>localhost</w:t>
-      </w:r>
-      <w:r>
-        <w:t xml:space="preserve"> </w:t>
-      </w:r>
-      <w:r>
-        <w:rPr>
-          <w:rFonts w:hint="eastAsia"/>
-        </w:rPr>
-        <w:t xml:space="preserve"> </w:t>
-      </w:r>
-      <w:r>
-        <w:t>~]#</w:t>
-      </w:r>
-      <w:r>
-        <w:rPr>
-          <w:rFonts w:hint="eastAsia"/>
-        </w:rPr>
-        <w:t xml:space="preserve"> </w:t>
-      </w:r>
-      <w:r>
-        <w:t xml:space="preserve">grep </w:t>
-      </w:r>
-      <w:r>
-        <w:rPr>
-          <w:rFonts w:hint="eastAsia"/>
-        </w:rPr>
-        <w:t xml:space="preserve"> </w:t>
-      </w:r>
-      <w:r>
-        <w:rPr>
-          <w:rFonts w:hint="eastAsia"/>
-        </w:rPr>
-        <w:t>-</w:t>
-      </w:r>
-      <w:r>
-        <w:t>E</w:t>
-      </w:r>
-      <w:r>
-        <w:rPr>
-          <w:rFonts w:hint="eastAsia"/>
-        </w:rPr>
-        <w:t xml:space="preserve"> </w:t>
-      </w:r>
-      <w:r>
-        <w:t xml:space="preserve"> 'ba+rry'</w:t>
-      </w:r>
-      <w:r>
-        <w:rPr>
-          <w:rFonts w:hint="eastAsia"/>
-        </w:rPr>
-        <w:t xml:space="preserve"> </w:t>
-      </w:r>
-      <w:r>
-        <w:t xml:space="preserve"> file</w:t>
-      </w:r>
-    </w:p>
-    <w:p>
-      <w:pPr>
-        <w:pStyle w:val="tony-f9"/>
-      </w:pPr>
-      <w:r>
-        <w:rPr>
-          <w:rFonts w:hint="eastAsia"/>
-        </w:rPr>
-        <w:t>（</w:t>
-      </w:r>
-      <w:r>
-        <w:rPr>
-          <w:rFonts w:hint="eastAsia"/>
-        </w:rPr>
-        <w:t>barry  or  baarry (1~n</w:t>
-      </w:r>
-      <w:r>
-        <w:rPr>
-          <w:rFonts w:hint="eastAsia"/>
-        </w:rPr>
-        <w:t>次</w:t>
-      </w:r>
-      <w:r>
-        <w:rPr>
-          <w:rFonts w:hint="eastAsia"/>
-        </w:rPr>
-        <w:t>的</w:t>
-      </w:r>
-      <w:r>
-        <w:rPr>
-          <w:rFonts w:hint="eastAsia"/>
-        </w:rPr>
-        <w:t>a</w:t>
-      </w:r>
-      <w:r>
-        <w:rPr>
-          <w:rFonts w:hint="eastAsia"/>
-        </w:rPr>
-        <w:t>)</w:t>
-      </w:r>
-      <w:r>
-        <w:rPr>
-          <w:rFonts w:hint="eastAsia"/>
-        </w:rPr>
-        <w:t>也就是一定要有</w:t>
-      </w:r>
-      <w:r>
-        <w:rPr>
-          <w:rFonts w:hint="eastAsia"/>
-        </w:rPr>
-        <w:t>a</w:t>
-      </w:r>
-      <w:r>
-        <w:rPr>
-          <w:rFonts w:hint="eastAsia"/>
-        </w:rPr>
-        <w:t>）</w:t>
-      </w:r>
-    </w:p>
-    <w:p>
-      <w:pPr>
-        <w:pStyle w:val="tony-f1"/>
-      </w:pPr>
-      <w:r>
-        <w:t>[</w:t>
-      </w:r>
-      <w:r>
-        <w:rPr>
-          <w:rFonts w:hint="eastAsia"/>
-        </w:rPr>
-        <w:t>root</w:t>
-      </w:r>
-      <w:r>
-        <w:t>@</w:t>
-      </w:r>
-      <w:r>
-        <w:rPr>
-          <w:rFonts w:hint="eastAsia"/>
-        </w:rPr>
-        <w:t xml:space="preserve"> </w:t>
-      </w:r>
-      <w:r>
-        <w:rPr>
-          <w:rFonts w:hint="eastAsia"/>
-        </w:rPr>
-        <w:t>localhost</w:t>
-      </w:r>
-      <w:r>
-        <w:t xml:space="preserve"> </w:t>
-      </w:r>
-      <w:r>
-        <w:rPr>
-          <w:rFonts w:hint="eastAsia"/>
-        </w:rPr>
-        <w:t xml:space="preserve"> </w:t>
-      </w:r>
-      <w:r>
-        <w:t>~]#</w:t>
-      </w:r>
-      <w:r>
-        <w:rPr>
-          <w:rFonts w:hint="eastAsia"/>
-        </w:rPr>
-        <w:t xml:space="preserve"> </w:t>
-      </w:r>
-      <w:r>
-        <w:t xml:space="preserve">grep </w:t>
-      </w:r>
-      <w:r>
-        <w:rPr>
-          <w:rFonts w:hint="eastAsia"/>
-        </w:rPr>
-        <w:t xml:space="preserve"> </w:t>
-      </w:r>
-      <w:r>
-        <w:t xml:space="preserve">'ba\+rry' </w:t>
-      </w:r>
-      <w:r>
-        <w:rPr>
-          <w:rFonts w:hint="eastAsia"/>
-        </w:rPr>
-        <w:t xml:space="preserve"> </w:t>
-      </w:r>
-      <w:r>
-        <w:t>file</w:t>
-      </w:r>
-    </w:p>
-    <w:p>
-      <w:pPr>
-        <w:pStyle w:val="tony-f9"/>
-      </w:pPr>
-      <w:r>
-        <w:rPr>
-          <w:rFonts w:hint="eastAsia"/>
-        </w:rPr>
-        <w:t>（一般字元）</w:t>
-      </w:r>
-    </w:p>
-    <w:p>
-      <w:pPr>
-        <w:pStyle w:val="tony-f1"/>
-      </w:pPr>
-      <w:r>
-        <w:t>[</w:t>
-      </w:r>
-      <w:r>
-        <w:rPr>
-          <w:rFonts w:hint="eastAsia"/>
-        </w:rPr>
-        <w:t>root</w:t>
-      </w:r>
-      <w:r>
-        <w:t>@</w:t>
-      </w:r>
-      <w:r>
-        <w:rPr>
-          <w:rFonts w:hint="eastAsia"/>
-        </w:rPr>
-        <w:t xml:space="preserve"> </w:t>
-      </w:r>
-      <w:r>
-        <w:rPr>
-          <w:rFonts w:hint="eastAsia"/>
-        </w:rPr>
-        <w:t>localhost</w:t>
-      </w:r>
-      <w:r>
-        <w:t xml:space="preserve"> </w:t>
-      </w:r>
-      <w:r>
-        <w:rPr>
-          <w:rFonts w:hint="eastAsia"/>
-        </w:rPr>
-        <w:t xml:space="preserve"> </w:t>
-      </w:r>
-      <w:r>
-        <w:t>~]#</w:t>
-      </w:r>
-      <w:r>
-        <w:rPr>
-          <w:rFonts w:hint="eastAsia"/>
-        </w:rPr>
-        <w:t xml:space="preserve"> </w:t>
-      </w:r>
-      <w:r>
-        <w:t xml:space="preserve">grep </w:t>
-      </w:r>
-      <w:r>
-        <w:rPr>
-          <w:rFonts w:hint="eastAsia"/>
-        </w:rPr>
-        <w:t xml:space="preserve"> </w:t>
-      </w:r>
-      <w:r>
-        <w:t xml:space="preserve">-E </w:t>
-      </w:r>
-      <w:r>
-        <w:rPr>
-          <w:rFonts w:hint="eastAsia"/>
-        </w:rPr>
-        <w:t xml:space="preserve"> </w:t>
-      </w:r>
-      <w:r>
-        <w:t>'xyz|123'</w:t>
-      </w:r>
-      <w:r>
-        <w:rPr>
-          <w:rFonts w:hint="eastAsia"/>
-        </w:rPr>
-        <w:t xml:space="preserve"> </w:t>
-      </w:r>
-      <w:r>
-        <w:t xml:space="preserve"> file</w:t>
-      </w:r>
-    </w:p>
-    <w:p>
-      <w:pPr>
-        <w:pStyle w:val="tony-f1"/>
-      </w:pPr>
-      <w:r>
         <w:t>[</w:t>
       </w:r>
       <w:r>
@@ -31458,7 +31670,6 @@
         <w:rPr>
           <w:color w:val="FF0000"/>
         </w:rPr>
-        <w:lastRenderedPageBreak/>
         <w:t>[</w:t>
       </w:r>
       <w:r>
@@ -31962,6 +32173,7 @@
         <w:rPr>
           <w:rFonts w:hint="eastAsia"/>
         </w:rPr>
+        <w:lastRenderedPageBreak/>
         <w:t>式</w:t>
       </w:r>
       <w:r>
@@ -32209,7 +32421,6 @@
               <w:rPr>
                 <w:rFonts w:hint="eastAsia"/>
               </w:rPr>
-              <w:lastRenderedPageBreak/>
               <w:t>指令</w:t>
             </w:r>
           </w:p>
@@ -32985,6 +33196,7 @@
         <w:rPr>
           <w:rFonts w:hint="eastAsia"/>
         </w:rPr>
+        <w:lastRenderedPageBreak/>
         <w:t>來進行剪下。此外，反白後還可搭配</w:t>
       </w:r>
       <w:r>
@@ -33509,7 +33721,6 @@
               <w:rPr>
                 <w:rFonts w:hint="eastAsia"/>
               </w:rPr>
-              <w:lastRenderedPageBreak/>
               <w:t>:w!</w:t>
             </w:r>
           </w:p>
@@ -34470,6 +34681,7 @@
         <w:pStyle w:val="tony-d"/>
       </w:pPr>
       <w:r>
+        <w:lastRenderedPageBreak/>
         <w:t>2.nohup</w:t>
       </w:r>
       <w:r>
@@ -34766,7 +34978,6 @@
         <w:rPr>
           <w:rFonts w:hint="eastAsia"/>
         </w:rPr>
-        <w:lastRenderedPageBreak/>
         <w:t>[ctrl]-R</w:t>
       </w:r>
       <w:r>
@@ -52669,6 +52880,118 @@
     </w:lvl>
   </w:abstractNum>
   <w:abstractNum w:abstractNumId="6" w15:restartNumberingAfterBreak="0">
+    <w:nsid w:val="0AB6286A"/>
+    <w:multiLevelType w:val="hybridMultilevel"/>
+    <w:tmpl w:val="69E865BA"/>
+    <w:lvl w:ilvl="0" w:tplc="0D3CFBDA">
+      <w:numFmt w:val="bullet"/>
+      <w:lvlText w:val=""/>
+      <w:lvlJc w:val="left"/>
+      <w:pPr>
+        <w:ind w:left="360" w:hanging="360"/>
+      </w:pPr>
+      <w:rPr>
+        <w:rFonts w:ascii="Wingdings" w:eastAsia="新細明體" w:hAnsi="Wingdings" w:cstheme="majorBidi" w:hint="default"/>
+      </w:rPr>
+    </w:lvl>
+    <w:lvl w:ilvl="1" w:tplc="04090003" w:tentative="1">
+      <w:start w:val="1"/>
+      <w:numFmt w:val="bullet"/>
+      <w:lvlText w:val=""/>
+      <w:lvlJc w:val="left"/>
+      <w:pPr>
+        <w:ind w:left="960" w:hanging="480"/>
+      </w:pPr>
+      <w:rPr>
+        <w:rFonts w:ascii="Wingdings" w:hAnsi="Wingdings" w:hint="default"/>
+      </w:rPr>
+    </w:lvl>
+    <w:lvl w:ilvl="2" w:tplc="04090005" w:tentative="1">
+      <w:start w:val="1"/>
+      <w:numFmt w:val="bullet"/>
+      <w:lvlText w:val=""/>
+      <w:lvlJc w:val="left"/>
+      <w:pPr>
+        <w:ind w:left="1440" w:hanging="480"/>
+      </w:pPr>
+      <w:rPr>
+        <w:rFonts w:ascii="Wingdings" w:hAnsi="Wingdings" w:hint="default"/>
+      </w:rPr>
+    </w:lvl>
+    <w:lvl w:ilvl="3" w:tplc="04090001" w:tentative="1">
+      <w:start w:val="1"/>
+      <w:numFmt w:val="bullet"/>
+      <w:lvlText w:val=""/>
+      <w:lvlJc w:val="left"/>
+      <w:pPr>
+        <w:ind w:left="1920" w:hanging="480"/>
+      </w:pPr>
+      <w:rPr>
+        <w:rFonts w:ascii="Wingdings" w:hAnsi="Wingdings" w:hint="default"/>
+      </w:rPr>
+    </w:lvl>
+    <w:lvl w:ilvl="4" w:tplc="04090003" w:tentative="1">
+      <w:start w:val="1"/>
+      <w:numFmt w:val="bullet"/>
+      <w:lvlText w:val=""/>
+      <w:lvlJc w:val="left"/>
+      <w:pPr>
+        <w:ind w:left="2400" w:hanging="480"/>
+      </w:pPr>
+      <w:rPr>
+        <w:rFonts w:ascii="Wingdings" w:hAnsi="Wingdings" w:hint="default"/>
+      </w:rPr>
+    </w:lvl>
+    <w:lvl w:ilvl="5" w:tplc="04090005" w:tentative="1">
+      <w:start w:val="1"/>
+      <w:numFmt w:val="bullet"/>
+      <w:lvlText w:val=""/>
+      <w:lvlJc w:val="left"/>
+      <w:pPr>
+        <w:ind w:left="2880" w:hanging="480"/>
+      </w:pPr>
+      <w:rPr>
+        <w:rFonts w:ascii="Wingdings" w:hAnsi="Wingdings" w:hint="default"/>
+      </w:rPr>
+    </w:lvl>
+    <w:lvl w:ilvl="6" w:tplc="04090001" w:tentative="1">
+      <w:start w:val="1"/>
+      <w:numFmt w:val="bullet"/>
+      <w:lvlText w:val=""/>
+      <w:lvlJc w:val="left"/>
+      <w:pPr>
+        <w:ind w:left="3360" w:hanging="480"/>
+      </w:pPr>
+      <w:rPr>
+        <w:rFonts w:ascii="Wingdings" w:hAnsi="Wingdings" w:hint="default"/>
+      </w:rPr>
+    </w:lvl>
+    <w:lvl w:ilvl="7" w:tplc="04090003" w:tentative="1">
+      <w:start w:val="1"/>
+      <w:numFmt w:val="bullet"/>
+      <w:lvlText w:val=""/>
+      <w:lvlJc w:val="left"/>
+      <w:pPr>
+        <w:ind w:left="3840" w:hanging="480"/>
+      </w:pPr>
+      <w:rPr>
+        <w:rFonts w:ascii="Wingdings" w:hAnsi="Wingdings" w:hint="default"/>
+      </w:rPr>
+    </w:lvl>
+    <w:lvl w:ilvl="8" w:tplc="04090005" w:tentative="1">
+      <w:start w:val="1"/>
+      <w:numFmt w:val="bullet"/>
+      <w:lvlText w:val=""/>
+      <w:lvlJc w:val="left"/>
+      <w:pPr>
+        <w:ind w:left="4320" w:hanging="480"/>
+      </w:pPr>
+      <w:rPr>
+        <w:rFonts w:ascii="Wingdings" w:hAnsi="Wingdings" w:hint="default"/>
+      </w:rPr>
+    </w:lvl>
+  </w:abstractNum>
+  <w:abstractNum w:abstractNumId="7" w15:restartNumberingAfterBreak="0">
     <w:nsid w:val="0F4F0265"/>
     <w:multiLevelType w:val="hybridMultilevel"/>
     <w:tmpl w:val="0C58025E"/>
@@ -52757,7 +53080,7 @@
       </w:pPr>
     </w:lvl>
   </w:abstractNum>
-  <w:abstractNum w:abstractNumId="7" w15:restartNumberingAfterBreak="0">
+  <w:abstractNum w:abstractNumId="8" w15:restartNumberingAfterBreak="0">
     <w:nsid w:val="0FB65AB9"/>
     <w:multiLevelType w:val="hybridMultilevel"/>
     <w:tmpl w:val="76948F18"/>
@@ -52843,7 +53166,7 @@
       </w:pPr>
     </w:lvl>
   </w:abstractNum>
-  <w:abstractNum w:abstractNumId="8" w15:restartNumberingAfterBreak="0">
+  <w:abstractNum w:abstractNumId="9" w15:restartNumberingAfterBreak="0">
     <w:nsid w:val="11993D3C"/>
     <w:multiLevelType w:val="hybridMultilevel"/>
     <w:tmpl w:val="46E2C326"/>
@@ -52957,7 +53280,7 @@
       </w:rPr>
     </w:lvl>
   </w:abstractNum>
-  <w:abstractNum w:abstractNumId="9" w15:restartNumberingAfterBreak="0">
+  <w:abstractNum w:abstractNumId="10" w15:restartNumberingAfterBreak="0">
     <w:nsid w:val="13F9674B"/>
     <w:multiLevelType w:val="multilevel"/>
     <w:tmpl w:val="D3365DAE"/>
@@ -53070,7 +53393,7 @@
       </w:pPr>
     </w:lvl>
   </w:abstractNum>
-  <w:abstractNum w:abstractNumId="10" w15:restartNumberingAfterBreak="0">
+  <w:abstractNum w:abstractNumId="11" w15:restartNumberingAfterBreak="0">
     <w:nsid w:val="188D11D2"/>
     <w:multiLevelType w:val="hybridMultilevel"/>
     <w:tmpl w:val="BC1AEBAE"/>
@@ -53183,7 +53506,7 @@
       </w:rPr>
     </w:lvl>
   </w:abstractNum>
-  <w:abstractNum w:abstractNumId="11" w15:restartNumberingAfterBreak="0">
+  <w:abstractNum w:abstractNumId="12" w15:restartNumberingAfterBreak="0">
     <w:nsid w:val="1C6F0D4F"/>
     <w:multiLevelType w:val="hybridMultilevel"/>
     <w:tmpl w:val="F85C8626"/>
@@ -53296,7 +53619,7 @@
       </w:rPr>
     </w:lvl>
   </w:abstractNum>
-  <w:abstractNum w:abstractNumId="12" w15:restartNumberingAfterBreak="0">
+  <w:abstractNum w:abstractNumId="13" w15:restartNumberingAfterBreak="0">
     <w:nsid w:val="1F011F2E"/>
     <w:multiLevelType w:val="hybridMultilevel"/>
     <w:tmpl w:val="A8BA8B10"/>
@@ -53409,7 +53732,7 @@
       </w:rPr>
     </w:lvl>
   </w:abstractNum>
-  <w:abstractNum w:abstractNumId="13" w15:restartNumberingAfterBreak="0">
+  <w:abstractNum w:abstractNumId="14" w15:restartNumberingAfterBreak="0">
     <w:nsid w:val="21573ADC"/>
     <w:multiLevelType w:val="hybridMultilevel"/>
     <w:tmpl w:val="3A62391C"/>
@@ -53522,7 +53845,7 @@
       </w:rPr>
     </w:lvl>
   </w:abstractNum>
-  <w:abstractNum w:abstractNumId="14" w15:restartNumberingAfterBreak="0">
+  <w:abstractNum w:abstractNumId="15" w15:restartNumberingAfterBreak="0">
     <w:nsid w:val="23A23E32"/>
     <w:multiLevelType w:val="multilevel"/>
     <w:tmpl w:val="8CC25654"/>
@@ -53635,7 +53958,7 @@
       </w:pPr>
     </w:lvl>
   </w:abstractNum>
-  <w:abstractNum w:abstractNumId="15" w15:restartNumberingAfterBreak="0">
+  <w:abstractNum w:abstractNumId="16" w15:restartNumberingAfterBreak="0">
     <w:nsid w:val="2FB91357"/>
     <w:multiLevelType w:val="hybridMultilevel"/>
     <w:tmpl w:val="6478C4A2"/>
@@ -53748,7 +54071,7 @@
       </w:rPr>
     </w:lvl>
   </w:abstractNum>
-  <w:abstractNum w:abstractNumId="16" w15:restartNumberingAfterBreak="0">
+  <w:abstractNum w:abstractNumId="17" w15:restartNumberingAfterBreak="0">
     <w:nsid w:val="2FEB78B2"/>
     <w:multiLevelType w:val="hybridMultilevel"/>
     <w:tmpl w:val="28664F50"/>
@@ -53861,7 +54184,7 @@
       </w:rPr>
     </w:lvl>
   </w:abstractNum>
-  <w:abstractNum w:abstractNumId="17" w15:restartNumberingAfterBreak="0">
+  <w:abstractNum w:abstractNumId="18" w15:restartNumberingAfterBreak="0">
     <w:nsid w:val="31B23CD7"/>
     <w:multiLevelType w:val="hybridMultilevel"/>
     <w:tmpl w:val="A11AEBB0"/>
@@ -53950,7 +54273,7 @@
       </w:pPr>
     </w:lvl>
   </w:abstractNum>
-  <w:abstractNum w:abstractNumId="18" w15:restartNumberingAfterBreak="0">
+  <w:abstractNum w:abstractNumId="19" w15:restartNumberingAfterBreak="0">
     <w:nsid w:val="33550819"/>
     <w:multiLevelType w:val="hybridMultilevel"/>
     <w:tmpl w:val="C2F26258"/>
@@ -54036,7 +54359,7 @@
       </w:pPr>
     </w:lvl>
   </w:abstractNum>
-  <w:abstractNum w:abstractNumId="19" w15:restartNumberingAfterBreak="0">
+  <w:abstractNum w:abstractNumId="20" w15:restartNumberingAfterBreak="0">
     <w:nsid w:val="36645481"/>
     <w:multiLevelType w:val="hybridMultilevel"/>
     <w:tmpl w:val="57C0CF92"/>
@@ -54149,7 +54472,7 @@
       </w:rPr>
     </w:lvl>
   </w:abstractNum>
-  <w:abstractNum w:abstractNumId="20" w15:restartNumberingAfterBreak="0">
+  <w:abstractNum w:abstractNumId="21" w15:restartNumberingAfterBreak="0">
     <w:nsid w:val="39A36FF2"/>
     <w:multiLevelType w:val="hybridMultilevel"/>
     <w:tmpl w:val="4D203B00"/>
@@ -54262,7 +54585,7 @@
       </w:rPr>
     </w:lvl>
   </w:abstractNum>
-  <w:abstractNum w:abstractNumId="21" w15:restartNumberingAfterBreak="0">
+  <w:abstractNum w:abstractNumId="22" w15:restartNumberingAfterBreak="0">
     <w:nsid w:val="3DD85996"/>
     <w:multiLevelType w:val="hybridMultilevel"/>
     <w:tmpl w:val="54CEDCBA"/>
@@ -54375,7 +54698,7 @@
       </w:rPr>
     </w:lvl>
   </w:abstractNum>
-  <w:abstractNum w:abstractNumId="22" w15:restartNumberingAfterBreak="0">
+  <w:abstractNum w:abstractNumId="23" w15:restartNumberingAfterBreak="0">
     <w:nsid w:val="3E0F0909"/>
     <w:multiLevelType w:val="multilevel"/>
     <w:tmpl w:val="B7E20454"/>
@@ -54524,7 +54847,7 @@
       </w:rPr>
     </w:lvl>
   </w:abstractNum>
-  <w:abstractNum w:abstractNumId="23" w15:restartNumberingAfterBreak="0">
+  <w:abstractNum w:abstractNumId="24" w15:restartNumberingAfterBreak="0">
     <w:nsid w:val="467B25BC"/>
     <w:multiLevelType w:val="multilevel"/>
     <w:tmpl w:val="A7B44828"/>
@@ -54673,7 +54996,7 @@
       </w:rPr>
     </w:lvl>
   </w:abstractNum>
-  <w:abstractNum w:abstractNumId="24" w15:restartNumberingAfterBreak="0">
+  <w:abstractNum w:abstractNumId="25" w15:restartNumberingAfterBreak="0">
     <w:nsid w:val="4DBA23A9"/>
     <w:multiLevelType w:val="hybridMultilevel"/>
     <w:tmpl w:val="A88A5316"/>
@@ -54786,7 +55109,7 @@
       </w:rPr>
     </w:lvl>
   </w:abstractNum>
-  <w:abstractNum w:abstractNumId="25" w15:restartNumberingAfterBreak="0">
+  <w:abstractNum w:abstractNumId="26" w15:restartNumberingAfterBreak="0">
     <w:nsid w:val="4DC674C4"/>
     <w:multiLevelType w:val="hybridMultilevel"/>
     <w:tmpl w:val="AE3487F6"/>
@@ -54899,7 +55222,7 @@
       </w:rPr>
     </w:lvl>
   </w:abstractNum>
-  <w:abstractNum w:abstractNumId="26" w15:restartNumberingAfterBreak="0">
+  <w:abstractNum w:abstractNumId="27" w15:restartNumberingAfterBreak="0">
     <w:nsid w:val="54EE0665"/>
     <w:multiLevelType w:val="hybridMultilevel"/>
     <w:tmpl w:val="DF7070B6"/>
@@ -54985,7 +55308,7 @@
       </w:pPr>
     </w:lvl>
   </w:abstractNum>
-  <w:abstractNum w:abstractNumId="27" w15:restartNumberingAfterBreak="0">
+  <w:abstractNum w:abstractNumId="28" w15:restartNumberingAfterBreak="0">
     <w:nsid w:val="56320556"/>
     <w:multiLevelType w:val="multilevel"/>
     <w:tmpl w:val="BA46A85C"/>
@@ -55098,7 +55421,7 @@
       </w:pPr>
     </w:lvl>
   </w:abstractNum>
-  <w:abstractNum w:abstractNumId="28" w15:restartNumberingAfterBreak="0">
+  <w:abstractNum w:abstractNumId="29" w15:restartNumberingAfterBreak="0">
     <w:nsid w:val="5679353C"/>
     <w:multiLevelType w:val="hybridMultilevel"/>
     <w:tmpl w:val="170229BA"/>
@@ -55187,7 +55510,7 @@
       </w:pPr>
     </w:lvl>
   </w:abstractNum>
-  <w:abstractNum w:abstractNumId="29" w15:restartNumberingAfterBreak="0">
+  <w:abstractNum w:abstractNumId="30" w15:restartNumberingAfterBreak="0">
     <w:nsid w:val="57AD5F65"/>
     <w:multiLevelType w:val="hybridMultilevel"/>
     <w:tmpl w:val="CE1E0124"/>
@@ -55273,7 +55596,7 @@
       </w:pPr>
     </w:lvl>
   </w:abstractNum>
-  <w:abstractNum w:abstractNumId="30" w15:restartNumberingAfterBreak="0">
+  <w:abstractNum w:abstractNumId="31" w15:restartNumberingAfterBreak="0">
     <w:nsid w:val="58772141"/>
     <w:multiLevelType w:val="hybridMultilevel"/>
     <w:tmpl w:val="CB88DC80"/>
@@ -55386,7 +55709,7 @@
       </w:rPr>
     </w:lvl>
   </w:abstractNum>
-  <w:abstractNum w:abstractNumId="31" w15:restartNumberingAfterBreak="0">
+  <w:abstractNum w:abstractNumId="32" w15:restartNumberingAfterBreak="0">
     <w:nsid w:val="5FDE0E03"/>
     <w:multiLevelType w:val="hybridMultilevel"/>
     <w:tmpl w:val="855C829A"/>
@@ -55499,7 +55822,7 @@
       </w:rPr>
     </w:lvl>
   </w:abstractNum>
-  <w:abstractNum w:abstractNumId="32" w15:restartNumberingAfterBreak="0">
+  <w:abstractNum w:abstractNumId="33" w15:restartNumberingAfterBreak="0">
     <w:nsid w:val="63521B5F"/>
     <w:multiLevelType w:val="hybridMultilevel"/>
     <w:tmpl w:val="A8CC406E"/>
@@ -55612,7 +55935,7 @@
       </w:rPr>
     </w:lvl>
   </w:abstractNum>
-  <w:abstractNum w:abstractNumId="33" w15:restartNumberingAfterBreak="0">
+  <w:abstractNum w:abstractNumId="34" w15:restartNumberingAfterBreak="0">
     <w:nsid w:val="65012EB2"/>
     <w:multiLevelType w:val="hybridMultilevel"/>
     <w:tmpl w:val="2EBE8D4E"/>
@@ -55725,7 +56048,7 @@
       </w:rPr>
     </w:lvl>
   </w:abstractNum>
-  <w:abstractNum w:abstractNumId="34" w15:restartNumberingAfterBreak="0">
+  <w:abstractNum w:abstractNumId="35" w15:restartNumberingAfterBreak="0">
     <w:nsid w:val="6E71460A"/>
     <w:multiLevelType w:val="hybridMultilevel"/>
     <w:tmpl w:val="7C962118"/>
@@ -55838,7 +56161,7 @@
       </w:rPr>
     </w:lvl>
   </w:abstractNum>
-  <w:abstractNum w:abstractNumId="35" w15:restartNumberingAfterBreak="0">
+  <w:abstractNum w:abstractNumId="36" w15:restartNumberingAfterBreak="0">
     <w:nsid w:val="6E9A65AF"/>
     <w:multiLevelType w:val="hybridMultilevel"/>
     <w:tmpl w:val="2D240D0C"/>
@@ -55951,7 +56274,7 @@
       </w:rPr>
     </w:lvl>
   </w:abstractNum>
-  <w:abstractNum w:abstractNumId="36" w15:restartNumberingAfterBreak="0">
+  <w:abstractNum w:abstractNumId="37" w15:restartNumberingAfterBreak="0">
     <w:nsid w:val="72657007"/>
     <w:multiLevelType w:val="multilevel"/>
     <w:tmpl w:val="3A2C2872"/>
@@ -56064,7 +56387,7 @@
       </w:rPr>
     </w:lvl>
   </w:abstractNum>
-  <w:abstractNum w:abstractNumId="37" w15:restartNumberingAfterBreak="0">
+  <w:abstractNum w:abstractNumId="38" w15:restartNumberingAfterBreak="0">
     <w:nsid w:val="72947468"/>
     <w:multiLevelType w:val="hybridMultilevel"/>
     <w:tmpl w:val="0CFECDCC"/>
@@ -56177,7 +56500,7 @@
       </w:rPr>
     </w:lvl>
   </w:abstractNum>
-  <w:abstractNum w:abstractNumId="38" w15:restartNumberingAfterBreak="0">
+  <w:abstractNum w:abstractNumId="39" w15:restartNumberingAfterBreak="0">
     <w:nsid w:val="75C2728E"/>
     <w:multiLevelType w:val="hybridMultilevel"/>
     <w:tmpl w:val="0B4CC5F2"/>
@@ -56263,7 +56586,7 @@
       </w:pPr>
     </w:lvl>
   </w:abstractNum>
-  <w:abstractNum w:abstractNumId="39" w15:restartNumberingAfterBreak="0">
+  <w:abstractNum w:abstractNumId="40" w15:restartNumberingAfterBreak="0">
     <w:nsid w:val="765B4050"/>
     <w:multiLevelType w:val="hybridMultilevel"/>
     <w:tmpl w:val="F4DC3556"/>
@@ -56376,7 +56699,7 @@
       </w:rPr>
     </w:lvl>
   </w:abstractNum>
-  <w:abstractNum w:abstractNumId="40" w15:restartNumberingAfterBreak="0">
+  <w:abstractNum w:abstractNumId="41" w15:restartNumberingAfterBreak="0">
     <w:nsid w:val="79784A47"/>
     <w:multiLevelType w:val="hybridMultilevel"/>
     <w:tmpl w:val="66727BDC"/>
@@ -56491,7 +56814,7 @@
       </w:rPr>
     </w:lvl>
   </w:abstractNum>
-  <w:abstractNum w:abstractNumId="41" w15:restartNumberingAfterBreak="0">
+  <w:abstractNum w:abstractNumId="42" w15:restartNumberingAfterBreak="0">
     <w:nsid w:val="7A3F02EC"/>
     <w:multiLevelType w:val="hybridMultilevel"/>
     <w:tmpl w:val="7B5CF7D2"/>
@@ -56604,7 +56927,7 @@
       </w:rPr>
     </w:lvl>
   </w:abstractNum>
-  <w:abstractNum w:abstractNumId="42" w15:restartNumberingAfterBreak="0">
+  <w:abstractNum w:abstractNumId="43" w15:restartNumberingAfterBreak="0">
     <w:nsid w:val="7C1D2527"/>
     <w:multiLevelType w:val="hybridMultilevel"/>
     <w:tmpl w:val="1B8087CE"/>
@@ -56717,7 +57040,7 @@
       </w:rPr>
     </w:lvl>
   </w:abstractNum>
-  <w:abstractNum w:abstractNumId="43" w15:restartNumberingAfterBreak="0">
+  <w:abstractNum w:abstractNumId="44" w15:restartNumberingAfterBreak="0">
     <w:nsid w:val="7DF578EB"/>
     <w:multiLevelType w:val="hybridMultilevel"/>
     <w:tmpl w:val="62E0B458"/>
@@ -56830,7 +57153,7 @@
       </w:rPr>
     </w:lvl>
   </w:abstractNum>
-  <w:abstractNum w:abstractNumId="44" w15:restartNumberingAfterBreak="0">
+  <w:abstractNum w:abstractNumId="45" w15:restartNumberingAfterBreak="0">
     <w:nsid w:val="7F0C428B"/>
     <w:multiLevelType w:val="hybridMultilevel"/>
     <w:tmpl w:val="2990E838"/>
@@ -56945,13 +57268,13 @@
     </w:lvl>
   </w:abstractNum>
   <w:num w:numId="1" w16cid:durableId="297996684">
-    <w:abstractNumId w:val="40"/>
+    <w:abstractNumId w:val="41"/>
   </w:num>
   <w:num w:numId="2" w16cid:durableId="1427384270">
-    <w:abstractNumId w:val="44"/>
+    <w:abstractNumId w:val="45"/>
   </w:num>
   <w:num w:numId="3" w16cid:durableId="1066338561">
-    <w:abstractNumId w:val="35"/>
+    <w:abstractNumId w:val="36"/>
   </w:num>
   <w:num w:numId="4" w16cid:durableId="1549102805">
     <w:abstractNumId w:val="0"/>
@@ -56960,139 +57283,142 @@
     <w:abstractNumId w:val="2"/>
   </w:num>
   <w:num w:numId="6" w16cid:durableId="1204514265">
-    <w:abstractNumId w:val="24"/>
+    <w:abstractNumId w:val="25"/>
   </w:num>
   <w:num w:numId="7" w16cid:durableId="2026399493">
-    <w:abstractNumId w:val="37"/>
+    <w:abstractNumId w:val="38"/>
   </w:num>
   <w:num w:numId="8" w16cid:durableId="996306897">
-    <w:abstractNumId w:val="19"/>
+    <w:abstractNumId w:val="20"/>
   </w:num>
   <w:num w:numId="9" w16cid:durableId="1101534633">
-    <w:abstractNumId w:val="21"/>
+    <w:abstractNumId w:val="22"/>
   </w:num>
   <w:num w:numId="10" w16cid:durableId="2128623255">
-    <w:abstractNumId w:val="13"/>
+    <w:abstractNumId w:val="14"/>
   </w:num>
   <w:num w:numId="11" w16cid:durableId="678771675">
-    <w:abstractNumId w:val="25"/>
+    <w:abstractNumId w:val="26"/>
   </w:num>
   <w:num w:numId="12" w16cid:durableId="1152139824">
+    <w:abstractNumId w:val="31"/>
+  </w:num>
+  <w:num w:numId="13" w16cid:durableId="1220676853">
+    <w:abstractNumId w:val="35"/>
+  </w:num>
+  <w:num w:numId="14" w16cid:durableId="1465005382">
+    <w:abstractNumId w:val="16"/>
+  </w:num>
+  <w:num w:numId="15" w16cid:durableId="1059859461">
     <w:abstractNumId w:val="30"/>
   </w:num>
-  <w:num w:numId="13" w16cid:durableId="1220676853">
-    <w:abstractNumId w:val="34"/>
-  </w:num>
-  <w:num w:numId="14" w16cid:durableId="1465005382">
-    <w:abstractNumId w:val="15"/>
-  </w:num>
-  <w:num w:numId="15" w16cid:durableId="1059859461">
-    <w:abstractNumId w:val="29"/>
-  </w:num>
   <w:num w:numId="16" w16cid:durableId="1924678278">
-    <w:abstractNumId w:val="16"/>
+    <w:abstractNumId w:val="17"/>
   </w:num>
   <w:num w:numId="17" w16cid:durableId="573976963">
     <w:abstractNumId w:val="5"/>
   </w:num>
   <w:num w:numId="18" w16cid:durableId="1796287042">
+    <w:abstractNumId w:val="42"/>
+  </w:num>
+  <w:num w:numId="19" w16cid:durableId="1967081051">
+    <w:abstractNumId w:val="39"/>
+  </w:num>
+  <w:num w:numId="20" w16cid:durableId="1012300549">
+    <w:abstractNumId w:val="27"/>
+  </w:num>
+  <w:num w:numId="21" w16cid:durableId="1841236933">
+    <w:abstractNumId w:val="18"/>
+  </w:num>
+  <w:num w:numId="22" w16cid:durableId="2132435489">
+    <w:abstractNumId w:val="40"/>
+  </w:num>
+  <w:num w:numId="23" w16cid:durableId="2107535385">
+    <w:abstractNumId w:val="43"/>
+  </w:num>
+  <w:num w:numId="24" w16cid:durableId="1172523649">
+    <w:abstractNumId w:val="44"/>
+  </w:num>
+  <w:num w:numId="25" w16cid:durableId="71589353">
+    <w:abstractNumId w:val="9"/>
+  </w:num>
+  <w:num w:numId="26" w16cid:durableId="2025476294">
+    <w:abstractNumId w:val="7"/>
+  </w:num>
+  <w:num w:numId="27" w16cid:durableId="379481610">
     <w:abstractNumId w:val="41"/>
   </w:num>
-  <w:num w:numId="19" w16cid:durableId="1967081051">
-    <w:abstractNumId w:val="38"/>
+  <w:num w:numId="28" w16cid:durableId="1086881138">
+    <w:abstractNumId w:val="21"/>
   </w:num>
-  <w:num w:numId="20" w16cid:durableId="1012300549">
-    <w:abstractNumId w:val="26"/>
+  <w:num w:numId="29" w16cid:durableId="983434655">
+    <w:abstractNumId w:val="24"/>
   </w:num>
-  <w:num w:numId="21" w16cid:durableId="1841236933">
-    <w:abstractNumId w:val="17"/>
+  <w:num w:numId="30" w16cid:durableId="1325472010">
+    <w:abstractNumId w:val="23"/>
   </w:num>
-  <w:num w:numId="22" w16cid:durableId="2132435489">
-    <w:abstractNumId w:val="39"/>
+  <w:num w:numId="31" w16cid:durableId="554633047">
+    <w:abstractNumId w:val="45"/>
   </w:num>
-  <w:num w:numId="23" w16cid:durableId="2107535385">
-    <w:abstractNumId w:val="42"/>
+  <w:num w:numId="32" w16cid:durableId="1026447849">
+    <w:abstractNumId w:val="10"/>
   </w:num>
-  <w:num w:numId="24" w16cid:durableId="1172523649">
-    <w:abstractNumId w:val="43"/>
+  <w:num w:numId="33" w16cid:durableId="1325814157">
+    <w:abstractNumId w:val="34"/>
   </w:num>
-  <w:num w:numId="25" w16cid:durableId="71589353">
+  <w:num w:numId="34" w16cid:durableId="1167329999">
     <w:abstractNumId w:val="8"/>
   </w:num>
-  <w:num w:numId="26" w16cid:durableId="2025476294">
-    <w:abstractNumId w:val="6"/>
-  </w:num>
-  <w:num w:numId="27" w16cid:durableId="379481610">
-    <w:abstractNumId w:val="40"/>
-  </w:num>
-  <w:num w:numId="28" w16cid:durableId="1086881138">
-    <w:abstractNumId w:val="20"/>
-  </w:num>
-  <w:num w:numId="29" w16cid:durableId="983434655">
-    <w:abstractNumId w:val="23"/>
-  </w:num>
-  <w:num w:numId="30" w16cid:durableId="1325472010">
-    <w:abstractNumId w:val="22"/>
-  </w:num>
-  <w:num w:numId="31" w16cid:durableId="554633047">
-    <w:abstractNumId w:val="44"/>
-  </w:num>
-  <w:num w:numId="32" w16cid:durableId="1026447849">
-    <w:abstractNumId w:val="9"/>
-  </w:num>
-  <w:num w:numId="33" w16cid:durableId="1325814157">
-    <w:abstractNumId w:val="33"/>
-  </w:num>
-  <w:num w:numId="34" w16cid:durableId="1167329999">
-    <w:abstractNumId w:val="7"/>
-  </w:num>
   <w:num w:numId="35" w16cid:durableId="1102996638">
-    <w:abstractNumId w:val="40"/>
+    <w:abstractNumId w:val="41"/>
   </w:num>
   <w:num w:numId="36" w16cid:durableId="693774339">
     <w:abstractNumId w:val="1"/>
   </w:num>
   <w:num w:numId="37" w16cid:durableId="677002398">
-    <w:abstractNumId w:val="18"/>
+    <w:abstractNumId w:val="19"/>
   </w:num>
   <w:num w:numId="38" w16cid:durableId="1800801560">
-    <w:abstractNumId w:val="27"/>
+    <w:abstractNumId w:val="28"/>
   </w:num>
   <w:num w:numId="39" w16cid:durableId="10764991">
     <w:abstractNumId w:val="3"/>
   </w:num>
   <w:num w:numId="40" w16cid:durableId="1565483968">
-    <w:abstractNumId w:val="14"/>
+    <w:abstractNumId w:val="15"/>
   </w:num>
   <w:num w:numId="41" w16cid:durableId="279724982">
-    <w:abstractNumId w:val="40"/>
+    <w:abstractNumId w:val="41"/>
   </w:num>
   <w:num w:numId="42" w16cid:durableId="671834510">
-    <w:abstractNumId w:val="40"/>
+    <w:abstractNumId w:val="41"/>
   </w:num>
   <w:num w:numId="43" w16cid:durableId="229655208">
-    <w:abstractNumId w:val="10"/>
+    <w:abstractNumId w:val="11"/>
   </w:num>
   <w:num w:numId="44" w16cid:durableId="2048215025">
-    <w:abstractNumId w:val="36"/>
+    <w:abstractNumId w:val="37"/>
   </w:num>
   <w:num w:numId="45" w16cid:durableId="94788717">
-    <w:abstractNumId w:val="31"/>
+    <w:abstractNumId w:val="32"/>
   </w:num>
   <w:num w:numId="46" w16cid:durableId="1637834891">
-    <w:abstractNumId w:val="11"/>
+    <w:abstractNumId w:val="12"/>
   </w:num>
   <w:num w:numId="47" w16cid:durableId="1088886090">
-    <w:abstractNumId w:val="28"/>
+    <w:abstractNumId w:val="29"/>
   </w:num>
   <w:num w:numId="48" w16cid:durableId="2134521982">
-    <w:abstractNumId w:val="12"/>
+    <w:abstractNumId w:val="13"/>
   </w:num>
   <w:num w:numId="49" w16cid:durableId="749698675">
-    <w:abstractNumId w:val="32"/>
+    <w:abstractNumId w:val="33"/>
   </w:num>
   <w:num w:numId="50" w16cid:durableId="1049376759">
     <w:abstractNumId w:val="4"/>
+  </w:num>
+  <w:num w:numId="51" w16cid:durableId="779228287">
+    <w:abstractNumId w:val="6"/>
   </w:num>
   <w:numIdMacAtCleanup w:val="22"/>
 </w:numbering>
@@ -57570,6 +57896,7 @@
   <w:style w:type="character" w:default="1" w:styleId="a0">
     <w:name w:val="Default Paragraph Font"/>
     <w:uiPriority w:val="1"/>
+    <w:semiHidden/>
     <w:unhideWhenUsed/>
   </w:style>
   <w:style w:type="table" w:default="1" w:styleId="a1">

--- a/doc/Linux-ubuntu24操作(上).docx
+++ b/doc/Linux-ubuntu24操作(上).docx
@@ -15535,6 +15535,7 @@
       <w:r>
         <w:rPr>
           <w:rFonts w:hint="eastAsia"/>
+          <w:color w:val="EE0000"/>
         </w:rPr>
         <w:t>輸出內容反向做排序</w:t>
       </w:r>
@@ -15602,7 +15603,22 @@
           <w:rFonts w:hint="eastAsia"/>
           <w:shd w:val="clear" w:color="auto" w:fill="D3D3D3"/>
         </w:rPr>
-        <w:t>的功能一樣，只是把輸出內容反向做排序而已</w:t>
+        <w:t>的功能一樣，只是把輸出內容</w:t>
+      </w:r>
+      <w:r>
+        <w:rPr>
+          <w:rFonts w:hint="eastAsia"/>
+          <w:color w:val="EE0000"/>
+          <w:shd w:val="clear" w:color="auto" w:fill="D3D3D3"/>
+        </w:rPr>
+        <w:t>反向做排序</w:t>
+      </w:r>
+      <w:r>
+        <w:rPr>
+          <w:rFonts w:hint="eastAsia"/>
+          <w:shd w:val="clear" w:color="auto" w:fill="D3D3D3"/>
+        </w:rPr>
+        <w:t>而已</w:t>
       </w:r>
       <w:r>
         <w:rPr>
@@ -18569,7 +18585,15 @@
         <w:t xml:space="preserve"> </w:t>
       </w:r>
       <w:r>
-        <w:t xml:space="preserve">~barry </w:t>
+        <w:rPr>
+          <w:b/>
+          <w:bCs w:val="0"/>
+          <w:color w:val="EE0000"/>
+        </w:rPr>
+        <w:t>~</w:t>
+      </w:r>
+      <w:r>
+        <w:t xml:space="preserve">barry </w:t>
       </w:r>
       <w:r>
         <w:rPr>
@@ -18605,13 +18629,55 @@
           <w:rFonts w:hint="eastAsia"/>
           <w:color w:val="EE0000"/>
         </w:rPr>
-        <w:t xml:space="preserve">?? </w:t>
+        <w:t>-&gt;</w:t>
       </w:r>
       <w:r>
         <w:rPr>
           <w:rFonts w:hint="eastAsia"/>
           <w:color w:val="EE0000"/>
         </w:rPr>
+        <w:t>絕對路徑所以是在根目錄之下而不是</w:t>
+      </w:r>
+      <w:r>
+        <w:rPr>
+          <w:rFonts w:hint="eastAsia"/>
+          <w:color w:val="EE0000"/>
+        </w:rPr>
+        <w:t>user</w:t>
+      </w:r>
+      <w:r>
+        <w:rPr>
+          <w:rFonts w:hint="eastAsia"/>
+          <w:color w:val="EE0000"/>
+        </w:rPr>
+        <w:t>的</w:t>
+      </w:r>
+      <w:r>
+        <w:rPr>
+          <w:rFonts w:hint="eastAsia"/>
+          <w:color w:val="EE0000"/>
+        </w:rPr>
+        <w:t>home</w:t>
+      </w:r>
+      <w:r>
+        <w:rPr>
+          <w:rFonts w:hint="eastAsia"/>
+          <w:color w:val="EE0000"/>
+        </w:rPr>
+        <w:t>之下，</w:t>
+      </w:r>
+      <w:r>
+        <w:rPr>
+          <w:rFonts w:hint="eastAsia"/>
+          <w:color w:val="EE0000"/>
+        </w:rPr>
+        <w:t xml:space="preserve"> </w:t>
+      </w:r>
+      <w:r>
+        <w:rPr>
+          <w:rFonts w:hint="eastAsia"/>
+          <w:color w:val="EE0000"/>
+        </w:rPr>
         <w:t>不要用</w:t>
       </w:r>
       <w:r>
@@ -18928,6 +18994,12 @@
           <w:rFonts w:hint="eastAsia"/>
         </w:rPr>
         <w:t xml:space="preserve"> </w:t>
+      </w:r>
+      <w:r>
+        <w:rPr>
+          <w:rFonts w:hint="eastAsia"/>
+        </w:rPr>
+        <w:t>.</w:t>
       </w:r>
       <w:r>
         <w:t xml:space="preserve">/etc/passwd </w:t>
@@ -18949,9 +19021,6 @@
           <w:ilvl w:val="0"/>
           <w:numId w:val="19"/>
         </w:numPr>
-        <w:rPr>
-          <w:rFonts w:hint="eastAsia"/>
-        </w:rPr>
       </w:pPr>
       <w:r>
         <w:t>cp: overwrite 'myfile'?</w:t>
@@ -19267,9 +19336,6 @@
     <w:p>
       <w:pPr>
         <w:pStyle w:val="tony-f1"/>
-        <w:rPr>
-          <w:rFonts w:hint="eastAsia"/>
-        </w:rPr>
       </w:pPr>
       <w:r>
         <w:t>[</w:t>
@@ -19691,9 +19757,6 @@
           <w:ilvl w:val="0"/>
           <w:numId w:val="19"/>
         </w:numPr>
-        <w:rPr>
-          <w:rFonts w:hint="eastAsia"/>
-        </w:rPr>
       </w:pPr>
       <w:r>
         <w:rPr>
@@ -19924,9 +19987,6 @@
     <w:p>
       <w:pPr>
         <w:pStyle w:val="tony-f1"/>
-        <w:rPr>
-          <w:rFonts w:hint="eastAsia"/>
-        </w:rPr>
       </w:pPr>
       <w:r>
         <w:t>[</w:t>
@@ -20608,6 +20668,13 @@
           <w:rFonts w:hint="eastAsia"/>
         </w:rPr>
         <w:t>)</w:t>
+      </w:r>
+      <w:r>
+        <w:rPr>
+          <w:rFonts w:hint="eastAsia"/>
+          <w:color w:val="EE0000"/>
+        </w:rPr>
+        <w:t>結果和上面指令相同</w:t>
       </w:r>
     </w:p>
     <w:p>
@@ -37590,6 +37657,7 @@
             <w:r>
               <w:rPr>
                 <w:rFonts w:hint="eastAsia"/>
+                <w:color w:val="EE0000"/>
               </w:rPr>
               <w:lastRenderedPageBreak/>
               <w:t>-m</w:t>

--- a/doc/Linux-ubuntu24操作(上).docx
+++ b/doc/Linux-ubuntu24操作(上).docx
@@ -14594,7 +14594,35 @@
         <w:rPr>
           <w:rFonts w:hint="eastAsia"/>
         </w:rPr>
-        <w:t xml:space="preserve"> my dir -&gt; my and dir 2 folder</w:t>
+        <w:t xml:space="preserve"> my dir -&gt; </w:t>
+      </w:r>
+      <w:r>
+        <w:rPr>
+          <w:rFonts w:hint="eastAsia"/>
+          <w:color w:val="EE0000"/>
+        </w:rPr>
+        <w:t>結果會建立</w:t>
+      </w:r>
+      <w:r>
+        <w:rPr>
+          <w:rFonts w:hint="eastAsia"/>
+          <w:color w:val="EE0000"/>
+        </w:rPr>
+        <w:t>my and dir 2</w:t>
+      </w:r>
+      <w:r>
+        <w:rPr>
+          <w:rFonts w:hint="eastAsia"/>
+          <w:color w:val="EE0000"/>
+        </w:rPr>
+        <w:t>個</w:t>
+      </w:r>
+      <w:r>
+        <w:rPr>
+          <w:rFonts w:hint="eastAsia"/>
+          <w:color w:val="EE0000"/>
+        </w:rPr>
+        <w:t xml:space="preserve"> folder</w:t>
       </w:r>
       <w:r>
         <w:rPr>
@@ -22828,9 +22856,6 @@
     <w:p>
       <w:pPr>
         <w:pStyle w:val="tony-f1"/>
-        <w:rPr>
-          <w:rFonts w:hint="eastAsia"/>
-        </w:rPr>
       </w:pPr>
       <w:r>
         <w:t>[</w:t>
@@ -23394,9 +23419,6 @@
     <w:p>
       <w:pPr>
         <w:pStyle w:val="tony-f1"/>
-        <w:rPr>
-          <w:rFonts w:hint="eastAsia"/>
-        </w:rPr>
       </w:pPr>
       <w:r>
         <w:t>[</w:t>
@@ -23522,7 +23544,6 @@
       <w:pPr>
         <w:pStyle w:val="tony-f9"/>
         <w:rPr>
-          <w:rFonts w:hint="eastAsia"/>
           <w:color w:val="EE0000"/>
         </w:rPr>
       </w:pPr>
@@ -29569,9 +29590,6 @@
     <w:p>
       <w:pPr>
         <w:pStyle w:val="tony-f1"/>
-        <w:rPr>
-          <w:rFonts w:hint="eastAsia"/>
-        </w:rPr>
       </w:pPr>
       <w:r>
         <w:t>[</w:t>
@@ -31175,13 +31193,7 @@
         <w:rPr>
           <w:rFonts w:hint="eastAsia"/>
         </w:rPr>
-        <w:t>可以</w:t>
-      </w:r>
-      <w:r>
-        <w:rPr>
-          <w:rFonts w:hint="eastAsia"/>
-        </w:rPr>
-        <w:t>有</w:t>
+        <w:t>可以有</w:t>
       </w:r>
       <w:r>
         <w:rPr>
@@ -31530,9 +31542,6 @@
     <w:p>
       <w:pPr>
         <w:pStyle w:val="tony-f1"/>
-        <w:rPr>
-          <w:rFonts w:hint="eastAsia"/>
-        </w:rPr>
       </w:pPr>
       <w:r>
         <w:t>[</w:t>
@@ -36875,7 +36884,16 @@
         <w:t xml:space="preserve">  </w:t>
       </w:r>
       <w:r>
-        <w:t>vi /etc/ssh/sshd_config</w:t>
+        <w:t>vi /etc/ssh/ssh</w:t>
+      </w:r>
+      <w:r>
+        <w:rPr>
+          <w:color w:val="EE0000"/>
+        </w:rPr>
+        <w:t>d</w:t>
+      </w:r>
+      <w:r>
+        <w:t>_config</w:t>
       </w:r>
     </w:p>
     <w:p>
@@ -37009,6 +37027,9 @@
     <w:p>
       <w:pPr>
         <w:pStyle w:val="tony-f1"/>
+        <w:rPr>
+          <w:color w:val="EE0000"/>
+        </w:rPr>
       </w:pPr>
       <w:r>
         <w:t xml:space="preserve"># </w:t>
@@ -37026,10 +37047,19 @@
         <w:t xml:space="preserve"> </w:t>
       </w:r>
       <w:r>
+        <w:rPr>
+          <w:color w:val="EE0000"/>
+        </w:rPr>
         <w:t>restart</w:t>
       </w:r>
       <w:r>
-        <w:t>(start top restart status enable disable)  ssh</w:t>
+        <w:t xml:space="preserve">(start top restart status enable disable)  </w:t>
+      </w:r>
+      <w:r>
+        <w:rPr>
+          <w:color w:val="EE0000"/>
+        </w:rPr>
+        <w:t>ssh</w:t>
       </w:r>
     </w:p>
     <w:p>
@@ -37041,6 +37071,9 @@
     <w:p>
       <w:pPr>
         <w:pStyle w:val="tony-f7"/>
+        <w:rPr>
+          <w:rFonts w:hint="eastAsia"/>
+        </w:rPr>
       </w:pPr>
       <w:r>
         <w:rPr>
@@ -37049,16 +37082,19 @@
         <w:t>一</w:t>
       </w:r>
       <w:r>
-        <w:t>般使</w:t>
-      </w:r>
-      <w:r>
-        <w:rPr>
-          <w:rFonts w:hint="eastAsia"/>
-        </w:rPr>
-        <w:t>用</w:t>
-      </w:r>
-      <w:r>
-        <w:t>者加入</w:t>
+        <w:t>般</w:t>
+      </w:r>
+      <w:r>
+        <w:rPr>
+          <w:rFonts w:hint="eastAsia"/>
+        </w:rPr>
+        <w:t>user</w:t>
+      </w:r>
+      <w:r>
+        <w:rPr>
+          <w:rFonts w:hint="eastAsia"/>
+        </w:rPr>
+        <w:t>使用</w:t>
       </w:r>
       <w:r>
         <w:rPr>
@@ -37078,6 +37114,33 @@
       <w:r>
         <w:t>能</w:t>
       </w:r>
+      <w:r>
+        <w:rPr>
+          <w:rFonts w:hint="eastAsia"/>
+        </w:rPr>
+        <w:t>免輸入密碼</w:t>
+      </w:r>
+      <w:r>
+        <w:rPr>
+          <w:rFonts w:hint="eastAsia"/>
+          <w:color w:val="EE0000"/>
+        </w:rPr>
+        <w:t>(useradd</w:t>
+      </w:r>
+      <w:r>
+        <w:rPr>
+          <w:rFonts w:hint="eastAsia"/>
+          <w:color w:val="EE0000"/>
+        </w:rPr>
+        <w:t>介紹後再做</w:t>
+      </w:r>
+      <w:r>
+        <w:rPr>
+          <w:rFonts w:hint="eastAsia"/>
+          <w:color w:val="EE0000"/>
+        </w:rPr>
+        <w:t>)</w:t>
+      </w:r>
     </w:p>
     <w:p>
       <w:pPr>
@@ -37128,19 +37191,92 @@
     <w:p>
       <w:pPr>
         <w:pStyle w:val="tony-f1"/>
-      </w:pPr>
-      <w:r>
-        <w:rPr>
-          <w:rFonts w:hint="eastAsia"/>
+        <w:rPr>
+          <w:rFonts w:eastAsiaTheme="minorEastAsia" w:hint="eastAsia"/>
+          <w:color w:val="EE0000"/>
+        </w:rPr>
+      </w:pPr>
+      <w:r>
+        <w:rPr>
+          <w:rFonts w:hint="eastAsia"/>
+          <w:color w:val="EE0000"/>
         </w:rPr>
         <w:t>方法一</w:t>
       </w:r>
       <w:r>
         <w:rPr>
           <w:rFonts w:hint="eastAsia"/>
+          <w:color w:val="EE0000"/>
         </w:rPr>
         <w:t>:</w:t>
       </w:r>
+      <w:r>
+        <w:rPr>
+          <w:rFonts w:hint="eastAsia"/>
+          <w:color w:val="EE0000"/>
+        </w:rPr>
+        <w:t xml:space="preserve"> </w:t>
+      </w:r>
+      <w:r>
+        <w:rPr>
+          <w:rFonts w:hint="eastAsia"/>
+          <w:b/>
+          <w:bCs w:val="0"/>
+          <w:color w:val="EE0000"/>
+          <w:sz w:val="32"/>
+          <w:szCs w:val="28"/>
+        </w:rPr>
+        <w:t>(</w:t>
+      </w:r>
+      <w:r>
+        <w:rPr>
+          <w:rFonts w:hint="eastAsia"/>
+          <w:b/>
+          <w:bCs w:val="0"/>
+          <w:color w:val="EE0000"/>
+          <w:sz w:val="32"/>
+          <w:szCs w:val="28"/>
+        </w:rPr>
+        <w:t>略</w:t>
+      </w:r>
+      <w:r>
+        <w:rPr>
+          <w:rFonts w:hint="eastAsia"/>
+          <w:b/>
+          <w:bCs w:val="0"/>
+          <w:color w:val="EE0000"/>
+          <w:sz w:val="32"/>
+          <w:szCs w:val="28"/>
+        </w:rPr>
+        <w:t>)</w:t>
+      </w:r>
+      <w:r>
+        <w:rPr>
+          <w:rFonts w:hint="eastAsia"/>
+          <w:b/>
+          <w:bCs w:val="0"/>
+          <w:color w:val="EE0000"/>
+        </w:rPr>
+        <w:t>(</w:t>
+      </w:r>
+      <w:r>
+        <w:rPr>
+          <w:rFonts w:hint="eastAsia"/>
+          <w:b/>
+          <w:bCs w:val="0"/>
+          <w:color w:val="EE0000"/>
+        </w:rPr>
+        <w:t>沒作用</w:t>
+      </w:r>
+      <w:r>
+        <w:rPr>
+          <w:rFonts w:hint="eastAsia"/>
+          <w:b/>
+          <w:bCs w:val="0"/>
+          <w:color w:val="EE0000"/>
+        </w:rPr>
+        <w:t>??)</w:t>
+      </w:r>
     </w:p>
     <w:p>
       <w:pPr>
@@ -37167,8 +37303,15 @@
       <w:r>
         <w:rPr>
           <w:rFonts w:hint="eastAsia"/>
-        </w:rPr>
-        <w:t xml:space="preserve"> useradd  </w:t>
+          <w:color w:val="EE0000"/>
+        </w:rPr>
+        <w:t xml:space="preserve"> useradd</w:t>
+      </w:r>
+      <w:r>
+        <w:rPr>
+          <w:rFonts w:hint="eastAsia"/>
+        </w:rPr>
+        <w:t xml:space="preserve">  </w:t>
       </w:r>
       <w:r>
         <w:t>-</w:t>
@@ -37180,7 +37323,13 @@
         <w:t>m  -s  /bin/bash</w:t>
       </w:r>
       <w:r>
-        <w:t xml:space="preserve">  -G  sudo</w:t>
+        <w:t xml:space="preserve"> </w:t>
+      </w:r>
+      <w:r>
+        <w:rPr>
+          <w:color w:val="EE0000"/>
+        </w:rPr>
+        <w:t xml:space="preserve"> -G  sudo</w:t>
       </w:r>
       <w:r>
         <w:rPr>
@@ -37195,6 +37344,12 @@
     <w:p>
       <w:pPr>
         <w:pStyle w:val="tony-f1"/>
+        <w:rPr>
+          <w:rFonts w:hint="eastAsia"/>
+          <w:color w:val="EE0000"/>
+          <w:sz w:val="32"/>
+          <w:szCs w:val="28"/>
+        </w:rPr>
       </w:pPr>
       <w:r>
         <w:t>[root@</w:t>
@@ -37216,6 +37371,39 @@
       </w:r>
       <w:r>
         <w:t xml:space="preserve"> passwd  t1</w:t>
+      </w:r>
+      <w:r>
+        <w:rPr>
+          <w:rFonts w:hint="eastAsia"/>
+        </w:rPr>
+        <w:t xml:space="preserve">  </w:t>
+      </w:r>
+      <w:r>
+        <w:rPr>
+          <w:rFonts w:hint="eastAsia"/>
+          <w:color w:val="EE0000"/>
+          <w:sz w:val="32"/>
+          <w:szCs w:val="28"/>
+        </w:rPr>
+        <w:t>(</w:t>
+      </w:r>
+      <w:r>
+        <w:rPr>
+          <w:rFonts w:hint="eastAsia"/>
+          <w:color w:val="EE0000"/>
+          <w:sz w:val="32"/>
+          <w:szCs w:val="28"/>
+        </w:rPr>
+        <w:t>注意：記得設密碼</w:t>
+      </w:r>
+      <w:r>
+        <w:rPr>
+          <w:rFonts w:hint="eastAsia"/>
+          <w:color w:val="EE0000"/>
+          <w:sz w:val="32"/>
+          <w:szCs w:val="28"/>
+        </w:rPr>
+        <w:t>)</w:t>
       </w:r>
     </w:p>
     <w:p>
@@ -37325,7 +37513,28 @@
         <w:rPr>
           <w:rFonts w:hint="eastAsia"/>
         </w:rPr>
-        <w:t xml:space="preserve"> sudo  vim  /etc/sudoers</w:t>
+        <w:t xml:space="preserve"> </w:t>
+      </w:r>
+      <w:r>
+        <w:rPr>
+          <w:rFonts w:hint="eastAsia"/>
+          <w:color w:val="EE0000"/>
+        </w:rPr>
+        <w:t xml:space="preserve">sudo  </w:t>
+      </w:r>
+      <w:r>
+        <w:rPr>
+          <w:rFonts w:hint="eastAsia"/>
+          <w:color w:val="EE0000"/>
+        </w:rPr>
+        <w:t>nano</w:t>
+      </w:r>
+      <w:r>
+        <w:rPr>
+          <w:rFonts w:hint="eastAsia"/>
+          <w:color w:val="EE0000"/>
+        </w:rPr>
+        <w:t xml:space="preserve">  /etc/sudoers</w:t>
       </w:r>
     </w:p>
     <w:p>
@@ -37348,13 +37557,20 @@
     <w:p>
       <w:pPr>
         <w:pStyle w:val="tony-f1"/>
-      </w:pPr>
-      <w:r>
+        <w:rPr>
+          <w:color w:val="EE0000"/>
+        </w:rPr>
+      </w:pPr>
+      <w:r>
+        <w:rPr>
+          <w:color w:val="EE0000"/>
+        </w:rPr>
         <w:t>t2</w:t>
       </w:r>
       <w:r>
         <w:rPr>
           <w:rFonts w:hint="eastAsia"/>
+          <w:color w:val="EE0000"/>
         </w:rPr>
         <w:t xml:space="preserve">   ALL=(ALL)  NOPASSWD: ALL</w:t>
       </w:r>
@@ -37393,6 +37609,9 @@
     <w:p>
       <w:pPr>
         <w:pStyle w:val="tony-f1"/>
+        <w:rPr>
+          <w:rFonts w:hint="eastAsia"/>
+        </w:rPr>
       </w:pPr>
       <w:r>
         <w:rPr>
@@ -37412,10 +37631,31 @@
         </w:rPr>
         <w:t>:</w:t>
       </w:r>
+      <w:r>
+        <w:rPr>
+          <w:rFonts w:hint="eastAsia"/>
+        </w:rPr>
+        <w:t xml:space="preserve"> (</w:t>
+      </w:r>
+      <w:r>
+        <w:rPr>
+          <w:rFonts w:hint="eastAsia"/>
+        </w:rPr>
+        <w:t>可成功</w:t>
+      </w:r>
+      <w:r>
+        <w:rPr>
+          <w:rFonts w:hint="eastAsia"/>
+        </w:rPr>
+        <w:t>)</w:t>
+      </w:r>
     </w:p>
     <w:p>
       <w:pPr>
         <w:pStyle w:val="tony-f1"/>
+        <w:rPr>
+          <w:rFonts w:hint="eastAsia"/>
+        </w:rPr>
       </w:pPr>
       <w:r>
         <w:t>[</w:t>
@@ -37457,11 +37697,41 @@
         <w:rPr>
           <w:rFonts w:hint="eastAsia"/>
         </w:rPr>
-        <w:t xml:space="preserve"> sudo  vim  /etc/sudoers.d/</w:t>
+        <w:t xml:space="preserve"> sudo  </w:t>
+      </w:r>
+      <w:r>
+        <w:rPr>
+          <w:rFonts w:hint="eastAsia"/>
+        </w:rPr>
+        <w:t>nano</w:t>
+      </w:r>
+      <w:r>
+        <w:rPr>
+          <w:rFonts w:hint="eastAsia"/>
+        </w:rPr>
+        <w:t xml:space="preserve">  /etc/sudoers.d/</w:t>
       </w:r>
       <w:r>
         <w:t>t1</w:t>
       </w:r>
+      <w:r>
+        <w:rPr>
+          <w:rFonts w:hint="eastAsia"/>
+        </w:rPr>
+        <w:t>(</w:t>
+      </w:r>
+      <w:r>
+        <w:rPr>
+          <w:rFonts w:hint="eastAsia"/>
+        </w:rPr>
+        <w:t>原本沒有此檔</w:t>
+      </w:r>
+      <w:r>
+        <w:rPr>
+          <w:rFonts w:hint="eastAsia"/>
+        </w:rPr>
+        <w:t>)</w:t>
+      </w:r>
     </w:p>
     <w:p>
       <w:pPr>
@@ -37532,7 +37802,19 @@
         <w:rPr>
           <w:rFonts w:hint="eastAsia"/>
         </w:rPr>
-        <w:t xml:space="preserve"> sudo  cat  /etc/sudoers.d/</w:t>
+        <w:t xml:space="preserve"> sudo  </w:t>
+      </w:r>
+      <w:r>
+        <w:rPr>
+          <w:rFonts w:hint="eastAsia"/>
+        </w:rPr>
+        <w:t>nano</w:t>
+      </w:r>
+      <w:r>
+        <w:rPr>
+          <w:rFonts w:hint="eastAsia"/>
+        </w:rPr>
+        <w:t xml:space="preserve">  /etc/sudoers.d/</w:t>
       </w:r>
       <w:r>
         <w:t>t1</w:t>
@@ -38083,6 +38365,24 @@
         </w:rPr>
         <w:t>範例：</w:t>
       </w:r>
+      <w:r>
+        <w:rPr>
+          <w:rFonts w:hint="eastAsia"/>
+        </w:rPr>
+        <w:t>(</w:t>
+      </w:r>
+      <w:r>
+        <w:rPr>
+          <w:rFonts w:hint="eastAsia"/>
+        </w:rPr>
+        <w:t>略</w:t>
+      </w:r>
+      <w:r>
+        <w:rPr>
+          <w:rFonts w:hint="eastAsia"/>
+        </w:rPr>
+        <w:t>)</w:t>
+      </w:r>
     </w:p>
     <w:p>
       <w:pPr>
@@ -38663,6 +38963,9 @@
     <w:p>
       <w:pPr>
         <w:pStyle w:val="tony-f7"/>
+        <w:rPr>
+          <w:rFonts w:hint="eastAsia"/>
+        </w:rPr>
       </w:pPr>
       <w:r>
         <w:rPr>
@@ -38690,6 +38993,39 @@
           <w:rFonts w:hint="eastAsia"/>
         </w:rPr>
         <w:t>修改使用者帳號</w:t>
+      </w:r>
+      <w:r>
+        <w:rPr>
+          <w:rFonts w:hint="eastAsia"/>
+        </w:rPr>
+        <w:t xml:space="preserve"> </w:t>
+      </w:r>
+      <w:r>
+        <w:rPr>
+          <w:rFonts w:hint="eastAsia"/>
+          <w:color w:val="EE0000"/>
+        </w:rPr>
+        <w:t>(</w:t>
+      </w:r>
+      <w:r>
+        <w:rPr>
+          <w:rFonts w:hint="eastAsia"/>
+          <w:color w:val="EE0000"/>
+        </w:rPr>
+        <w:t>先介紹</w:t>
+      </w:r>
+      <w:r>
+        <w:rPr>
+          <w:color w:val="EE0000"/>
+        </w:rPr>
+        <w:t>groupadd</w:t>
+      </w:r>
+      <w:r>
+        <w:rPr>
+          <w:rFonts w:hint="eastAsia"/>
+          <w:color w:val="EE0000"/>
+        </w:rPr>
+        <w:t>)</w:t>
       </w:r>
     </w:p>
     <w:p>
@@ -39945,6 +40281,9 @@
     <w:p>
       <w:pPr>
         <w:pStyle w:val="tony-f7"/>
+        <w:rPr>
+          <w:rFonts w:hint="eastAsia"/>
+        </w:rPr>
       </w:pPr>
       <w:r>
         <w:rPr>
@@ -40648,6 +40987,33 @@
           <w:rFonts w:hint="eastAsia"/>
         </w:rPr>
         <w:t>刪除群組</w:t>
+      </w:r>
+      <w:r>
+        <w:rPr>
+          <w:rFonts w:hint="eastAsia"/>
+          <w:color w:val="EE0000"/>
+        </w:rPr>
+        <w:t>(</w:t>
+      </w:r>
+      <w:r>
+        <w:rPr>
+          <w:rFonts w:hint="eastAsia"/>
+          <w:color w:val="EE0000"/>
+        </w:rPr>
+        <w:t>回去介紹</w:t>
+      </w:r>
+      <w:r>
+        <w:rPr>
+          <w:color w:val="EE0000"/>
+        </w:rPr>
+        <w:t>usermod</w:t>
+      </w:r>
+      <w:r>
+        <w:rPr>
+          <w:rFonts w:hint="eastAsia"/>
+          <w:color w:val="EE0000"/>
+        </w:rPr>
+        <w:t>)</w:t>
       </w:r>
     </w:p>
     <w:p>
@@ -44371,6 +44737,9 @@
         <w:t>、</w:t>
       </w:r>
       <w:r>
+        <w:rPr>
+          <w:color w:val="EE0000"/>
+        </w:rPr>
         <w:t>a(all)</w:t>
       </w:r>
       <w:r>
@@ -46454,7 +46823,20 @@
         <w:rPr>
           <w:rFonts w:hint="eastAsia"/>
         </w:rPr>
-        <w:t xml:space="preserve"> ls  -lR  ./dir</w:t>
+        <w:t xml:space="preserve"> ls  </w:t>
+      </w:r>
+      <w:r>
+        <w:rPr>
+          <w:rFonts w:hint="eastAsia"/>
+          <w:color w:val="EE0000"/>
+        </w:rPr>
+        <w:t>-lR</w:t>
+      </w:r>
+      <w:r>
+        <w:rPr>
+          <w:rFonts w:hint="eastAsia"/>
+        </w:rPr>
+        <w:t xml:space="preserve">  ./dir</w:t>
       </w:r>
     </w:p>
     <w:p>
@@ -46952,22 +47334,28 @@
     <w:p>
       <w:pPr>
         <w:pStyle w:val="tony-f9"/>
-      </w:pPr>
-      <w:r>
-        <w:rPr>
-          <w:rFonts w:hint="eastAsia"/>
+        <w:rPr>
+          <w:color w:val="EE0000"/>
+        </w:rPr>
+      </w:pPr>
+      <w:r>
+        <w:rPr>
+          <w:rFonts w:hint="eastAsia"/>
+          <w:color w:val="EE0000"/>
         </w:rPr>
         <w:t>(</w:t>
       </w:r>
       <w:r>
         <w:rPr>
           <w:rFonts w:hint="eastAsia"/>
+          <w:color w:val="EE0000"/>
         </w:rPr>
         <w:t>注意</w:t>
       </w:r>
       <w:r>
         <w:rPr>
           <w:rFonts w:hint="eastAsia"/>
+          <w:color w:val="EE0000"/>
         </w:rPr>
         <w:t>: check)</w:t>
       </w:r>
@@ -46975,6 +47363,9 @@
     <w:p>
       <w:pPr>
         <w:pStyle w:val="tony-f1"/>
+        <w:rPr>
+          <w:rFonts w:hint="eastAsia"/>
+        </w:rPr>
       </w:pPr>
       <w:r>
         <w:t>[</w:t>
@@ -47060,6 +47451,47 @@
         </w:rPr>
         <w:t>4</w:t>
       </w:r>
+      <w:r>
+        <w:rPr>
+          <w:rFonts w:hint="eastAsia"/>
+        </w:rPr>
+        <w:t xml:space="preserve"> </w:t>
+      </w:r>
+      <w:r>
+        <w:rPr>
+          <w:rFonts w:hint="eastAsia"/>
+          <w:color w:val="EE0000"/>
+        </w:rPr>
+        <w:t>(</w:t>
+      </w:r>
+      <w:r>
+        <w:rPr>
+          <w:rFonts w:hint="eastAsia"/>
+          <w:color w:val="EE0000"/>
+        </w:rPr>
+        <w:t>要用</w:t>
+      </w:r>
+      <w:r>
+        <w:rPr>
+          <w:rFonts w:hint="eastAsia"/>
+          <w:color w:val="EE0000"/>
+        </w:rPr>
+        <w:t>root</w:t>
+      </w:r>
+      <w:r>
+        <w:rPr>
+          <w:rFonts w:hint="eastAsia"/>
+          <w:color w:val="EE0000"/>
+        </w:rPr>
+        <w:t>帳號或</w:t>
+      </w:r>
+      <w:r>
+        <w:rPr>
+          <w:rFonts w:hint="eastAsia"/>
+          <w:color w:val="EE0000"/>
+        </w:rPr>
+        <w:t>sudo)</w:t>
+      </w:r>
     </w:p>
     <w:p>
       <w:pPr>
@@ -47093,7 +47525,13 @@
         <w:rPr>
           <w:rFonts w:hint="eastAsia"/>
         </w:rPr>
-        <w:t>:barry</w:t>
+        <w:t>:</w:t>
+      </w:r>
+      <w:r>
+        <w:rPr>
+          <w:rFonts w:hint="eastAsia"/>
+        </w:rPr>
+        <w:t xml:space="preserve"> tony</w:t>
       </w:r>
       <w:r>
         <w:rPr>
@@ -47164,22 +47602,28 @@
     <w:p>
       <w:pPr>
         <w:pStyle w:val="tony-f9"/>
-      </w:pPr>
-      <w:r>
-        <w:rPr>
-          <w:rFonts w:hint="eastAsia"/>
+        <w:rPr>
+          <w:color w:val="EE0000"/>
+        </w:rPr>
+      </w:pPr>
+      <w:r>
+        <w:rPr>
+          <w:rFonts w:hint="eastAsia"/>
+          <w:color w:val="EE0000"/>
         </w:rPr>
         <w:t>(</w:t>
       </w:r>
       <w:r>
         <w:rPr>
           <w:rFonts w:hint="eastAsia"/>
+          <w:color w:val="EE0000"/>
         </w:rPr>
         <w:t>注意</w:t>
       </w:r>
       <w:r>
         <w:rPr>
           <w:rFonts w:hint="eastAsia"/>
+          <w:color w:val="EE0000"/>
         </w:rPr>
         <w:t>: check)</w:t>
       </w:r>

--- a/doc/Linux-ubuntu24操作(上).docx
+++ b/doc/Linux-ubuntu24操作(上).docx
@@ -37071,9 +37071,6 @@
     <w:p>
       <w:pPr>
         <w:pStyle w:val="tony-f7"/>
-        <w:rPr>
-          <w:rFonts w:hint="eastAsia"/>
-        </w:rPr>
       </w:pPr>
       <w:r>
         <w:rPr>
@@ -37192,7 +37189,7 @@
       <w:pPr>
         <w:pStyle w:val="tony-f1"/>
         <w:rPr>
-          <w:rFonts w:eastAsiaTheme="minorEastAsia" w:hint="eastAsia"/>
+          <w:rFonts w:eastAsiaTheme="minorEastAsia"/>
           <w:color w:val="EE0000"/>
         </w:rPr>
       </w:pPr>
@@ -37345,7 +37342,6 @@
       <w:pPr>
         <w:pStyle w:val="tony-f1"/>
         <w:rPr>
-          <w:rFonts w:hint="eastAsia"/>
           <w:color w:val="EE0000"/>
           <w:sz w:val="32"/>
           <w:szCs w:val="28"/>
@@ -37486,6 +37482,30 @@
         </w:rPr>
         <w:t>:</w:t>
       </w:r>
+      <w:r>
+        <w:rPr>
+          <w:rFonts w:hint="eastAsia"/>
+        </w:rPr>
+        <w:t xml:space="preserve"> </w:t>
+      </w:r>
+      <w:r>
+        <w:rPr>
+          <w:rFonts w:hint="eastAsia"/>
+        </w:rPr>
+        <w:t>(</w:t>
+      </w:r>
+      <w:r>
+        <w:rPr>
+          <w:rFonts w:hint="eastAsia"/>
+        </w:rPr>
+        <w:t>可成功</w:t>
+      </w:r>
+      <w:r>
+        <w:rPr>
+          <w:rFonts w:hint="eastAsia"/>
+        </w:rPr>
+        <w:t>)</w:t>
+      </w:r>
     </w:p>
     <w:p>
       <w:pPr>
@@ -37609,9 +37629,6 @@
     <w:p>
       <w:pPr>
         <w:pStyle w:val="tony-f1"/>
-        <w:rPr>
-          <w:rFonts w:hint="eastAsia"/>
-        </w:rPr>
       </w:pPr>
       <w:r>
         <w:rPr>
@@ -37653,9 +37670,6 @@
     <w:p>
       <w:pPr>
         <w:pStyle w:val="tony-f1"/>
-        <w:rPr>
-          <w:rFonts w:hint="eastAsia"/>
-        </w:rPr>
       </w:pPr>
       <w:r>
         <w:t>[</w:t>
@@ -38963,9 +38977,6 @@
     <w:p>
       <w:pPr>
         <w:pStyle w:val="tony-f7"/>
-        <w:rPr>
-          <w:rFonts w:hint="eastAsia"/>
-        </w:rPr>
       </w:pPr>
       <w:r>
         <w:rPr>
@@ -39314,6 +39325,24 @@
         </w:rPr>
         <w:t>範例：</w:t>
       </w:r>
+      <w:r>
+        <w:rPr>
+          <w:rFonts w:hint="eastAsia"/>
+        </w:rPr>
+        <w:t>(</w:t>
+      </w:r>
+      <w:r>
+        <w:rPr>
+          <w:rFonts w:hint="eastAsia"/>
+        </w:rPr>
+        <w:t>待確認</w:t>
+      </w:r>
+      <w:r>
+        <w:rPr>
+          <w:rFonts w:hint="eastAsia"/>
+        </w:rPr>
+        <w:t>)</w:t>
+      </w:r>
     </w:p>
     <w:p>
       <w:pPr>
@@ -39518,6 +39547,9 @@
     <w:p>
       <w:pPr>
         <w:pStyle w:val="tony-f1"/>
+        <w:rPr>
+          <w:rFonts w:hint="eastAsia"/>
+        </w:rPr>
       </w:pPr>
       <w:r>
         <w:t>[</w:t>
@@ -39581,6 +39613,72 @@
       </w:r>
       <w:r>
         <w:t>5</w:t>
+      </w:r>
+      <w:r>
+        <w:rPr>
+          <w:rFonts w:hint="eastAsia"/>
+        </w:rPr>
+        <w:t xml:space="preserve"> (</w:t>
+      </w:r>
+      <w:r>
+        <w:rPr>
+          <w:rFonts w:hint="eastAsia"/>
+        </w:rPr>
+        <w:t>以上沒作用，只有在</w:t>
+      </w:r>
+      <w:r>
+        <w:rPr>
+          <w:rFonts w:hint="eastAsia"/>
+        </w:rPr>
+        <w:t>/etc/group</w:t>
+      </w:r>
+      <w:r>
+        <w:rPr>
+          <w:rFonts w:hint="eastAsia"/>
+        </w:rPr>
+        <w:t>看到</w:t>
+      </w:r>
+      <w:r>
+        <w:rPr>
+          <w:rFonts w:hint="eastAsia"/>
+        </w:rPr>
+        <w:t>student group</w:t>
+      </w:r>
+      <w:r>
+        <w:rPr>
+          <w:rFonts w:hint="eastAsia"/>
+        </w:rPr>
+        <w:t>有</w:t>
+      </w:r>
+      <w:r>
+        <w:rPr>
+          <w:rFonts w:hint="eastAsia"/>
+        </w:rPr>
+        <w:t>u3,4,5</w:t>
+      </w:r>
+      <w:r>
+        <w:rPr>
+          <w:rFonts w:hint="eastAsia"/>
+        </w:rPr>
+        <w:t>，但</w:t>
+      </w:r>
+      <w:r>
+        <w:rPr>
+          <w:rFonts w:hint="eastAsia"/>
+        </w:rPr>
+        <w:t>passwd</w:t>
+      </w:r>
+      <w:r>
+        <w:rPr>
+          <w:rFonts w:hint="eastAsia"/>
+        </w:rPr>
+        <w:t>卻沒變</w:t>
+      </w:r>
+      <w:r>
+        <w:rPr>
+          <w:rFonts w:hint="eastAsia"/>
+        </w:rPr>
+        <w:t>)</w:t>
       </w:r>
     </w:p>
     <w:p>
@@ -40281,9 +40379,6 @@
     <w:p>
       <w:pPr>
         <w:pStyle w:val="tony-f7"/>
-        <w:rPr>
-          <w:rFonts w:hint="eastAsia"/>
-        </w:rPr>
       </w:pPr>
       <w:r>
         <w:rPr>
@@ -40329,6 +40424,7 @@
         <w:pStyle w:val="tony-f5"/>
       </w:pPr>
       <w:r>
+        <w:lastRenderedPageBreak/>
         <w:t xml:space="preserve">groupadd </w:t>
       </w:r>
       <w:r>
@@ -40373,7 +40469,6 @@
         <w:rPr>
           <w:rFonts w:ascii="標楷體" w:hAnsi="標楷體" w:hint="eastAsia"/>
         </w:rPr>
-        <w:lastRenderedPageBreak/>
         <w:t>※</w:t>
       </w:r>
       <w:r>
@@ -41071,6 +41166,7 @@
         <w:pStyle w:val="tony-f1"/>
       </w:pPr>
       <w:r>
+        <w:lastRenderedPageBreak/>
         <w:t>[</w:t>
       </w:r>
       <w:r>
@@ -41130,7 +41226,6 @@
         <w:pStyle w:val="tony-f1"/>
       </w:pPr>
       <w:r>
-        <w:lastRenderedPageBreak/>
         <w:t>[</w:t>
       </w:r>
       <w:r>
@@ -42005,6 +42100,7 @@
               <w:rPr>
                 <w:rFonts w:hint="eastAsia"/>
               </w:rPr>
+              <w:lastRenderedPageBreak/>
               <w:t>-d</w:t>
             </w:r>
           </w:p>
@@ -42031,14 +42127,7 @@
               <w:rPr>
                 <w:rFonts w:hint="eastAsia"/>
               </w:rPr>
-              <w:t>檔中的使用者密碼，如此一來，該使用者即可不需</w:t>
-            </w:r>
-            <w:r>
-              <w:rPr>
-                <w:rFonts w:hint="eastAsia"/>
-              </w:rPr>
-              <w:lastRenderedPageBreak/>
-              <w:t>輸入密碼而能登入系統</w:t>
+              <w:t>檔中的使用者密碼，如此一來，該使用者即可不需輸入密碼而能登入系統</w:t>
             </w:r>
           </w:p>
         </w:tc>
@@ -42060,7 +42149,6 @@
               <w:rPr>
                 <w:rFonts w:hint="eastAsia"/>
               </w:rPr>
-              <w:lastRenderedPageBreak/>
               <w:t>-S</w:t>
             </w:r>
           </w:p>
@@ -42952,6 +43040,7 @@
         <w:rPr>
           <w:rFonts w:hint="eastAsia"/>
         </w:rPr>
+        <w:lastRenderedPageBreak/>
         <w:t xml:space="preserve">su - </w:t>
       </w:r>
       <w:r>
@@ -42969,7 +43058,6 @@
         <w:rPr>
           <w:rFonts w:hint="eastAsia"/>
         </w:rPr>
-        <w:lastRenderedPageBreak/>
         <w:t>所以建議大家</w:t>
       </w:r>
       <w:r>
@@ -43459,6 +43547,7 @@
               <w:rPr>
                 <w:rFonts w:hint="eastAsia"/>
               </w:rPr>
+              <w:lastRenderedPageBreak/>
               <w:t>-</w:t>
             </w:r>
           </w:p>
@@ -43476,14 +43565,7 @@
               <w:rPr>
                 <w:rFonts w:hint="eastAsia"/>
               </w:rPr>
-              <w:t>代表的是檔案，包括一般檔案、硬式連結檔、可執</w:t>
-            </w:r>
-            <w:r>
-              <w:rPr>
-                <w:rFonts w:hint="eastAsia"/>
-              </w:rPr>
-              <w:lastRenderedPageBreak/>
-              <w:t>行檔、壓縮檔等</w:t>
+              <w:t>代表的是檔案，包括一般檔案、硬式連結檔、可執行檔、壓縮檔等</w:t>
             </w:r>
           </w:p>
         </w:tc>
@@ -43507,7 +43589,6 @@
               <w:rPr>
                 <w:rFonts w:hint="eastAsia"/>
               </w:rPr>
-              <w:lastRenderedPageBreak/>
               <w:t>d</w:t>
             </w:r>
           </w:p>
@@ -44458,6 +44539,7 @@
         <w:rPr>
           <w:rFonts w:hint="eastAsia"/>
         </w:rPr>
+        <w:lastRenderedPageBreak/>
         <w:t>指令</w:t>
       </w:r>
       <w:r>
@@ -44490,7 +44572,6 @@
         <w:rPr>
           <w:rFonts w:hint="eastAsia"/>
         </w:rPr>
-        <w:lastRenderedPageBreak/>
         <w:t>指令語法：</w:t>
       </w:r>
     </w:p>
@@ -45408,7 +45489,6 @@
         <w:rPr>
           <w:rFonts w:hint="eastAsia"/>
         </w:rPr>
-        <w:lastRenderedPageBreak/>
         <w:t>數字模式：</w:t>
       </w:r>
     </w:p>
@@ -46524,6 +46604,7 @@
         <w:pStyle w:val="tony-f1"/>
       </w:pPr>
       <w:r>
+        <w:lastRenderedPageBreak/>
         <w:t>[</w:t>
       </w:r>
       <w:r>
@@ -46571,7 +46652,6 @@
         <w:pStyle w:val="tony-f1"/>
       </w:pPr>
       <w:r>
-        <w:lastRenderedPageBreak/>
         <w:t>[</w:t>
       </w:r>
       <w:r>
@@ -47363,9 +47443,6 @@
     <w:p>
       <w:pPr>
         <w:pStyle w:val="tony-f1"/>
-        <w:rPr>
-          <w:rFonts w:hint="eastAsia"/>
-        </w:rPr>
       </w:pPr>
       <w:r>
         <w:t>[</w:t>
@@ -47633,6 +47710,7 @@
         <w:pStyle w:val="tony-f1"/>
       </w:pPr>
       <w:r>
+        <w:lastRenderedPageBreak/>
         <w:t>[</w:t>
       </w:r>
       <w:r>
@@ -47722,7 +47800,6 @@
         <w:rPr>
           <w:rFonts w:hint="eastAsia"/>
         </w:rPr>
-        <w:lastRenderedPageBreak/>
         <w:t>(</w:t>
       </w:r>
       <w:r>
@@ -48777,6 +48854,7 @@
         <w:pStyle w:val="tony-f1"/>
       </w:pPr>
       <w:r>
+        <w:lastRenderedPageBreak/>
         <w:t>[</w:t>
       </w:r>
       <w:r>
@@ -48830,7 +48908,6 @@
         <w:pStyle w:val="tony-f1"/>
       </w:pPr>
       <w:r>
-        <w:lastRenderedPageBreak/>
         <w:t>[</w:t>
       </w:r>
       <w:r>
